--- a/Draft_Arah_Strategis_GloRI_QS_WUR.docx
+++ b/Draft_Arah_Strategis_GloRI_QS_WUR.docx
@@ -2,7 +2,7 @@
 <file path=word/document.xml><?xml version="1.0" encoding="utf-8"?>
 <w:document xmlns:w="http://schemas.openxmlformats.org/wordprocessingml/2006/main" xmlns:m="http://schemas.openxmlformats.org/officeDocument/2006/math" xmlns:r="http://schemas.openxmlformats.org/officeDocument/2006/relationships" xmlns:o="urn:schemas-microsoft-com:office:office" xmlns:v="urn:schemas-microsoft-com:vml" xmlns:w10="urn:schemas-microsoft-com:office:word" xmlns:a="http://schemas.openxmlformats.org/drawingml/2006/main" xmlns:pic="http://schemas.openxmlformats.org/drawingml/2006/picture" xmlns:wp="http://schemas.openxmlformats.org/drawingml/2006/wordprocessingDrawing">
   <w:body>
-    <w:bookmarkStart w:id="69" w:name="X5eec3c06064befa0403fd10092c65cae9f9b40f"/>
+    <w:bookmarkStart w:id="70" w:name="X5eec3c06064befa0403fd10092c65cae9f9b40f"/>
     <w:p>
       <w:pPr>
         <w:pStyle w:val="Heading1"/>
@@ -71,7 +71,7 @@
                 <w:b/>
                 <w:sz w:val="16"/>
               </w:rPr>
-              <w:t xml:space="preserve">DRAFT 0.1 untuk diskusi</w:t>
+              <w:t xml:space="preserve">DRAFT 0.2 untuk pembahasan dengan Direktur Eksekutif GloRI</w:t>
             </w:r>
             <w:r>
               <w:rPr>
@@ -206,6 +206,38 @@
                 <w:sz w:val="16"/>
               </w:rPr>
               <w:t xml:space="preserve">Cascading KPI GloRI (5 KPI, 2026-2030); Cascading Program GloRI 2027 (13 program, usulan anggaran Rp3 miliar)</w:t>
+            </w:r>
+          </w:p>
+        </w:tc>
+      </w:tr>
+      <w:tr>
+        <w:tc>
+          <w:tcPr/>
+          <w:p>
+            <w:pPr>
+              <w:pStyle w:val="Compact"/>
+              <w:jc w:val="left"/>
+            </w:pPr>
+            <w:r>
+              <w:rPr>
+                <w:sz w:val="16"/>
+              </w:rPr>
+              <w:t xml:space="preserve">Perubahan dari 0.1</w:t>
+            </w:r>
+          </w:p>
+        </w:tc>
+        <w:tc>
+          <w:tcPr/>
+          <w:p>
+            <w:pPr>
+              <w:pStyle w:val="Compact"/>
+              <w:jc w:val="left"/>
+            </w:pPr>
+            <w:r>
+              <w:rPr>
+                <w:sz w:val="16"/>
+              </w:rPr>
+              <w:t xml:space="preserve">Ukuran dampak, afiliasi Scopus, dan engagement akademisi dirinci (Bagian 4.3); pembagian peran dengan DMP ditambahkan (Bagian 5.5); pemilik afiliasi Scopus diganti dari LPPM/Perpustakaan menjadi DMP; usulan KPI bertambah menjadi U1 sampai U10</w:t>
             </w:r>
           </w:p>
         </w:tc>
@@ -410,6 +442,46 @@
         <w:t xml:space="preserve">Peringkat dan bobot QS berasal dari pencarian web dan belum diverifikasi ke dokumen resmi QS. Bagian Lampiran D memuat daftar verifikasi.</w:t>
       </w:r>
     </w:p>
+    <w:p>
+      <w:pPr>
+        <w:numPr>
+          <w:ilvl w:val="0"/>
+          <w:numId w:val="1001"/>
+        </w:numPr>
+        <w:pStyle w:val="Compact"/>
+      </w:pPr>
+      <w:r>
+        <w:rPr>
+          <w:bCs/>
+          <w:b/>
+        </w:rPr>
+        <w:t xml:space="preserve">DMP:</w:t>
+      </w:r>
+      <w:r>
+        <w:t xml:space="preserve"> </w:t>
+      </w:r>
+      <w:r>
+        <w:t xml:space="preserve">dokumen ini memakai nama</w:t>
+      </w:r>
+      <w:r>
+        <w:t xml:space="preserve"> </w:t>
+      </w:r>
+      <w:r>
+        <w:t xml:space="preserve">“</w:t>
+      </w:r>
+      <w:r>
+        <w:t xml:space="preserve">DMP</w:t>
+      </w:r>
+      <w:r>
+        <w:t xml:space="preserve">”</w:t>
+      </w:r>
+      <w:r>
+        <w:t xml:space="preserve"> </w:t>
+      </w:r>
+      <w:r>
+        <w:t xml:space="preserve">(Direktorat Manajemen Publikasi). Pencarian hanya menemukan Pusat Manajemen Publikasi (PMC) dengan fungsi pembinaan publikasi dan jurnal; apakah DMP adalah PMC yang sudah diubah namanya belum dapat dipastikan. [ISI: tugas dan fungsi DMP]</w:t>
+      </w:r>
+    </w:p>
     <w:bookmarkEnd w:id="20"/>
     <w:bookmarkStart w:id="21" w:name="ringkasan-eksekutif"/>
     <w:p>
@@ -575,6 +647,28 @@
       </w:r>
     </w:p>
     <w:p>
+      <w:pPr>
+        <w:numPr>
+          <w:ilvl w:val="0"/>
+          <w:numId w:val="1002"/>
+        </w:numPr>
+        <w:pStyle w:val="Compact"/>
+      </w:pPr>
+      <w:r>
+        <w:rPr>
+          <w:bCs/>
+          <w:b/>
+        </w:rPr>
+        <w:t xml:space="preserve">Pembagian dengan DMP:</w:t>
+      </w:r>
+      <w:r>
+        <w:t xml:space="preserve"> </w:t>
+      </w:r>
+      <w:r>
+        <w:t xml:space="preserve">dataset publikasi, audit afiliasi Scopus, dan pelatihan penulisan umum sebaiknya dimiliki DMP. GloRI memakai data itu dan memiliki klausul afiliasi di kontrak mitra, penandaan acknowledgment, serta engagement dengan akademisi. Program P3, P5, dan P12 berisiko tumpang tindih dengan DMP. [ISI: konfirmasi mandat DMP]</w:t>
+      </w:r>
+    </w:p>
+    <w:p>
       <w:r>
         <w:pict>
           <v:rect style="width:0;height:1.5pt" o:hralign="center" o:hrstd="t" o:hr="t"/>
@@ -8220,7 +8314,19 @@
         <w:pStyle w:val="FirstParagraph"/>
       </w:pPr>
       <w:r>
-        <w:t xml:space="preserve">Ini usulan, bukan KPI resmi. Target diisi setelah baseline tersedia. Jika KPI baru ditambahkan, bobot KPI yang ada (saat ini rata 20%) perlu disusun ulang agar totalnya tetap 100%.</w:t>
+        <w:t xml:space="preserve">Ini usulan, bukan KPI resmi. Target diisi setelah baseline tersedia. Jika KPI baru ditambahkan, bobot KPI yang ada (saat ini rata 20%) perlu disusun ulang agar totalnya tetap 100%. Seluruh ukuran berada di tingkat institusi; tidak ada target sitasi atau h-index per orang.</w:t>
+      </w:r>
+    </w:p>
+    <w:p>
+      <w:pPr>
+        <w:pStyle w:val="BodyText"/>
+      </w:pPr>
+      <w:r>
+        <w:rPr>
+          <w:bCs/>
+          <w:b/>
+        </w:rPr>
+        <w:t xml:space="preserve">A. Ukuran dampak</w:t>
       </w:r>
     </w:p>
     <w:tbl>
@@ -8239,13 +8345,15 @@
         </w:tblBorders>
       </w:tblPr>
       <w:tblGrid>
-        <w:gridCol w:w="1131"/>
-        <w:gridCol w:w="1131"/>
-        <w:gridCol w:w="1131"/>
-        <w:gridCol w:w="1131"/>
-        <w:gridCol w:w="1131"/>
-        <w:gridCol w:w="1131"/>
-        <w:gridCol w:w="1131"/>
+        <w:gridCol w:w="879"/>
+        <w:gridCol w:w="879"/>
+        <w:gridCol w:w="879"/>
+        <w:gridCol w:w="879"/>
+        <w:gridCol w:w="879"/>
+        <w:gridCol w:w="879"/>
+        <w:gridCol w:w="879"/>
+        <w:gridCol w:w="879"/>
+        <w:gridCol w:w="879"/>
       </w:tblGrid>
       <w:tr>
         <w:trPr>
@@ -8322,6 +8430,21 @@
               <w:rPr>
                 <w:sz w:val="16"/>
               </w:rPr>
+              <w:t xml:space="preserve">Sumber</w:t>
+            </w:r>
+          </w:p>
+        </w:tc>
+        <w:tc>
+          <w:tcPr/>
+          <w:p>
+            <w:pPr>
+              <w:pStyle w:val="Compact"/>
+              <w:jc w:val="left"/>
+            </w:pPr>
+            <w:r>
+              <w:rPr>
+                <w:sz w:val="16"/>
+              </w:rPr>
               <w:t xml:space="preserve">Baseline</w:t>
             </w:r>
           </w:p>
@@ -8356,6 +8479,21 @@
             </w:r>
           </w:p>
         </w:tc>
+        <w:tc>
+          <w:tcPr/>
+          <w:p>
+            <w:pPr>
+              <w:pStyle w:val="Compact"/>
+              <w:jc w:val="left"/>
+            </w:pPr>
+            <w:r>
+              <w:rPr>
+                <w:sz w:val="16"/>
+              </w:rPr>
+              <w:t xml:space="preserve">Peran GloRI</w:t>
+            </w:r>
+          </w:p>
+        </w:tc>
       </w:tr>
       <w:tr>
         <w:tc>
@@ -8414,7 +8552,22 @@
               <w:rPr>
                 <w:sz w:val="16"/>
               </w:rPr>
-              <w:t xml:space="preserve">Jumlah joint publication Q1/Q2 dibagi total joint publication</w:t>
+              <w:t xml:space="preserve">Joint publication Q1/Q2 dibagi total joint publication</w:t>
+            </w:r>
+          </w:p>
+        </w:tc>
+        <w:tc>
+          <w:tcPr/>
+          <w:p>
+            <w:pPr>
+              <w:pStyle w:val="Compact"/>
+              <w:jc w:val="left"/>
+            </w:pPr>
+            <w:r>
+              <w:rPr>
+                <w:sz w:val="16"/>
+              </w:rPr>
+              <w:t xml:space="preserve">Scopus/SciVal</w:t>
             </w:r>
           </w:p>
         </w:tc>
@@ -8459,7 +8612,22 @@
               <w:rPr>
                 <w:sz w:val="16"/>
               </w:rPr>
-              <w:t xml:space="preserve">GloRI, Perpustakaan</w:t>
+              <w:t xml:space="preserve">DMP</w:t>
+            </w:r>
+          </w:p>
+        </w:tc>
+        <w:tc>
+          <w:tcPr/>
+          <w:p>
+            <w:pPr>
+              <w:pStyle w:val="Compact"/>
+              <w:jc w:val="left"/>
+            </w:pPr>
+            <w:r>
+              <w:rPr>
+                <w:sz w:val="16"/>
+              </w:rPr>
+              <w:t xml:space="preserve">Melaporkan subset kolaborasi internasional</w:t>
             </w:r>
           </w:p>
         </w:tc>
@@ -8491,7 +8659,7 @@
               <w:rPr>
                 <w:sz w:val="16"/>
               </w:rPr>
-              <w:t xml:space="preserve">Field-Weighted Citation Impact joint publication (tingkat institusi)</w:t>
+              <w:t xml:space="preserve">Field-Weighted Citation Impact (FWCI) joint publication</w:t>
             </w:r>
           </w:p>
         </w:tc>
@@ -8521,7 +8689,22 @@
               <w:rPr>
                 <w:sz w:val="16"/>
               </w:rPr>
-              <w:t xml:space="preserve">FWCI joint publication GloRI di SciVal</w:t>
+              <w:t xml:space="preserve">FWCI rata-rata set joint publication; 1,0 setara rata-rata dunia [Pasti]</w:t>
+            </w:r>
+          </w:p>
+        </w:tc>
+        <w:tc>
+          <w:tcPr/>
+          <w:p>
+            <w:pPr>
+              <w:pStyle w:val="Compact"/>
+              <w:jc w:val="left"/>
+            </w:pPr>
+            <w:r>
+              <w:rPr>
+                <w:sz w:val="16"/>
+              </w:rPr>
+              <w:t xml:space="preserve">SciVal</w:t>
             </w:r>
           </w:p>
         </w:tc>
@@ -8566,7 +8749,507 @@
               <w:rPr>
                 <w:sz w:val="16"/>
               </w:rPr>
-              <w:t xml:space="preserve">Perpustakaan/LPPM</w:t>
+              <w:t xml:space="preserve">DMP</w:t>
+            </w:r>
+          </w:p>
+        </w:tc>
+        <w:tc>
+          <w:tcPr/>
+          <w:p>
+            <w:pPr>
+              <w:pStyle w:val="Compact"/>
+              <w:jc w:val="left"/>
+            </w:pPr>
+            <w:r>
+              <w:rPr>
+                <w:sz w:val="16"/>
+              </w:rPr>
+              <w:t xml:space="preserve">Menganalisis subset</w:t>
+            </w:r>
+          </w:p>
+        </w:tc>
+      </w:tr>
+      <w:tr>
+        <w:tc>
+          <w:tcPr/>
+          <w:p>
+            <w:pPr>
+              <w:pStyle w:val="Compact"/>
+              <w:jc w:val="left"/>
+            </w:pPr>
+            <w:r>
+              <w:rPr>
+                <w:sz w:val="16"/>
+              </w:rPr>
+              <w:t xml:space="preserve">U7</w:t>
+            </w:r>
+          </w:p>
+        </w:tc>
+        <w:tc>
+          <w:tcPr/>
+          <w:p>
+            <w:pPr>
+              <w:pStyle w:val="Compact"/>
+              <w:jc w:val="left"/>
+            </w:pPr>
+            <w:r>
+              <w:rPr>
+                <w:sz w:val="16"/>
+              </w:rPr>
+              <w:t xml:space="preserve">Persentase joint publication di 10% sitasi teratas</w:t>
+            </w:r>
+          </w:p>
+        </w:tc>
+        <w:tc>
+          <w:tcPr/>
+          <w:p>
+            <w:pPr>
+              <w:pStyle w:val="Compact"/>
+              <w:jc w:val="left"/>
+            </w:pPr>
+            <w:r>
+              <w:rPr>
+                <w:sz w:val="16"/>
+              </w:rPr>
+              <w:t xml:space="preserve">Citations per Faculty</w:t>
+            </w:r>
+          </w:p>
+        </w:tc>
+        <w:tc>
+          <w:tcPr/>
+          <w:p>
+            <w:pPr>
+              <w:pStyle w:val="Compact"/>
+              <w:jc w:val="left"/>
+            </w:pPr>
+            <w:r>
+              <w:rPr>
+                <w:sz w:val="16"/>
+              </w:rPr>
+              <w:t xml:space="preserve">Output pada persentil sitasi teratas dibagi total joint publication</w:t>
+            </w:r>
+          </w:p>
+        </w:tc>
+        <w:tc>
+          <w:tcPr/>
+          <w:p>
+            <w:pPr>
+              <w:pStyle w:val="Compact"/>
+              <w:jc w:val="left"/>
+            </w:pPr>
+            <w:r>
+              <w:rPr>
+                <w:sz w:val="16"/>
+              </w:rPr>
+              <w:t xml:space="preserve">SciVal</w:t>
+            </w:r>
+          </w:p>
+        </w:tc>
+        <w:tc>
+          <w:tcPr/>
+          <w:p>
+            <w:pPr>
+              <w:pStyle w:val="Compact"/>
+              <w:jc w:val="left"/>
+            </w:pPr>
+            <w:r>
+              <w:rPr>
+                <w:sz w:val="16"/>
+              </w:rPr>
+              <w:t xml:space="preserve">[ISI]</w:t>
+            </w:r>
+          </w:p>
+        </w:tc>
+        <w:tc>
+          <w:tcPr/>
+          <w:p>
+            <w:pPr>
+              <w:pStyle w:val="Compact"/>
+              <w:jc w:val="left"/>
+            </w:pPr>
+            <w:r>
+              <w:rPr>
+                <w:sz w:val="16"/>
+              </w:rPr>
+              <w:t xml:space="preserve">[ISI]</w:t>
+            </w:r>
+          </w:p>
+        </w:tc>
+        <w:tc>
+          <w:tcPr/>
+          <w:p>
+            <w:pPr>
+              <w:pStyle w:val="Compact"/>
+              <w:jc w:val="left"/>
+            </w:pPr>
+            <w:r>
+              <w:rPr>
+                <w:sz w:val="16"/>
+              </w:rPr>
+              <w:t xml:space="preserve">DMP</w:t>
+            </w:r>
+          </w:p>
+        </w:tc>
+        <w:tc>
+          <w:tcPr/>
+          <w:p>
+            <w:pPr>
+              <w:pStyle w:val="Compact"/>
+              <w:jc w:val="left"/>
+            </w:pPr>
+            <w:r>
+              <w:rPr>
+                <w:sz w:val="16"/>
+              </w:rPr>
+              <w:t xml:space="preserve">Menganalisis subset</w:t>
+            </w:r>
+          </w:p>
+        </w:tc>
+      </w:tr>
+      <w:tr>
+        <w:tc>
+          <w:tcPr/>
+          <w:p>
+            <w:pPr>
+              <w:pStyle w:val="Compact"/>
+              <w:jc w:val="left"/>
+            </w:pPr>
+            <w:r>
+              <w:rPr>
+                <w:sz w:val="16"/>
+              </w:rPr>
+              <w:t xml:space="preserve">U8</w:t>
+            </w:r>
+          </w:p>
+        </w:tc>
+        <w:tc>
+          <w:tcPr/>
+          <w:p>
+            <w:pPr>
+              <w:pStyle w:val="Compact"/>
+              <w:jc w:val="left"/>
+            </w:pPr>
+            <w:r>
+              <w:rPr>
+                <w:sz w:val="16"/>
+              </w:rPr>
+              <w:t xml:space="preserve">Persentase luaran yang didukung GloRI yang memuat kode acknowledgment dan afiliasi Unhas yang benar</w:t>
+            </w:r>
+          </w:p>
+        </w:tc>
+        <w:tc>
+          <w:tcPr/>
+          <w:p>
+            <w:pPr>
+              <w:pStyle w:val="Compact"/>
+              <w:jc w:val="left"/>
+            </w:pPr>
+            <w:r>
+              <w:rPr>
+                <w:sz w:val="16"/>
+              </w:rPr>
+              <w:t xml:space="preserve">Citations per Faculty; IRN</w:t>
+            </w:r>
+          </w:p>
+        </w:tc>
+        <w:tc>
+          <w:tcPr/>
+          <w:p>
+            <w:pPr>
+              <w:pStyle w:val="Compact"/>
+              <w:jc w:val="left"/>
+            </w:pPr>
+            <w:r>
+              <w:rPr>
+                <w:sz w:val="16"/>
+              </w:rPr>
+              <w:t xml:space="preserve">Luaran bertanda kode (misal</w:t>
+            </w:r>
+            <w:r>
+              <w:rPr>
+                <w:sz w:val="16"/>
+              </w:rPr>
+              <w:t xml:space="preserve"> </w:t>
+            </w:r>
+            <w:r>
+              <w:rPr>
+                <w:sz w:val="16"/>
+              </w:rPr>
+              <w:t xml:space="preserve">“</w:t>
+            </w:r>
+            <w:r>
+              <w:rPr>
+                <w:sz w:val="16"/>
+              </w:rPr>
+              <w:t xml:space="preserve">GloRI-2027-P5</w:t>
+            </w:r>
+            <w:r>
+              <w:rPr>
+                <w:sz w:val="16"/>
+              </w:rPr>
+              <w:t xml:space="preserve">”</w:t>
+            </w:r>
+            <w:r>
+              <w:rPr>
+                <w:sz w:val="16"/>
+              </w:rPr>
+              <w:t xml:space="preserve">) dengan afiliasi benar dibagi total luaran yang didukung</w:t>
+            </w:r>
+          </w:p>
+        </w:tc>
+        <w:tc>
+          <w:tcPr/>
+          <w:p>
+            <w:pPr>
+              <w:pStyle w:val="Compact"/>
+              <w:jc w:val="left"/>
+            </w:pPr>
+            <w:r>
+              <w:rPr>
+                <w:sz w:val="16"/>
+              </w:rPr>
+              <w:t xml:space="preserve">Pernyataan acknowledgment; Scopus</w:t>
+            </w:r>
+          </w:p>
+        </w:tc>
+        <w:tc>
+          <w:tcPr/>
+          <w:p>
+            <w:pPr>
+              <w:pStyle w:val="Compact"/>
+              <w:jc w:val="left"/>
+            </w:pPr>
+            <w:r>
+              <w:rPr>
+                <w:sz w:val="16"/>
+              </w:rPr>
+              <w:t xml:space="preserve">[ISI]</w:t>
+            </w:r>
+          </w:p>
+        </w:tc>
+        <w:tc>
+          <w:tcPr/>
+          <w:p>
+            <w:pPr>
+              <w:pStyle w:val="Compact"/>
+              <w:jc w:val="left"/>
+            </w:pPr>
+            <w:r>
+              <w:rPr>
+                <w:sz w:val="16"/>
+              </w:rPr>
+              <w:t xml:space="preserve">[ISI]</w:t>
+            </w:r>
+          </w:p>
+        </w:tc>
+        <w:tc>
+          <w:tcPr/>
+          <w:p>
+            <w:pPr>
+              <w:pStyle w:val="Compact"/>
+              <w:jc w:val="left"/>
+            </w:pPr>
+            <w:r>
+              <w:rPr>
+                <w:bCs/>
+                <w:b/>
+                <w:sz w:val="16"/>
+              </w:rPr>
+              <w:t xml:space="preserve">GloRI</w:t>
+            </w:r>
+          </w:p>
+        </w:tc>
+        <w:tc>
+          <w:tcPr/>
+          <w:p>
+            <w:pPr>
+              <w:pStyle w:val="Compact"/>
+              <w:jc w:val="left"/>
+            </w:pPr>
+            <w:r>
+              <w:rPr>
+                <w:sz w:val="16"/>
+              </w:rPr>
+              <w:t xml:space="preserve">Memiliki</w:t>
+            </w:r>
+          </w:p>
+        </w:tc>
+      </w:tr>
+    </w:tbl>
+    <w:p>
+      <w:pPr>
+        <w:pStyle w:val="BodyText"/>
+      </w:pPr>
+      <w:r>
+        <w:rPr>
+          <w:bCs/>
+          <w:b/>
+        </w:rPr>
+        <w:t xml:space="preserve">B. Afiliasi Scopus dan jaringan</w:t>
+      </w:r>
+    </w:p>
+    <w:tbl>
+      <w:tblPr>
+        <w:tblStyle w:val="Table"/>
+        <w:tblW w:type="pct" w:w="5000"/>
+        <w:tblLook w:firstRow="1" w:lastRow="0" w:firstColumn="0" w:lastColumn="0" w:noHBand="0" w:noVBand="0" w:val="0020"/>
+        <w:jc w:val="start"/>
+        <w:tblBorders>
+          <w:top w:val="single" w:sz="4" w:color="888888"/>
+          <w:left w:val="single" w:sz="4" w:color="888888"/>
+          <w:bottom w:val="single" w:sz="4" w:color="888888"/>
+          <w:right w:val="single" w:sz="4" w:color="888888"/>
+          <w:insideH w:val="single" w:sz="4" w:color="888888"/>
+          <w:insideV w:val="single" w:sz="4" w:color="888888"/>
+        </w:tblBorders>
+      </w:tblPr>
+      <w:tblGrid>
+        <w:gridCol w:w="879"/>
+        <w:gridCol w:w="879"/>
+        <w:gridCol w:w="879"/>
+        <w:gridCol w:w="879"/>
+        <w:gridCol w:w="879"/>
+        <w:gridCol w:w="879"/>
+        <w:gridCol w:w="879"/>
+        <w:gridCol w:w="879"/>
+        <w:gridCol w:w="879"/>
+      </w:tblGrid>
+      <w:tr>
+        <w:trPr>
+          <w:tblHeader w:val="true"/>
+        </w:trPr>
+        <w:tc>
+          <w:tcPr/>
+          <w:p>
+            <w:pPr>
+              <w:pStyle w:val="Compact"/>
+              <w:jc w:val="left"/>
+            </w:pPr>
+            <w:r>
+              <w:rPr>
+                <w:sz w:val="16"/>
+              </w:rPr>
+              <w:t xml:space="preserve">No</w:t>
+            </w:r>
+          </w:p>
+        </w:tc>
+        <w:tc>
+          <w:tcPr/>
+          <w:p>
+            <w:pPr>
+              <w:pStyle w:val="Compact"/>
+              <w:jc w:val="left"/>
+            </w:pPr>
+            <w:r>
+              <w:rPr>
+                <w:sz w:val="16"/>
+              </w:rPr>
+              <w:t xml:space="preserve">Usulan</w:t>
+            </w:r>
+          </w:p>
+        </w:tc>
+        <w:tc>
+          <w:tcPr/>
+          <w:p>
+            <w:pPr>
+              <w:pStyle w:val="Compact"/>
+              <w:jc w:val="left"/>
+            </w:pPr>
+            <w:r>
+              <w:rPr>
+                <w:sz w:val="16"/>
+              </w:rPr>
+              <w:t xml:space="preserve">Indikator QS</w:t>
+            </w:r>
+          </w:p>
+        </w:tc>
+        <w:tc>
+          <w:tcPr/>
+          <w:p>
+            <w:pPr>
+              <w:pStyle w:val="Compact"/>
+              <w:jc w:val="left"/>
+            </w:pPr>
+            <w:r>
+              <w:rPr>
+                <w:sz w:val="16"/>
+              </w:rPr>
+              <w:t xml:space="preserve">Rumus / ukuran</w:t>
+            </w:r>
+          </w:p>
+        </w:tc>
+        <w:tc>
+          <w:tcPr/>
+          <w:p>
+            <w:pPr>
+              <w:pStyle w:val="Compact"/>
+              <w:jc w:val="left"/>
+            </w:pPr>
+            <w:r>
+              <w:rPr>
+                <w:sz w:val="16"/>
+              </w:rPr>
+              <w:t xml:space="preserve">Sumber</w:t>
+            </w:r>
+          </w:p>
+        </w:tc>
+        <w:tc>
+          <w:tcPr/>
+          <w:p>
+            <w:pPr>
+              <w:pStyle w:val="Compact"/>
+              <w:jc w:val="left"/>
+            </w:pPr>
+            <w:r>
+              <w:rPr>
+                <w:sz w:val="16"/>
+              </w:rPr>
+              <w:t xml:space="preserve">Baseline</w:t>
+            </w:r>
+          </w:p>
+        </w:tc>
+        <w:tc>
+          <w:tcPr/>
+          <w:p>
+            <w:pPr>
+              <w:pStyle w:val="Compact"/>
+              <w:jc w:val="left"/>
+            </w:pPr>
+            <w:r>
+              <w:rPr>
+                <w:sz w:val="16"/>
+              </w:rPr>
+              <w:t xml:space="preserve">Target 2027</w:t>
+            </w:r>
+          </w:p>
+        </w:tc>
+        <w:tc>
+          <w:tcPr/>
+          <w:p>
+            <w:pPr>
+              <w:pStyle w:val="Compact"/>
+              <w:jc w:val="left"/>
+            </w:pPr>
+            <w:r>
+              <w:rPr>
+                <w:sz w:val="16"/>
+              </w:rPr>
+              <w:t xml:space="preserve">Pemilik data</w:t>
+            </w:r>
+          </w:p>
+        </w:tc>
+        <w:tc>
+          <w:tcPr/>
+          <w:p>
+            <w:pPr>
+              <w:pStyle w:val="Compact"/>
+              <w:jc w:val="left"/>
+            </w:pPr>
+            <w:r>
+              <w:rPr>
+                <w:sz w:val="16"/>
+              </w:rPr>
+              <w:t xml:space="preserve">Peran GloRI</w:t>
             </w:r>
           </w:p>
         </w:tc>
@@ -8643,6 +9326,21 @@
               <w:rPr>
                 <w:sz w:val="16"/>
               </w:rPr>
+              <w:t xml:space="preserve">Scopus/SciVal</w:t>
+            </w:r>
+          </w:p>
+        </w:tc>
+        <w:tc>
+          <w:tcPr/>
+          <w:p>
+            <w:pPr>
+              <w:pStyle w:val="Compact"/>
+              <w:jc w:val="left"/>
+            </w:pPr>
+            <w:r>
+              <w:rPr>
+                <w:sz w:val="16"/>
+              </w:rPr>
               <w:t xml:space="preserve">[ISI]</w:t>
             </w:r>
           </w:p>
@@ -8673,69 +9371,689 @@
               <w:rPr>
                 <w:sz w:val="16"/>
               </w:rPr>
+              <w:t xml:space="preserve">DMP menyediakan data; GloRI menganalisis</w:t>
+            </w:r>
+          </w:p>
+        </w:tc>
+        <w:tc>
+          <w:tcPr/>
+          <w:p>
+            <w:pPr>
+              <w:pStyle w:val="Compact"/>
+              <w:jc w:val="left"/>
+            </w:pPr>
+            <w:r>
+              <w:rPr>
+                <w:sz w:val="16"/>
+              </w:rPr>
+              <w:t xml:space="preserve">Memiliki analisis</w:t>
+            </w:r>
+          </w:p>
+        </w:tc>
+      </w:tr>
+      <w:tr>
+        <w:tc>
+          <w:tcPr/>
+          <w:p>
+            <w:pPr>
+              <w:pStyle w:val="Compact"/>
+              <w:jc w:val="left"/>
+            </w:pPr>
+            <w:r>
+              <w:rPr>
+                <w:sz w:val="16"/>
+              </w:rPr>
+              <w:t xml:space="preserve">U4</w:t>
+            </w:r>
+          </w:p>
+        </w:tc>
+        <w:tc>
+          <w:tcPr/>
+          <w:p>
+            <w:pPr>
+              <w:pStyle w:val="Compact"/>
+              <w:jc w:val="left"/>
+            </w:pPr>
+            <w:r>
+              <w:rPr>
+                <w:sz w:val="16"/>
+              </w:rPr>
+              <w:t xml:space="preserve">Persentase paper dosen Unhas dengan afiliasi baku dan benar di Scopus</w:t>
+            </w:r>
+          </w:p>
+        </w:tc>
+        <w:tc>
+          <w:tcPr/>
+          <w:p>
+            <w:pPr>
+              <w:pStyle w:val="Compact"/>
+              <w:jc w:val="left"/>
+            </w:pPr>
+            <w:r>
+              <w:rPr>
+                <w:sz w:val="16"/>
+              </w:rPr>
+              <w:t xml:space="preserve">Citations per Faculty; IRN</w:t>
+            </w:r>
+          </w:p>
+        </w:tc>
+        <w:tc>
+          <w:tcPr/>
+          <w:p>
+            <w:pPr>
+              <w:pStyle w:val="Compact"/>
+              <w:jc w:val="left"/>
+            </w:pPr>
+            <w:r>
+              <w:rPr>
+                <w:sz w:val="16"/>
+              </w:rPr>
+              <w:t xml:space="preserve">Paper terhubung ke afiliasi Unhas dibagi total paper dosen</w:t>
+            </w:r>
+          </w:p>
+        </w:tc>
+        <w:tc>
+          <w:tcPr/>
+          <w:p>
+            <w:pPr>
+              <w:pStyle w:val="Compact"/>
+              <w:jc w:val="left"/>
+            </w:pPr>
+            <w:r>
+              <w:rPr>
+                <w:sz w:val="16"/>
+              </w:rPr>
+              <w:t xml:space="preserve">Scopus</w:t>
+            </w:r>
+          </w:p>
+        </w:tc>
+        <w:tc>
+          <w:tcPr/>
+          <w:p>
+            <w:pPr>
+              <w:pStyle w:val="Compact"/>
+              <w:jc w:val="left"/>
+            </w:pPr>
+            <w:r>
+              <w:rPr>
+                <w:sz w:val="16"/>
+              </w:rPr>
+              <w:t xml:space="preserve">[ISI]</w:t>
+            </w:r>
+          </w:p>
+        </w:tc>
+        <w:tc>
+          <w:tcPr/>
+          <w:p>
+            <w:pPr>
+              <w:pStyle w:val="Compact"/>
+              <w:jc w:val="left"/>
+            </w:pPr>
+            <w:r>
+              <w:rPr>
+                <w:sz w:val="16"/>
+              </w:rPr>
+              <w:t xml:space="preserve">[ISI]</w:t>
+            </w:r>
+          </w:p>
+        </w:tc>
+        <w:tc>
+          <w:tcPr/>
+          <w:p>
+            <w:pPr>
+              <w:pStyle w:val="Compact"/>
+              <w:jc w:val="left"/>
+            </w:pPr>
+            <w:r>
+              <w:rPr>
+                <w:sz w:val="16"/>
+              </w:rPr>
+              <w:t xml:space="preserve">DMP</w:t>
+            </w:r>
+          </w:p>
+        </w:tc>
+        <w:tc>
+          <w:tcPr/>
+          <w:p>
+            <w:pPr>
+              <w:pStyle w:val="Compact"/>
+              <w:jc w:val="left"/>
+            </w:pPr>
+            <w:r>
+              <w:rPr>
+                <w:sz w:val="16"/>
+              </w:rPr>
+              <w:t xml:space="preserve">Mendukung (klausul mitra)</w:t>
+            </w:r>
+          </w:p>
+        </w:tc>
+      </w:tr>
+    </w:tbl>
+    <w:p>
+      <w:pPr>
+        <w:pStyle w:val="BodyText"/>
+      </w:pPr>
+      <w:r>
+        <w:rPr>
+          <w:bCs/>
+          <w:b/>
+        </w:rPr>
+        <w:t xml:space="preserve">C. Engagement dengan akademisi dan data lain</w:t>
+      </w:r>
+    </w:p>
+    <w:tbl>
+      <w:tblPr>
+        <w:tblStyle w:val="Table"/>
+        <w:tblW w:type="pct" w:w="5000"/>
+        <w:tblLook w:firstRow="1" w:lastRow="0" w:firstColumn="0" w:lastColumn="0" w:noHBand="0" w:noVBand="0" w:val="0020"/>
+        <w:jc w:val="start"/>
+        <w:tblBorders>
+          <w:top w:val="single" w:sz="4" w:color="888888"/>
+          <w:left w:val="single" w:sz="4" w:color="888888"/>
+          <w:bottom w:val="single" w:sz="4" w:color="888888"/>
+          <w:right w:val="single" w:sz="4" w:color="888888"/>
+          <w:insideH w:val="single" w:sz="4" w:color="888888"/>
+          <w:insideV w:val="single" w:sz="4" w:color="888888"/>
+        </w:tblBorders>
+      </w:tblPr>
+      <w:tblGrid>
+        <w:gridCol w:w="879"/>
+        <w:gridCol w:w="879"/>
+        <w:gridCol w:w="879"/>
+        <w:gridCol w:w="879"/>
+        <w:gridCol w:w="879"/>
+        <w:gridCol w:w="879"/>
+        <w:gridCol w:w="879"/>
+        <w:gridCol w:w="879"/>
+        <w:gridCol w:w="879"/>
+      </w:tblGrid>
+      <w:tr>
+        <w:trPr>
+          <w:tblHeader w:val="true"/>
+        </w:trPr>
+        <w:tc>
+          <w:tcPr/>
+          <w:p>
+            <w:pPr>
+              <w:pStyle w:val="Compact"/>
+              <w:jc w:val="left"/>
+            </w:pPr>
+            <w:r>
+              <w:rPr>
+                <w:sz w:val="16"/>
+              </w:rPr>
+              <w:t xml:space="preserve">No</w:t>
+            </w:r>
+          </w:p>
+        </w:tc>
+        <w:tc>
+          <w:tcPr/>
+          <w:p>
+            <w:pPr>
+              <w:pStyle w:val="Compact"/>
+              <w:jc w:val="left"/>
+            </w:pPr>
+            <w:r>
+              <w:rPr>
+                <w:sz w:val="16"/>
+              </w:rPr>
+              <w:t xml:space="preserve">Usulan</w:t>
+            </w:r>
+          </w:p>
+        </w:tc>
+        <w:tc>
+          <w:tcPr/>
+          <w:p>
+            <w:pPr>
+              <w:pStyle w:val="Compact"/>
+              <w:jc w:val="left"/>
+            </w:pPr>
+            <w:r>
+              <w:rPr>
+                <w:sz w:val="16"/>
+              </w:rPr>
+              <w:t xml:space="preserve">Indikator QS</w:t>
+            </w:r>
+          </w:p>
+        </w:tc>
+        <w:tc>
+          <w:tcPr/>
+          <w:p>
+            <w:pPr>
+              <w:pStyle w:val="Compact"/>
+              <w:jc w:val="left"/>
+            </w:pPr>
+            <w:r>
+              <w:rPr>
+                <w:sz w:val="16"/>
+              </w:rPr>
+              <w:t xml:space="preserve">Rumus / ukuran</w:t>
+            </w:r>
+          </w:p>
+        </w:tc>
+        <w:tc>
+          <w:tcPr/>
+          <w:p>
+            <w:pPr>
+              <w:pStyle w:val="Compact"/>
+              <w:jc w:val="left"/>
+            </w:pPr>
+            <w:r>
+              <w:rPr>
+                <w:sz w:val="16"/>
+              </w:rPr>
+              <w:t xml:space="preserve">Sumber</w:t>
+            </w:r>
+          </w:p>
+        </w:tc>
+        <w:tc>
+          <w:tcPr/>
+          <w:p>
+            <w:pPr>
+              <w:pStyle w:val="Compact"/>
+              <w:jc w:val="left"/>
+            </w:pPr>
+            <w:r>
+              <w:rPr>
+                <w:sz w:val="16"/>
+              </w:rPr>
+              <w:t xml:space="preserve">Baseline</w:t>
+            </w:r>
+          </w:p>
+        </w:tc>
+        <w:tc>
+          <w:tcPr/>
+          <w:p>
+            <w:pPr>
+              <w:pStyle w:val="Compact"/>
+              <w:jc w:val="left"/>
+            </w:pPr>
+            <w:r>
+              <w:rPr>
+                <w:sz w:val="16"/>
+              </w:rPr>
+              <w:t xml:space="preserve">Target 2027</w:t>
+            </w:r>
+          </w:p>
+        </w:tc>
+        <w:tc>
+          <w:tcPr/>
+          <w:p>
+            <w:pPr>
+              <w:pStyle w:val="Compact"/>
+              <w:jc w:val="left"/>
+            </w:pPr>
+            <w:r>
+              <w:rPr>
+                <w:sz w:val="16"/>
+              </w:rPr>
+              <w:t xml:space="preserve">Pemilik data</w:t>
+            </w:r>
+          </w:p>
+        </w:tc>
+        <w:tc>
+          <w:tcPr/>
+          <w:p>
+            <w:pPr>
+              <w:pStyle w:val="Compact"/>
+              <w:jc w:val="left"/>
+            </w:pPr>
+            <w:r>
+              <w:rPr>
+                <w:sz w:val="16"/>
+              </w:rPr>
+              <w:t xml:space="preserve">Peran GloRI</w:t>
+            </w:r>
+          </w:p>
+        </w:tc>
+      </w:tr>
+      <w:tr>
+        <w:tc>
+          <w:tcPr/>
+          <w:p>
+            <w:pPr>
+              <w:pStyle w:val="Compact"/>
+              <w:jc w:val="left"/>
+            </w:pPr>
+            <w:r>
+              <w:rPr>
+                <w:sz w:val="16"/>
+              </w:rPr>
+              <w:t xml:space="preserve">U5</w:t>
+            </w:r>
+          </w:p>
+        </w:tc>
+        <w:tc>
+          <w:tcPr/>
+          <w:p>
+            <w:pPr>
+              <w:pStyle w:val="Compact"/>
+              <w:jc w:val="left"/>
+            </w:pPr>
+            <w:r>
+              <w:rPr>
+                <w:sz w:val="16"/>
+              </w:rPr>
+              <w:t xml:space="preserve">Jumlah kontak akademisi mitra yang diserahkan ke QS melalui jalur resmi</w:t>
+            </w:r>
+          </w:p>
+        </w:tc>
+        <w:tc>
+          <w:tcPr/>
+          <w:p>
+            <w:pPr>
+              <w:pStyle w:val="Compact"/>
+              <w:jc w:val="left"/>
+            </w:pPr>
+            <w:r>
+              <w:rPr>
+                <w:sz w:val="16"/>
+              </w:rPr>
+              <w:t xml:space="preserve">Academic Reputation</w:t>
+            </w:r>
+          </w:p>
+        </w:tc>
+        <w:tc>
+          <w:tcPr/>
+          <w:p>
+            <w:pPr>
+              <w:pStyle w:val="Compact"/>
+              <w:jc w:val="left"/>
+            </w:pPr>
+            <w:r>
+              <w:rPr>
+                <w:sz w:val="16"/>
+              </w:rPr>
+              <w:t xml:space="preserve">Kontak nyata yang diserahkan; wajib mengikuti aturan QS dan tidak meminta suara</w:t>
+            </w:r>
+          </w:p>
+        </w:tc>
+        <w:tc>
+          <w:tcPr/>
+          <w:p>
+            <w:pPr>
+              <w:pStyle w:val="Compact"/>
+              <w:jc w:val="left"/>
+            </w:pPr>
+            <w:r>
+              <w:rPr>
+                <w:sz w:val="16"/>
+              </w:rPr>
+              <w:t xml:space="preserve">Daftar kontak GloRI</w:t>
+            </w:r>
+          </w:p>
+        </w:tc>
+        <w:tc>
+          <w:tcPr/>
+          <w:p>
+            <w:pPr>
+              <w:pStyle w:val="Compact"/>
+              <w:jc w:val="left"/>
+            </w:pPr>
+            <w:r>
+              <w:rPr>
+                <w:sz w:val="16"/>
+              </w:rPr>
+              <w:t xml:space="preserve">[ISI]</w:t>
+            </w:r>
+          </w:p>
+        </w:tc>
+        <w:tc>
+          <w:tcPr/>
+          <w:p>
+            <w:pPr>
+              <w:pStyle w:val="Compact"/>
+              <w:jc w:val="left"/>
+            </w:pPr>
+            <w:r>
+              <w:rPr>
+                <w:sz w:val="16"/>
+              </w:rPr>
+              <w:t xml:space="preserve">[ISI]</w:t>
+            </w:r>
+          </w:p>
+        </w:tc>
+        <w:tc>
+          <w:tcPr/>
+          <w:p>
+            <w:pPr>
+              <w:pStyle w:val="Compact"/>
+              <w:jc w:val="left"/>
+            </w:pPr>
+            <w:r>
+              <w:rPr>
+                <w:sz w:val="16"/>
+              </w:rPr>
+              <w:t xml:space="preserve">GloRI, Humas</w:t>
+            </w:r>
+          </w:p>
+        </w:tc>
+        <w:tc>
+          <w:tcPr/>
+          <w:p>
+            <w:pPr>
+              <w:pStyle w:val="Compact"/>
+              <w:jc w:val="left"/>
+            </w:pPr>
+            <w:r>
+              <w:rPr>
+                <w:sz w:val="16"/>
+              </w:rPr>
+              <w:t xml:space="preserve">Memiliki</w:t>
+            </w:r>
+          </w:p>
+        </w:tc>
+      </w:tr>
+      <w:tr>
+        <w:tc>
+          <w:tcPr/>
+          <w:p>
+            <w:pPr>
+              <w:pStyle w:val="Compact"/>
+              <w:jc w:val="left"/>
+            </w:pPr>
+            <w:r>
+              <w:rPr>
+                <w:sz w:val="16"/>
+              </w:rPr>
+              <w:t xml:space="preserve">U9</w:t>
+            </w:r>
+          </w:p>
+        </w:tc>
+        <w:tc>
+          <w:tcPr/>
+          <w:p>
+            <w:pPr>
+              <w:pStyle w:val="Compact"/>
+              <w:jc w:val="left"/>
+            </w:pPr>
+            <w:r>
+              <w:rPr>
+                <w:sz w:val="16"/>
+              </w:rPr>
+              <w:t xml:space="preserve">Jumlah akademisi internasional unik yang terlibat, dan yang terlibat dua kali atau lebih</w:t>
+            </w:r>
+          </w:p>
+        </w:tc>
+        <w:tc>
+          <w:tcPr/>
+          <w:p>
+            <w:pPr>
+              <w:pStyle w:val="Compact"/>
+              <w:jc w:val="left"/>
+            </w:pPr>
+            <w:r>
+              <w:rPr>
+                <w:sz w:val="16"/>
+              </w:rPr>
+              <w:t xml:space="preserve">Academic Reputation</w:t>
+            </w:r>
+          </w:p>
+        </w:tc>
+        <w:tc>
+          <w:tcPr/>
+          <w:p>
+            <w:pPr>
+              <w:pStyle w:val="Compact"/>
+              <w:jc w:val="left"/>
+            </w:pPr>
+            <w:r>
+              <w:rPr>
+                <w:sz w:val="16"/>
+              </w:rPr>
+              <w:t xml:space="preserve">Akademisi dengan interaksi tercatat (forum, webinar bersama, usulan ko-penulis, kunjungan); bukan jumlah kehadiran</w:t>
+            </w:r>
+          </w:p>
+        </w:tc>
+        <w:tc>
+          <w:tcPr/>
+          <w:p>
+            <w:pPr>
+              <w:pStyle w:val="Compact"/>
+              <w:jc w:val="left"/>
+            </w:pPr>
+            <w:r>
+              <w:rPr>
+                <w:sz w:val="16"/>
+              </w:rPr>
+              <w:t xml:space="preserve">Catatan kegiatan GloRI</w:t>
+            </w:r>
+          </w:p>
+        </w:tc>
+        <w:tc>
+          <w:tcPr/>
+          <w:p>
+            <w:pPr>
+              <w:pStyle w:val="Compact"/>
+              <w:jc w:val="left"/>
+            </w:pPr>
+            <w:r>
+              <w:rPr>
+                <w:sz w:val="16"/>
+              </w:rPr>
+              <w:t xml:space="preserve">[ISI]</w:t>
+            </w:r>
+          </w:p>
+        </w:tc>
+        <w:tc>
+          <w:tcPr/>
+          <w:p>
+            <w:pPr>
+              <w:pStyle w:val="Compact"/>
+              <w:jc w:val="left"/>
+            </w:pPr>
+            <w:r>
+              <w:rPr>
+                <w:sz w:val="16"/>
+              </w:rPr>
+              <w:t xml:space="preserve">[ISI]</w:t>
+            </w:r>
+          </w:p>
+        </w:tc>
+        <w:tc>
+          <w:tcPr/>
+          <w:p>
+            <w:pPr>
+              <w:pStyle w:val="Compact"/>
+              <w:jc w:val="left"/>
+            </w:pPr>
+            <w:r>
+              <w:rPr>
+                <w:sz w:val="16"/>
+              </w:rPr>
               <w:t xml:space="preserve">GloRI</w:t>
             </w:r>
           </w:p>
         </w:tc>
-      </w:tr>
-      <w:tr>
-        <w:tc>
-          <w:tcPr/>
-          <w:p>
-            <w:pPr>
-              <w:pStyle w:val="Compact"/>
-              <w:jc w:val="left"/>
-            </w:pPr>
-            <w:r>
-              <w:rPr>
-                <w:sz w:val="16"/>
-              </w:rPr>
-              <w:t xml:space="preserve">U4</w:t>
-            </w:r>
-          </w:p>
-        </w:tc>
-        <w:tc>
-          <w:tcPr/>
-          <w:p>
-            <w:pPr>
-              <w:pStyle w:val="Compact"/>
-              <w:jc w:val="left"/>
-            </w:pPr>
-            <w:r>
-              <w:rPr>
-                <w:sz w:val="16"/>
-              </w:rPr>
-              <w:t xml:space="preserve">Persentase paper dosen Unhas dengan afiliasi baku dan benar di Scopus</w:t>
-            </w:r>
-          </w:p>
-        </w:tc>
-        <w:tc>
-          <w:tcPr/>
-          <w:p>
-            <w:pPr>
-              <w:pStyle w:val="Compact"/>
-              <w:jc w:val="left"/>
-            </w:pPr>
-            <w:r>
-              <w:rPr>
-                <w:sz w:val="16"/>
-              </w:rPr>
-              <w:t xml:space="preserve">Citations per Faculty; IRN</w:t>
-            </w:r>
-          </w:p>
-        </w:tc>
-        <w:tc>
-          <w:tcPr/>
-          <w:p>
-            <w:pPr>
-              <w:pStyle w:val="Compact"/>
-              <w:jc w:val="left"/>
-            </w:pPr>
-            <w:r>
-              <w:rPr>
-                <w:sz w:val="16"/>
-              </w:rPr>
-              <w:t xml:space="preserve">Paper terhubung ke afiliasi Unhas dibagi total paper</w:t>
+        <w:tc>
+          <w:tcPr/>
+          <w:p>
+            <w:pPr>
+              <w:pStyle w:val="Compact"/>
+              <w:jc w:val="left"/>
+            </w:pPr>
+            <w:r>
+              <w:rPr>
+                <w:sz w:val="16"/>
+              </w:rPr>
+              <w:t xml:space="preserve">Memiliki</w:t>
+            </w:r>
+          </w:p>
+        </w:tc>
+      </w:tr>
+      <w:tr>
+        <w:tc>
+          <w:tcPr/>
+          <w:p>
+            <w:pPr>
+              <w:pStyle w:val="Compact"/>
+              <w:jc w:val="left"/>
+            </w:pPr>
+            <w:r>
+              <w:rPr>
+                <w:sz w:val="16"/>
+              </w:rPr>
+              <w:t xml:space="preserve">U10</w:t>
+            </w:r>
+          </w:p>
+        </w:tc>
+        <w:tc>
+          <w:tcPr/>
+          <w:p>
+            <w:pPr>
+              <w:pStyle w:val="Compact"/>
+              <w:jc w:val="left"/>
+            </w:pPr>
+            <w:r>
+              <w:rPr>
+                <w:sz w:val="16"/>
+              </w:rPr>
+              <w:t xml:space="preserve">Peran editorial dan keynote peneliti Unhas pada jurnal dan konferensi internasional bidang unggulan</w:t>
+            </w:r>
+          </w:p>
+        </w:tc>
+        <w:tc>
+          <w:tcPr/>
+          <w:p>
+            <w:pPr>
+              <w:pStyle w:val="Compact"/>
+              <w:jc w:val="left"/>
+            </w:pPr>
+            <w:r>
+              <w:rPr>
+                <w:sz w:val="16"/>
+              </w:rPr>
+              <w:t xml:space="preserve">Academic Reputation</w:t>
+            </w:r>
+          </w:p>
+        </w:tc>
+        <w:tc>
+          <w:tcPr/>
+          <w:p>
+            <w:pPr>
+              <w:pStyle w:val="Compact"/>
+              <w:jc w:val="left"/>
+            </w:pPr>
+            <w:r>
+              <w:rPr>
+                <w:sz w:val="16"/>
+              </w:rPr>
+              <w:t xml:space="preserve">Jumlah peran per tahun</w:t>
+            </w:r>
+          </w:p>
+        </w:tc>
+        <w:tc>
+          <w:tcPr/>
+          <w:p>
+            <w:pPr>
+              <w:pStyle w:val="Compact"/>
+              <w:jc w:val="left"/>
+            </w:pPr>
+            <w:r>
+              <w:rPr>
+                <w:sz w:val="16"/>
+              </w:rPr>
+              <w:t xml:space="preserve">Data peneliti; DMP untuk jurnal</w:t>
             </w:r>
           </w:p>
         </w:tc>
@@ -8780,69 +10098,99 @@
               <w:rPr>
                 <w:sz w:val="16"/>
               </w:rPr>
-              <w:t xml:space="preserve">LPPM/Perpustakaan; GloRI mendukung</w:t>
-            </w:r>
-          </w:p>
-        </w:tc>
-      </w:tr>
-      <w:tr>
-        <w:tc>
-          <w:tcPr/>
-          <w:p>
-            <w:pPr>
-              <w:pStyle w:val="Compact"/>
-              <w:jc w:val="left"/>
-            </w:pPr>
-            <w:r>
-              <w:rPr>
-                <w:sz w:val="16"/>
-              </w:rPr>
-              <w:t xml:space="preserve">U5</w:t>
-            </w:r>
-          </w:p>
-        </w:tc>
-        <w:tc>
-          <w:tcPr/>
-          <w:p>
-            <w:pPr>
-              <w:pStyle w:val="Compact"/>
-              <w:jc w:val="left"/>
-            </w:pPr>
-            <w:r>
-              <w:rPr>
-                <w:sz w:val="16"/>
-              </w:rPr>
-              <w:t xml:space="preserve">Jumlah akademisi mitra internasional terdaftar sebagai kontak survei QS melalui jalur resmi</w:t>
-            </w:r>
-          </w:p>
-        </w:tc>
-        <w:tc>
-          <w:tcPr/>
-          <w:p>
-            <w:pPr>
-              <w:pStyle w:val="Compact"/>
-              <w:jc w:val="left"/>
-            </w:pPr>
-            <w:r>
-              <w:rPr>
-                <w:sz w:val="16"/>
-              </w:rPr>
-              <w:t xml:space="preserve">Academic Reputation</w:t>
-            </w:r>
-          </w:p>
-        </w:tc>
-        <w:tc>
-          <w:tcPr/>
-          <w:p>
-            <w:pPr>
-              <w:pStyle w:val="Compact"/>
-              <w:jc w:val="left"/>
-            </w:pPr>
-            <w:r>
-              <w:rPr>
-                <w:sz w:val="16"/>
-              </w:rPr>
-              <w:t xml:space="preserve">Kontak yang diserahkan; wajib mengikuti aturan QS dan tidak meminta suara</w:t>
+              <w:t xml:space="preserve">GloRI/DMP</w:t>
+            </w:r>
+          </w:p>
+        </w:tc>
+        <w:tc>
+          <w:tcPr/>
+          <w:p>
+            <w:pPr>
+              <w:pStyle w:val="Compact"/>
+              <w:jc w:val="left"/>
+            </w:pPr>
+            <w:r>
+              <w:rPr>
+                <w:sz w:val="16"/>
+              </w:rPr>
+              <w:t xml:space="preserve">Memiliki sebagian</w:t>
+            </w:r>
+          </w:p>
+        </w:tc>
+      </w:tr>
+      <w:tr>
+        <w:tc>
+          <w:tcPr/>
+          <w:p>
+            <w:pPr>
+              <w:pStyle w:val="Compact"/>
+              <w:jc w:val="left"/>
+            </w:pPr>
+            <w:r>
+              <w:rPr>
+                <w:sz w:val="16"/>
+              </w:rPr>
+              <w:t xml:space="preserve">U6</w:t>
+            </w:r>
+          </w:p>
+        </w:tc>
+        <w:tc>
+          <w:tcPr/>
+          <w:p>
+            <w:pPr>
+              <w:pStyle w:val="Compact"/>
+              <w:jc w:val="left"/>
+            </w:pPr>
+            <w:r>
+              <w:rPr>
+                <w:sz w:val="16"/>
+              </w:rPr>
+              <w:t xml:space="preserve">Peneliti/dosen asing yang memenuhi definisi QS</w:t>
+            </w:r>
+          </w:p>
+        </w:tc>
+        <w:tc>
+          <w:tcPr/>
+          <w:p>
+            <w:pPr>
+              <w:pStyle w:val="Compact"/>
+              <w:jc w:val="left"/>
+            </w:pPr>
+            <w:r>
+              <w:rPr>
+                <w:sz w:val="16"/>
+              </w:rPr>
+              <w:t xml:space="preserve">International Faculty Ratio</w:t>
+            </w:r>
+          </w:p>
+        </w:tc>
+        <w:tc>
+          <w:tcPr/>
+          <w:p>
+            <w:pPr>
+              <w:pStyle w:val="Compact"/>
+              <w:jc w:val="left"/>
+            </w:pPr>
+            <w:r>
+              <w:rPr>
+                <w:sz w:val="16"/>
+              </w:rPr>
+              <w:t xml:space="preserve">FTE sesuai definisi QS</w:t>
+            </w:r>
+          </w:p>
+        </w:tc>
+        <w:tc>
+          <w:tcPr/>
+          <w:p>
+            <w:pPr>
+              <w:pStyle w:val="Compact"/>
+              <w:jc w:val="left"/>
+            </w:pPr>
+            <w:r>
+              <w:rPr>
+                <w:sz w:val="16"/>
+              </w:rPr>
+              <w:t xml:space="preserve">Data SDM</w:t>
             </w:r>
           </w:p>
         </w:tc>
@@ -8887,114 +10235,22 @@
               <w:rPr>
                 <w:sz w:val="16"/>
               </w:rPr>
-              <w:t xml:space="preserve">GloRI, Humas</w:t>
-            </w:r>
-          </w:p>
-        </w:tc>
-      </w:tr>
-      <w:tr>
-        <w:tc>
-          <w:tcPr/>
-          <w:p>
-            <w:pPr>
-              <w:pStyle w:val="Compact"/>
-              <w:jc w:val="left"/>
-            </w:pPr>
-            <w:r>
-              <w:rPr>
-                <w:sz w:val="16"/>
-              </w:rPr>
-              <w:t xml:space="preserve">U6</w:t>
-            </w:r>
-          </w:p>
-        </w:tc>
-        <w:tc>
-          <w:tcPr/>
-          <w:p>
-            <w:pPr>
-              <w:pStyle w:val="Compact"/>
-              <w:jc w:val="left"/>
-            </w:pPr>
-            <w:r>
-              <w:rPr>
-                <w:sz w:val="16"/>
-              </w:rPr>
-              <w:t xml:space="preserve">Peneliti/dosen asing yang memenuhi definisi QS</w:t>
-            </w:r>
-          </w:p>
-        </w:tc>
-        <w:tc>
-          <w:tcPr/>
-          <w:p>
-            <w:pPr>
-              <w:pStyle w:val="Compact"/>
-              <w:jc w:val="left"/>
-            </w:pPr>
-            <w:r>
-              <w:rPr>
-                <w:sz w:val="16"/>
-              </w:rPr>
-              <w:t xml:space="preserve">International Faculty Ratio</w:t>
-            </w:r>
-          </w:p>
-        </w:tc>
-        <w:tc>
-          <w:tcPr/>
-          <w:p>
-            <w:pPr>
-              <w:pStyle w:val="Compact"/>
-              <w:jc w:val="left"/>
-            </w:pPr>
-            <w:r>
-              <w:rPr>
-                <w:sz w:val="16"/>
-              </w:rPr>
-              <w:t xml:space="preserve">FTE sesuai definisi QS</w:t>
-            </w:r>
-          </w:p>
-        </w:tc>
-        <w:tc>
-          <w:tcPr/>
-          <w:p>
-            <w:pPr>
-              <w:pStyle w:val="Compact"/>
-              <w:jc w:val="left"/>
-            </w:pPr>
-            <w:r>
-              <w:rPr>
-                <w:sz w:val="16"/>
-              </w:rPr>
-              <w:t xml:space="preserve">[ISI]</w:t>
-            </w:r>
-          </w:p>
-        </w:tc>
-        <w:tc>
-          <w:tcPr/>
-          <w:p>
-            <w:pPr>
-              <w:pStyle w:val="Compact"/>
-              <w:jc w:val="left"/>
-            </w:pPr>
-            <w:r>
-              <w:rPr>
-                <w:sz w:val="16"/>
-              </w:rPr>
-              <w:t xml:space="preserve">[ISI]</w:t>
-            </w:r>
-          </w:p>
-        </w:tc>
-        <w:tc>
-          <w:tcPr/>
-          <w:p>
-            <w:pPr>
-              <w:pStyle w:val="Compact"/>
-              <w:jc w:val="left"/>
-            </w:pPr>
-            <w:r>
-              <w:rPr>
-                <w:sz w:val="16"/>
-              </w:rPr>
-              <w:t xml:space="preserve">SDM; GloRI mendukung</w:t>
+              <w:t xml:space="preserve">SDM</w:t>
+            </w:r>
+          </w:p>
+        </w:tc>
+        <w:tc>
+          <w:tcPr/>
+          <w:p>
+            <w:pPr>
+              <w:pStyle w:val="Compact"/>
+              <w:jc w:val="left"/>
+            </w:pPr>
+            <w:r>
+              <w:rPr>
+                <w:sz w:val="16"/>
+              </w:rPr>
+              <w:t xml:space="preserve">Mendukung</w:t>
             </w:r>
           </w:p>
         </w:tc>
@@ -9009,7 +10265,7 @@
     </w:p>
     <w:bookmarkEnd w:id="39"/>
     <w:bookmarkEnd w:id="40"/>
-    <w:bookmarkStart w:id="45" w:name="X6f67fa79ef058e178523c01824531ab64eaa3cd"/>
+    <w:bookmarkStart w:id="46" w:name="X6f67fa79ef058e178523c01824531ab64eaa3cd"/>
     <w:p>
       <w:pPr>
         <w:pStyle w:val="Heading2"/>
@@ -9690,7 +10946,7 @@
               <w:rPr>
                 <w:sz w:val="16"/>
               </w:rPr>
-              <w:t xml:space="preserve">Konsolidasi afiliasi Scopus dan data kolaborasi</w:t>
+              <w:t xml:space="preserve">Konsolidasi afiliasi Scopus dan data kolaborasi (DMP: audit dan koreksi; GloRI: klausul afiliasi di kontrak mitra, penandaan acknowledgment, dan pengecekan luaran GloRI)</w:t>
             </w:r>
           </w:p>
         </w:tc>
@@ -9735,7 +10991,7 @@
               <w:rPr>
                 <w:sz w:val="16"/>
               </w:rPr>
-              <w:t xml:space="preserve">Tidak ada (usul U4)</w:t>
+              <w:t xml:space="preserve">Tidak ada (usul U4, U8)</w:t>
             </w:r>
           </w:p>
         </w:tc>
@@ -9758,7 +11014,7 @@
               <w:rPr>
                 <w:sz w:val="16"/>
               </w:rPr>
-              <w:t xml:space="preserve">; mendukung LPPM/Perpustakaan</w:t>
+              <w:t xml:space="preserve">; mendukung DMP (usulan U4, U8)</w:t>
             </w:r>
           </w:p>
         </w:tc>
@@ -10355,6 +11611,68 @@
                 <w:sz w:val="16"/>
               </w:rPr>
               <w:t xml:space="preserve">GloRI hanya mendukung dari sisi riset</w:t>
+            </w:r>
+          </w:p>
+        </w:tc>
+      </w:tr>
+      <w:tr>
+        <w:tc>
+          <w:tcPr/>
+          <w:p>
+            <w:pPr>
+              <w:pStyle w:val="Compact"/>
+              <w:jc w:val="left"/>
+            </w:pPr>
+            <w:r>
+              <w:rPr>
+                <w:sz w:val="16"/>
+              </w:rPr>
+              <w:t xml:space="preserve">Dataset publikasi, audit afiliasi Scopus, pelatihan penulisan umum</w:t>
+            </w:r>
+          </w:p>
+        </w:tc>
+        <w:tc>
+          <w:tcPr/>
+          <w:p>
+            <w:pPr>
+              <w:pStyle w:val="Compact"/>
+              <w:jc w:val="left"/>
+            </w:pPr>
+            <w:r>
+              <w:rPr>
+                <w:sz w:val="16"/>
+              </w:rPr>
+              <w:t xml:space="preserve">Menyentuh Citations per Faculty (20%)</w:t>
+            </w:r>
+          </w:p>
+        </w:tc>
+        <w:tc>
+          <w:tcPr/>
+          <w:p>
+            <w:pPr>
+              <w:pStyle w:val="Compact"/>
+              <w:jc w:val="left"/>
+            </w:pPr>
+            <w:r>
+              <w:rPr>
+                <w:sz w:val="16"/>
+              </w:rPr>
+              <w:t xml:space="preserve">DMP</w:t>
+            </w:r>
+          </w:p>
+        </w:tc>
+        <w:tc>
+          <w:tcPr/>
+          <w:p>
+            <w:pPr>
+              <w:pStyle w:val="Compact"/>
+              <w:jc w:val="left"/>
+            </w:pPr>
+            <w:r>
+              <w:rPr>
+                <w:sz w:val="16"/>
+              </w:rPr>
+              <w:t xml:space="preserve">GloRI memakai datanya dan tidak membangun sendiri; lihat 5.5</w:t>
             </w:r>
           </w:p>
         </w:tc>
@@ -10424,6 +11742,763 @@
         <w:t xml:space="preserve">Pengisian kontak survei QS harus mengikuti aturan QS dan tidak boleh meminta suara. [Menebak] mekanisme resminya; cek panduan QS.</w:t>
       </w:r>
     </w:p>
+    <w:bookmarkEnd w:id="44"/>
+    <w:bookmarkStart w:id="45" w:name="pembagian-peran-dengan-dmp"/>
+    <w:p>
+      <w:pPr>
+        <w:pStyle w:val="Heading3"/>
+      </w:pPr>
+      <w:r>
+        <w:t xml:space="preserve">5.5 Pembagian peran dengan DMP</w:t>
+      </w:r>
+    </w:p>
+    <w:p>
+      <w:pPr>
+        <w:pStyle w:val="FirstParagraph"/>
+      </w:pPr>
+      <w:r>
+        <w:t xml:space="preserve">Pembagian ini adalah usulan; mandat DMP belum dikonfirmasi. [ISI: tugas dan fungsi DMP] Prinsipnya: satu pemilik untuk setiap data, GloRI memakai data DMP dan tidak membangun yang sama.</w:t>
+      </w:r>
+    </w:p>
+    <w:tbl>
+      <w:tblPr>
+        <w:tblStyle w:val="Table"/>
+        <w:tblW w:type="pct" w:w="5000"/>
+        <w:tblLook w:firstRow="1" w:lastRow="0" w:firstColumn="0" w:lastColumn="0" w:noHBand="0" w:noVBand="0" w:val="0020"/>
+        <w:jc w:val="start"/>
+        <w:tblBorders>
+          <w:top w:val="single" w:sz="4" w:color="888888"/>
+          <w:left w:val="single" w:sz="4" w:color="888888"/>
+          <w:bottom w:val="single" w:sz="4" w:color="888888"/>
+          <w:right w:val="single" w:sz="4" w:color="888888"/>
+          <w:insideH w:val="single" w:sz="4" w:color="888888"/>
+          <w:insideV w:val="single" w:sz="4" w:color="888888"/>
+        </w:tblBorders>
+      </w:tblPr>
+      <w:tblGrid>
+        <w:gridCol w:w="1980"/>
+        <w:gridCol w:w="1980"/>
+        <w:gridCol w:w="1980"/>
+        <w:gridCol w:w="1980"/>
+      </w:tblGrid>
+      <w:tr>
+        <w:trPr>
+          <w:tblHeader w:val="true"/>
+        </w:trPr>
+        <w:tc>
+          <w:tcPr/>
+          <w:p>
+            <w:pPr>
+              <w:pStyle w:val="Compact"/>
+              <w:jc w:val="left"/>
+            </w:pPr>
+            <w:r>
+              <w:rPr>
+                <w:sz w:val="16"/>
+              </w:rPr>
+              <w:t xml:space="preserve">Pekerjaan</w:t>
+            </w:r>
+          </w:p>
+        </w:tc>
+        <w:tc>
+          <w:tcPr/>
+          <w:p>
+            <w:pPr>
+              <w:pStyle w:val="Compact"/>
+              <w:jc w:val="left"/>
+            </w:pPr>
+            <w:r>
+              <w:rPr>
+                <w:sz w:val="16"/>
+              </w:rPr>
+              <w:t xml:space="preserve">DMP</w:t>
+            </w:r>
+          </w:p>
+        </w:tc>
+        <w:tc>
+          <w:tcPr/>
+          <w:p>
+            <w:pPr>
+              <w:pStyle w:val="Compact"/>
+              <w:jc w:val="left"/>
+            </w:pPr>
+            <w:r>
+              <w:rPr>
+                <w:sz w:val="16"/>
+              </w:rPr>
+              <w:t xml:space="preserve">GloRI</w:t>
+            </w:r>
+          </w:p>
+        </w:tc>
+        <w:tc>
+          <w:tcPr/>
+          <w:p>
+            <w:pPr>
+              <w:pStyle w:val="Compact"/>
+              <w:jc w:val="left"/>
+            </w:pPr>
+            <w:r>
+              <w:rPr>
+                <w:sz w:val="16"/>
+              </w:rPr>
+              <w:t xml:space="preserve">Risiko overlap</w:t>
+            </w:r>
+          </w:p>
+        </w:tc>
+      </w:tr>
+      <w:tr>
+        <w:tc>
+          <w:tcPr/>
+          <w:p>
+            <w:pPr>
+              <w:pStyle w:val="Compact"/>
+              <w:jc w:val="left"/>
+            </w:pPr>
+            <w:r>
+              <w:rPr>
+                <w:sz w:val="16"/>
+              </w:rPr>
+              <w:t xml:space="preserve">Dataset induk publikasi dan sitasi Unhas</w:t>
+            </w:r>
+          </w:p>
+        </w:tc>
+        <w:tc>
+          <w:tcPr/>
+          <w:p>
+            <w:pPr>
+              <w:pStyle w:val="Compact"/>
+              <w:jc w:val="left"/>
+            </w:pPr>
+            <w:r>
+              <w:rPr>
+                <w:sz w:val="16"/>
+              </w:rPr>
+              <w:t xml:space="preserve">Memiliki</w:t>
+            </w:r>
+          </w:p>
+        </w:tc>
+        <w:tc>
+          <w:tcPr/>
+          <w:p>
+            <w:pPr>
+              <w:pStyle w:val="Compact"/>
+              <w:jc w:val="left"/>
+            </w:pPr>
+            <w:r>
+              <w:rPr>
+                <w:sz w:val="16"/>
+              </w:rPr>
+              <w:t xml:space="preserve">Menggunakan</w:t>
+            </w:r>
+          </w:p>
+        </w:tc>
+        <w:tc>
+          <w:tcPr/>
+          <w:p>
+            <w:pPr>
+              <w:pStyle w:val="Compact"/>
+              <w:jc w:val="left"/>
+            </w:pPr>
+            <w:r>
+              <w:rPr>
+                <w:sz w:val="16"/>
+              </w:rPr>
+              <w:t xml:space="preserve">Tinggi jika GloRI membangun sendiri</w:t>
+            </w:r>
+          </w:p>
+        </w:tc>
+      </w:tr>
+      <w:tr>
+        <w:tc>
+          <w:tcPr/>
+          <w:p>
+            <w:pPr>
+              <w:pStyle w:val="Compact"/>
+              <w:jc w:val="left"/>
+            </w:pPr>
+            <w:r>
+              <w:rPr>
+                <w:sz w:val="16"/>
+              </w:rPr>
+              <w:t xml:space="preserve">Audit dan koreksi afiliasi Scopus; format baku afiliasi; penggabungan profil penulis</w:t>
+            </w:r>
+          </w:p>
+        </w:tc>
+        <w:tc>
+          <w:tcPr/>
+          <w:p>
+            <w:pPr>
+              <w:pStyle w:val="Compact"/>
+              <w:jc w:val="left"/>
+            </w:pPr>
+            <w:r>
+              <w:rPr>
+                <w:sz w:val="16"/>
+              </w:rPr>
+              <w:t xml:space="preserve">Memiliki</w:t>
+            </w:r>
+          </w:p>
+        </w:tc>
+        <w:tc>
+          <w:tcPr/>
+          <w:p>
+            <w:pPr>
+              <w:pStyle w:val="Compact"/>
+              <w:jc w:val="left"/>
+            </w:pPr>
+            <w:r>
+              <w:rPr>
+                <w:sz w:val="16"/>
+              </w:rPr>
+              <w:t xml:space="preserve">Mendukung</w:t>
+            </w:r>
+          </w:p>
+        </w:tc>
+        <w:tc>
+          <w:tcPr/>
+          <w:p>
+            <w:pPr>
+              <w:pStyle w:val="Compact"/>
+              <w:jc w:val="left"/>
+            </w:pPr>
+            <w:r>
+              <w:rPr>
+                <w:sz w:val="16"/>
+              </w:rPr>
+              <w:t xml:space="preserve">Tinggi</w:t>
+            </w:r>
+          </w:p>
+        </w:tc>
+      </w:tr>
+      <w:tr>
+        <w:tc>
+          <w:tcPr/>
+          <w:p>
+            <w:pPr>
+              <w:pStyle w:val="Compact"/>
+              <w:jc w:val="left"/>
+            </w:pPr>
+            <w:r>
+              <w:rPr>
+                <w:sz w:val="16"/>
+              </w:rPr>
+              <w:t xml:space="preserve">Klausul afiliasi pada kontrak fellow (P4) dan perjanjian kerja sama (MoU, joint lab)</w:t>
+            </w:r>
+          </w:p>
+        </w:tc>
+        <w:tc>
+          <w:tcPr/>
+          <w:p>
+            <w:pPr>
+              <w:pStyle w:val="Compact"/>
+              <w:jc w:val="left"/>
+            </w:pPr>
+            <w:r>
+              <w:rPr>
+                <w:sz w:val="16"/>
+              </w:rPr>
+              <w:t xml:space="preserve">-</w:t>
+            </w:r>
+          </w:p>
+        </w:tc>
+        <w:tc>
+          <w:tcPr/>
+          <w:p>
+            <w:pPr>
+              <w:pStyle w:val="Compact"/>
+              <w:jc w:val="left"/>
+            </w:pPr>
+            <w:r>
+              <w:rPr>
+                <w:sz w:val="16"/>
+              </w:rPr>
+              <w:t xml:space="preserve">Memiliki</w:t>
+            </w:r>
+          </w:p>
+        </w:tc>
+        <w:tc>
+          <w:tcPr/>
+          <w:p>
+            <w:pPr>
+              <w:pStyle w:val="Compact"/>
+              <w:jc w:val="left"/>
+            </w:pPr>
+            <w:r>
+              <w:rPr>
+                <w:sz w:val="16"/>
+              </w:rPr>
+              <w:t xml:space="preserve">Rendah</w:t>
+            </w:r>
+          </w:p>
+        </w:tc>
+      </w:tr>
+      <w:tr>
+        <w:tc>
+          <w:tcPr/>
+          <w:p>
+            <w:pPr>
+              <w:pStyle w:val="Compact"/>
+              <w:jc w:val="left"/>
+            </w:pPr>
+            <w:r>
+              <w:rPr>
+                <w:sz w:val="16"/>
+              </w:rPr>
+              <w:t xml:space="preserve">Penandaan kode acknowledgment pada luaran yang didukung GloRI</w:t>
+            </w:r>
+          </w:p>
+        </w:tc>
+        <w:tc>
+          <w:tcPr/>
+          <w:p>
+            <w:pPr>
+              <w:pStyle w:val="Compact"/>
+              <w:jc w:val="left"/>
+            </w:pPr>
+            <w:r>
+              <w:rPr>
+                <w:sz w:val="16"/>
+              </w:rPr>
+              <w:t xml:space="preserve">-</w:t>
+            </w:r>
+          </w:p>
+        </w:tc>
+        <w:tc>
+          <w:tcPr/>
+          <w:p>
+            <w:pPr>
+              <w:pStyle w:val="Compact"/>
+              <w:jc w:val="left"/>
+            </w:pPr>
+            <w:r>
+              <w:rPr>
+                <w:sz w:val="16"/>
+              </w:rPr>
+              <w:t xml:space="preserve">Memiliki</w:t>
+            </w:r>
+          </w:p>
+        </w:tc>
+        <w:tc>
+          <w:tcPr/>
+          <w:p>
+            <w:pPr>
+              <w:pStyle w:val="Compact"/>
+              <w:jc w:val="left"/>
+            </w:pPr>
+            <w:r>
+              <w:rPr>
+                <w:sz w:val="16"/>
+              </w:rPr>
+              <w:t xml:space="preserve">Rendah</w:t>
+            </w:r>
+          </w:p>
+        </w:tc>
+      </w:tr>
+      <w:tr>
+        <w:tc>
+          <w:tcPr/>
+          <w:p>
+            <w:pPr>
+              <w:pStyle w:val="Compact"/>
+              <w:jc w:val="left"/>
+            </w:pPr>
+            <w:r>
+              <w:rPr>
+                <w:sz w:val="16"/>
+              </w:rPr>
+              <w:t xml:space="preserve">Pengecekan triwulan afiliasi luaran kolaborasi GloRI</w:t>
+            </w:r>
+          </w:p>
+        </w:tc>
+        <w:tc>
+          <w:tcPr/>
+          <w:p>
+            <w:pPr>
+              <w:pStyle w:val="Compact"/>
+              <w:jc w:val="left"/>
+            </w:pPr>
+            <w:r>
+              <w:rPr>
+                <w:sz w:val="16"/>
+              </w:rPr>
+              <w:t xml:space="preserve">Menyediakan data</w:t>
+            </w:r>
+          </w:p>
+        </w:tc>
+        <w:tc>
+          <w:tcPr/>
+          <w:p>
+            <w:pPr>
+              <w:pStyle w:val="Compact"/>
+              <w:jc w:val="left"/>
+            </w:pPr>
+            <w:r>
+              <w:rPr>
+                <w:sz w:val="16"/>
+              </w:rPr>
+              <w:t xml:space="preserve">Memiliki</w:t>
+            </w:r>
+          </w:p>
+        </w:tc>
+        <w:tc>
+          <w:tcPr/>
+          <w:p>
+            <w:pPr>
+              <w:pStyle w:val="Compact"/>
+              <w:jc w:val="left"/>
+            </w:pPr>
+            <w:r>
+              <w:rPr>
+                <w:sz w:val="16"/>
+              </w:rPr>
+              <w:t xml:space="preserve">Rendah</w:t>
+            </w:r>
+          </w:p>
+        </w:tc>
+      </w:tr>
+      <w:tr>
+        <w:tc>
+          <w:tcPr/>
+          <w:p>
+            <w:pPr>
+              <w:pStyle w:val="Compact"/>
+              <w:jc w:val="left"/>
+            </w:pPr>
+            <w:r>
+              <w:rPr>
+                <w:sz w:val="16"/>
+              </w:rPr>
+              <w:t xml:space="preserve">Pelatihan penulisan umum</w:t>
+            </w:r>
+          </w:p>
+        </w:tc>
+        <w:tc>
+          <w:tcPr/>
+          <w:p>
+            <w:pPr>
+              <w:pStyle w:val="Compact"/>
+              <w:jc w:val="left"/>
+            </w:pPr>
+            <w:r>
+              <w:rPr>
+                <w:sz w:val="16"/>
+              </w:rPr>
+              <w:t xml:space="preserve">Memiliki</w:t>
+            </w:r>
+          </w:p>
+        </w:tc>
+        <w:tc>
+          <w:tcPr/>
+          <w:p>
+            <w:pPr>
+              <w:pStyle w:val="Compact"/>
+              <w:jc w:val="left"/>
+            </w:pPr>
+            <w:r>
+              <w:rPr>
+                <w:sz w:val="16"/>
+              </w:rPr>
+              <w:t xml:space="preserve">-</w:t>
+            </w:r>
+          </w:p>
+        </w:tc>
+        <w:tc>
+          <w:tcPr/>
+          <w:p>
+            <w:pPr>
+              <w:pStyle w:val="Compact"/>
+              <w:jc w:val="left"/>
+            </w:pPr>
+            <w:r>
+              <w:rPr>
+                <w:sz w:val="16"/>
+              </w:rPr>
+              <w:t xml:space="preserve">Sedang</w:t>
+            </w:r>
+          </w:p>
+        </w:tc>
+      </w:tr>
+      <w:tr>
+        <w:tc>
+          <w:tcPr/>
+          <w:p>
+            <w:pPr>
+              <w:pStyle w:val="Compact"/>
+              <w:jc w:val="left"/>
+            </w:pPr>
+            <w:r>
+              <w:rPr>
+                <w:sz w:val="16"/>
+              </w:rPr>
+              <w:t xml:space="preserve">Pendampingan publikasi bersama internasional (P5)</w:t>
+            </w:r>
+          </w:p>
+        </w:tc>
+        <w:tc>
+          <w:tcPr/>
+          <w:p>
+            <w:pPr>
+              <w:pStyle w:val="Compact"/>
+              <w:jc w:val="left"/>
+            </w:pPr>
+            <w:r>
+              <w:rPr>
+                <w:sz w:val="16"/>
+              </w:rPr>
+              <w:t xml:space="preserve">Sebagian</w:t>
+            </w:r>
+          </w:p>
+        </w:tc>
+        <w:tc>
+          <w:tcPr/>
+          <w:p>
+            <w:pPr>
+              <w:pStyle w:val="Compact"/>
+              <w:jc w:val="left"/>
+            </w:pPr>
+            <w:r>
+              <w:rPr>
+                <w:sz w:val="16"/>
+              </w:rPr>
+              <w:t xml:space="preserve">Memiliki</w:t>
+            </w:r>
+          </w:p>
+        </w:tc>
+        <w:tc>
+          <w:tcPr/>
+          <w:p>
+            <w:pPr>
+              <w:pStyle w:val="Compact"/>
+              <w:jc w:val="left"/>
+            </w:pPr>
+            <w:r>
+              <w:rPr>
+                <w:sz w:val="16"/>
+              </w:rPr>
+              <w:t xml:space="preserve">Sedang</w:t>
+            </w:r>
+          </w:p>
+        </w:tc>
+      </w:tr>
+      <w:tr>
+        <w:tc>
+          <w:tcPr/>
+          <w:p>
+            <w:pPr>
+              <w:pStyle w:val="Compact"/>
+              <w:jc w:val="left"/>
+            </w:pPr>
+            <w:r>
+              <w:rPr>
+                <w:sz w:val="16"/>
+              </w:rPr>
+              <w:t xml:space="preserve">Dashboard publikasi dan sitasi</w:t>
+            </w:r>
+          </w:p>
+        </w:tc>
+        <w:tc>
+          <w:tcPr/>
+          <w:p>
+            <w:pPr>
+              <w:pStyle w:val="Compact"/>
+              <w:jc w:val="left"/>
+            </w:pPr>
+            <w:r>
+              <w:rPr>
+                <w:sz w:val="16"/>
+              </w:rPr>
+              <w:t xml:space="preserve">Memiliki (jika ada) [ISI]</w:t>
+            </w:r>
+          </w:p>
+        </w:tc>
+        <w:tc>
+          <w:tcPr/>
+          <w:p>
+            <w:pPr>
+              <w:pStyle w:val="Compact"/>
+              <w:jc w:val="left"/>
+            </w:pPr>
+            <w:r>
+              <w:rPr>
+                <w:sz w:val="16"/>
+              </w:rPr>
+              <w:t xml:space="preserve">Menambah lapisan kolaborasi (mitra, MoU, hibah)</w:t>
+            </w:r>
+          </w:p>
+        </w:tc>
+        <w:tc>
+          <w:tcPr/>
+          <w:p>
+            <w:pPr>
+              <w:pStyle w:val="Compact"/>
+              <w:jc w:val="left"/>
+            </w:pPr>
+            <w:r>
+              <w:rPr>
+                <w:sz w:val="16"/>
+              </w:rPr>
+              <w:t xml:space="preserve">Tinggi; P3 dan P12 sudah memuat dashboard</w:t>
+            </w:r>
+          </w:p>
+        </w:tc>
+      </w:tr>
+      <w:tr>
+        <w:tc>
+          <w:tcPr/>
+          <w:p>
+            <w:pPr>
+              <w:pStyle w:val="Compact"/>
+              <w:jc w:val="left"/>
+            </w:pPr>
+            <w:r>
+              <w:rPr>
+                <w:sz w:val="16"/>
+              </w:rPr>
+              <w:t xml:space="preserve">Engagement dengan akademisi dan forum</w:t>
+            </w:r>
+          </w:p>
+        </w:tc>
+        <w:tc>
+          <w:tcPr/>
+          <w:p>
+            <w:pPr>
+              <w:pStyle w:val="Compact"/>
+              <w:jc w:val="left"/>
+            </w:pPr>
+            <w:r>
+              <w:rPr>
+                <w:sz w:val="16"/>
+              </w:rPr>
+              <w:t xml:space="preserve">-</w:t>
+            </w:r>
+          </w:p>
+        </w:tc>
+        <w:tc>
+          <w:tcPr/>
+          <w:p>
+            <w:pPr>
+              <w:pStyle w:val="Compact"/>
+              <w:jc w:val="left"/>
+            </w:pPr>
+            <w:r>
+              <w:rPr>
+                <w:sz w:val="16"/>
+              </w:rPr>
+              <w:t xml:space="preserve">Memiliki</w:t>
+            </w:r>
+          </w:p>
+        </w:tc>
+        <w:tc>
+          <w:tcPr/>
+          <w:p>
+            <w:pPr>
+              <w:pStyle w:val="Compact"/>
+              <w:jc w:val="left"/>
+            </w:pPr>
+            <w:r>
+              <w:rPr>
+                <w:sz w:val="16"/>
+              </w:rPr>
+              <w:t xml:space="preserve">Rendah</w:t>
+            </w:r>
+          </w:p>
+        </w:tc>
+      </w:tr>
+      <w:tr>
+        <w:tc>
+          <w:tcPr/>
+          <w:p>
+            <w:pPr>
+              <w:pStyle w:val="Compact"/>
+              <w:jc w:val="left"/>
+            </w:pPr>
+            <w:r>
+              <w:rPr>
+                <w:sz w:val="16"/>
+              </w:rPr>
+              <w:t xml:space="preserve">Peran editorial dan jurnal internal</w:t>
+            </w:r>
+          </w:p>
+        </w:tc>
+        <w:tc>
+          <w:tcPr/>
+          <w:p>
+            <w:pPr>
+              <w:pStyle w:val="Compact"/>
+              <w:jc w:val="left"/>
+            </w:pPr>
+            <w:r>
+              <w:rPr>
+                <w:sz w:val="16"/>
+              </w:rPr>
+              <w:t xml:space="preserve">Memiliki (jurnal)</w:t>
+            </w:r>
+          </w:p>
+        </w:tc>
+        <w:tc>
+          <w:tcPr/>
+          <w:p>
+            <w:pPr>
+              <w:pStyle w:val="Compact"/>
+              <w:jc w:val="left"/>
+            </w:pPr>
+            <w:r>
+              <w:rPr>
+                <w:sz w:val="16"/>
+              </w:rPr>
+              <w:t xml:space="preserve">Memiliki (peran peneliti di jurnal internasional)</w:t>
+            </w:r>
+          </w:p>
+        </w:tc>
+        <w:tc>
+          <w:tcPr/>
+          <w:p>
+            <w:pPr>
+              <w:pStyle w:val="Compact"/>
+              <w:jc w:val="left"/>
+            </w:pPr>
+            <w:r>
+              <w:rPr>
+                <w:sz w:val="16"/>
+              </w:rPr>
+              <w:t xml:space="preserve">Sedang</w:t>
+            </w:r>
+          </w:p>
+        </w:tc>
+      </w:tr>
+    </w:tbl>
+    <w:p>
+      <w:pPr>
+        <w:pStyle w:val="BodyText"/>
+      </w:pPr>
+      <w:r>
+        <w:t xml:space="preserve">Mekanisme koordinasi yang diusulkan:</w:t>
+      </w:r>
+      <w:r>
+        <w:t xml:space="preserve"> </w:t>
+      </w:r>
+      <w:r>
+        <w:t xml:space="preserve">1. DMP menyerahkan dataset induk kepada GloRI tiap triwulan; GloRI menurunkan subset joint publication internasional dari dataset itu.</w:t>
+      </w:r>
+      <w:r>
+        <w:t xml:space="preserve"> </w:t>
+      </w:r>
+      <w:r>
+        <w:t xml:space="preserve">2. Satu dashboard publikasi dan sitasi (milik DMP); GloRI menambahkan lapisan kolaborasi di atasnya.</w:t>
+      </w:r>
+      <w:r>
+        <w:t xml:space="preserve"> </w:t>
+      </w:r>
+      <w:r>
+        <w:t xml:space="preserve">3. Rapat koordinasi triwulan GloRI dan DMP untuk koreksi afiliasi dan evaluasi luaran yang didukung GloRI.</w:t>
+      </w:r>
+      <w:r>
+        <w:t xml:space="preserve"> </w:t>
+      </w:r>
+      <w:r>
+        <w:t xml:space="preserve">4. Pelatihan penulisan umum memakai program DMP; coaching clinic GloRI (P5) dibatasi pada joint publication internasional.</w:t>
+      </w:r>
+    </w:p>
     <w:p>
       <w:r>
         <w:pict>
@@ -10431,9 +12506,9 @@
         </w:pict>
       </w:r>
     </w:p>
-    <w:bookmarkEnd w:id="44"/>
     <w:bookmarkEnd w:id="45"/>
-    <w:bookmarkStart w:id="52" w:name="Xccd8cbc6922466d446fdab28bb23dd9ddae1b41"/>
+    <w:bookmarkEnd w:id="46"/>
+    <w:bookmarkStart w:id="53" w:name="Xccd8cbc6922466d446fdab28bb23dd9ddae1b41"/>
     <w:p>
       <w:pPr>
         <w:pStyle w:val="Heading2"/>
@@ -10442,7 +12517,7 @@
         <w:t xml:space="preserve">6. Strategi, Langkah/Aktivitas, dan Evaluasi Kegiatan 2027</w:t>
       </w:r>
     </w:p>
-    <w:bookmarkStart w:id="46" w:name="Xe6b8001c5f762c1526c119e4c6e0687e0a8fa9a"/>
+    <w:bookmarkStart w:id="47" w:name="Xe6b8001c5f762c1526c119e4c6e0687e0a8fa9a"/>
     <w:p>
       <w:pPr>
         <w:pStyle w:val="Heading3"/>
@@ -12508,8 +14583,8 @@
         </w:tc>
       </w:tr>
     </w:tbl>
-    <w:bookmarkEnd w:id="46"/>
-    <w:bookmarkStart w:id="47" w:name="alokasi-anggaran-dibandingkan-bobot-qs"/>
+    <w:bookmarkEnd w:id="47"/>
+    <w:bookmarkStart w:id="48" w:name="alokasi-anggaran-dibandingkan-bobot-qs"/>
     <w:p>
       <w:pPr>
         <w:pStyle w:val="Heading3"/>
@@ -13314,8 +15389,8 @@
         <w:t xml:space="preserve">Pengelompokan ini adalah penilaian penyusun [Menebak]. Temuannya: indikator berbobot 5% (IRN) menopang sekitar 35% anggaran langsung dan 15% lagi melalui fellow, sedangkan Academic Reputation (30%) dan Citations per Faculty (20%) masing-masing menerima sekitar 8%. Ini dapat dibenarkan bila kolaborasi dipakai sebagai jalan menuju publikasi dan sitasi, tetapi keputusan itu harus ditulis eksplisit dan diukur dengan KPI dampak (usul U1 dan U2).</w:t>
       </w:r>
     </w:p>
-    <w:bookmarkEnd w:id="47"/>
-    <w:bookmarkStart w:id="48" w:name="Xb1e73e7de6a01f8b7dcec56c41dc441c7d3386a"/>
+    <w:bookmarkEnd w:id="48"/>
+    <w:bookmarkStart w:id="49" w:name="Xb1e73e7de6a01f8b7dcec56c41dc441c7d3386a"/>
     <w:p>
       <w:pPr>
         <w:pStyle w:val="Heading3"/>
@@ -13743,8 +15818,8 @@
         <w:t xml:space="preserve">Implikasinya bagi fakultas: GloRI berperan sebagai penggerak dan fasilitator, bukan penghasil sebagian besar publikasi. Dokumen ini perlu memuat kontribusi target tiap fakultas. [ISI: pembagian target per fakultas]</w:t>
       </w:r>
     </w:p>
-    <w:bookmarkEnd w:id="48"/>
-    <w:bookmarkStart w:id="49" w:name="X1aa91fd4e31fca3b257f2e37f0a42c2e0ac8389"/>
+    <w:bookmarkEnd w:id="49"/>
+    <w:bookmarkStart w:id="50" w:name="X1aa91fd4e31fca3b257f2e37f0a42c2e0ac8389"/>
     <w:p>
       <w:pPr>
         <w:pStyle w:val="Heading3"/>
@@ -14144,7 +16219,7 @@
               <w:rPr>
                 <w:sz w:val="16"/>
               </w:rPr>
-              <w:t xml:space="preserve">Rinci per klinik, tetapkan kriteria jurnal sasaran, dan hubungkan dengan U1 dan U2</w:t>
+              <w:t xml:space="preserve">Rinci per klinik, tetapkan kriteria jurnal sasaran, dan hubungkan dengan U1 dan U2; batasi pada joint publication internasional dan koordinasikan dengan pelatihan penulisan DMP agar tidak tumpang tindih</w:t>
             </w:r>
           </w:p>
         </w:tc>
@@ -14206,7 +16281,7 @@
               <w:rPr>
                 <w:sz w:val="16"/>
               </w:rPr>
-              <w:t xml:space="preserve">Gabungkan dashboard ke satu program; ubah output P3 menjadi dokumen agenda joint research dan surat komitmen mitra</w:t>
+              <w:t xml:space="preserve">Gabungkan dashboard ke satu program; pastikan tidak menduplikasi dashboard publikasi DMP (jika ada) dan GloRI hanya menambah lapisan kolaborasi; ubah output P3 menjadi dokumen agenda joint research dan surat komitmen mitra</w:t>
             </w:r>
           </w:p>
         </w:tc>
@@ -14774,8 +16849,8 @@
         </w:tc>
       </w:tr>
     </w:tbl>
-    <w:bookmarkEnd w:id="49"/>
-    <w:bookmarkStart w:id="50" w:name="aktivitas-usulan-tambahan"/>
+    <w:bookmarkEnd w:id="50"/>
+    <w:bookmarkStart w:id="51" w:name="aktivitas-usulan-tambahan"/>
     <w:p>
       <w:pPr>
         <w:pStyle w:val="Heading3"/>
@@ -15029,7 +17104,7 @@
               <w:rPr>
                 <w:sz w:val="16"/>
               </w:rPr>
-              <w:t xml:space="preserve">[ISI: LPPM/Perpustakaan]</w:t>
+              <w:t xml:space="preserve">[ISI: DMP]</w:t>
             </w:r>
           </w:p>
         </w:tc>
@@ -15151,6 +17226,21 @@
               <w:rPr>
                 <w:sz w:val="16"/>
               </w:rPr>
+              <w:t xml:space="preserve">[ISI: DMP]</w:t>
+            </w:r>
+          </w:p>
+        </w:tc>
+        <w:tc>
+          <w:tcPr/>
+          <w:p>
+            <w:pPr>
+              <w:pStyle w:val="Compact"/>
+              <w:jc w:val="left"/>
+            </w:pPr>
+            <w:r>
+              <w:rPr>
+                <w:sz w:val="16"/>
+              </w:rPr>
               <w:t xml:space="preserve">[ISI]</w:t>
             </w:r>
           </w:p>
@@ -15166,6 +17256,113 @@
               <w:rPr>
                 <w:sz w:val="16"/>
               </w:rPr>
+              <w:t xml:space="preserve">U4</w:t>
+            </w:r>
+          </w:p>
+        </w:tc>
+      </w:tr>
+      <w:tr>
+        <w:tc>
+          <w:tcPr/>
+          <w:p>
+            <w:pPr>
+              <w:pStyle w:val="Compact"/>
+              <w:jc w:val="left"/>
+            </w:pPr>
+            <w:r>
+              <w:rPr>
+                <w:sz w:val="16"/>
+              </w:rPr>
+              <w:t xml:space="preserve">A3</w:t>
+            </w:r>
+          </w:p>
+        </w:tc>
+        <w:tc>
+          <w:tcPr/>
+          <w:p>
+            <w:pPr>
+              <w:pStyle w:val="Compact"/>
+              <w:jc w:val="left"/>
+            </w:pPr>
+            <w:r>
+              <w:rPr>
+                <w:sz w:val="16"/>
+              </w:rPr>
+              <w:t xml:space="preserve">S5</w:t>
+            </w:r>
+          </w:p>
+        </w:tc>
+        <w:tc>
+          <w:tcPr/>
+          <w:p>
+            <w:pPr>
+              <w:pStyle w:val="Compact"/>
+              <w:jc w:val="left"/>
+            </w:pPr>
+            <w:r>
+              <w:rPr>
+                <w:sz w:val="16"/>
+              </w:rPr>
+              <w:t xml:space="preserve">Format afiliasi baku untuk seluruh publikasi dan kegiatan GloRI</w:t>
+            </w:r>
+          </w:p>
+        </w:tc>
+        <w:tc>
+          <w:tcPr/>
+          <w:p>
+            <w:pPr>
+              <w:pStyle w:val="Compact"/>
+              <w:jc w:val="left"/>
+            </w:pPr>
+            <w:r>
+              <w:rPr>
+                <w:sz w:val="16"/>
+              </w:rPr>
+              <w:t xml:space="preserve">Q1 2027</w:t>
+            </w:r>
+          </w:p>
+        </w:tc>
+        <w:tc>
+          <w:tcPr/>
+          <w:p>
+            <w:pPr>
+              <w:pStyle w:val="Compact"/>
+              <w:jc w:val="left"/>
+            </w:pPr>
+            <w:r>
+              <w:rPr>
+                <w:sz w:val="16"/>
+              </w:rPr>
+              <w:t xml:space="preserve">Panduan 1 halaman</w:t>
+            </w:r>
+          </w:p>
+        </w:tc>
+        <w:tc>
+          <w:tcPr/>
+          <w:p>
+            <w:pPr>
+              <w:pStyle w:val="Compact"/>
+              <w:jc w:val="left"/>
+            </w:pPr>
+            <w:r>
+              <w:rPr>
+                <w:sz w:val="16"/>
+              </w:rPr>
+              <w:t xml:space="preserve">[ISI: DMP]</w:t>
+            </w:r>
+          </w:p>
+        </w:tc>
+        <w:tc>
+          <w:tcPr/>
+          <w:p>
+            <w:pPr>
+              <w:pStyle w:val="Compact"/>
+              <w:jc w:val="left"/>
+            </w:pPr>
+            <w:r>
+              <w:rPr>
+                <w:sz w:val="16"/>
+              </w:rPr>
               <w:t xml:space="preserve">[ISI]</w:t>
             </w:r>
           </w:p>
@@ -15198,7 +17395,861 @@
               <w:rPr>
                 <w:sz w:val="16"/>
               </w:rPr>
-              <w:t xml:space="preserve">A3</w:t>
+              <w:t xml:space="preserve">A4</w:t>
+            </w:r>
+          </w:p>
+        </w:tc>
+        <w:tc>
+          <w:tcPr/>
+          <w:p>
+            <w:pPr>
+              <w:pStyle w:val="Compact"/>
+              <w:jc w:val="left"/>
+            </w:pPr>
+            <w:r>
+              <w:rPr>
+                <w:sz w:val="16"/>
+              </w:rPr>
+              <w:t xml:space="preserve">S1</w:t>
+            </w:r>
+          </w:p>
+        </w:tc>
+        <w:tc>
+          <w:tcPr/>
+          <w:p>
+            <w:pPr>
+              <w:pStyle w:val="Compact"/>
+              <w:jc w:val="left"/>
+            </w:pPr>
+            <w:r>
+              <w:rPr>
+                <w:sz w:val="16"/>
+              </w:rPr>
+              <w:t xml:space="preserve">Baseline joint publication dan peta mitra dari Scopus/SciVal</w:t>
+            </w:r>
+          </w:p>
+        </w:tc>
+        <w:tc>
+          <w:tcPr/>
+          <w:p>
+            <w:pPr>
+              <w:pStyle w:val="Compact"/>
+              <w:jc w:val="left"/>
+            </w:pPr>
+            <w:r>
+              <w:rPr>
+                <w:sz w:val="16"/>
+              </w:rPr>
+              <w:t xml:space="preserve">Q1 2027</w:t>
+            </w:r>
+          </w:p>
+        </w:tc>
+        <w:tc>
+          <w:tcPr/>
+          <w:p>
+            <w:pPr>
+              <w:pStyle w:val="Compact"/>
+              <w:jc w:val="left"/>
+            </w:pPr>
+            <w:r>
+              <w:rPr>
+                <w:sz w:val="16"/>
+              </w:rPr>
+              <w:t xml:space="preserve">Dokumen baseline</w:t>
+            </w:r>
+          </w:p>
+        </w:tc>
+        <w:tc>
+          <w:tcPr/>
+          <w:p>
+            <w:pPr>
+              <w:pStyle w:val="Compact"/>
+              <w:jc w:val="left"/>
+            </w:pPr>
+            <w:r>
+              <w:rPr>
+                <w:sz w:val="16"/>
+              </w:rPr>
+              <w:t xml:space="preserve">[ISI: DMP menyediakan data; GloRI menganalisis subset]</w:t>
+            </w:r>
+          </w:p>
+        </w:tc>
+        <w:tc>
+          <w:tcPr/>
+          <w:p>
+            <w:pPr>
+              <w:pStyle w:val="Compact"/>
+              <w:jc w:val="left"/>
+            </w:pPr>
+            <w:r>
+              <w:rPr>
+                <w:sz w:val="16"/>
+              </w:rPr>
+              <w:t xml:space="preserve">[ISI]</w:t>
+            </w:r>
+          </w:p>
+        </w:tc>
+        <w:tc>
+          <w:tcPr/>
+          <w:p>
+            <w:pPr>
+              <w:pStyle w:val="Compact"/>
+              <w:jc w:val="left"/>
+            </w:pPr>
+            <w:r>
+              <w:rPr>
+                <w:sz w:val="16"/>
+              </w:rPr>
+              <w:t xml:space="preserve">U1, U2, U3, U7</w:t>
+            </w:r>
+          </w:p>
+        </w:tc>
+      </w:tr>
+      <w:tr>
+        <w:tc>
+          <w:tcPr/>
+          <w:p>
+            <w:pPr>
+              <w:pStyle w:val="Compact"/>
+              <w:jc w:val="left"/>
+            </w:pPr>
+            <w:r>
+              <w:rPr>
+                <w:sz w:val="16"/>
+              </w:rPr>
+              <w:t xml:space="preserve">A5</w:t>
+            </w:r>
+          </w:p>
+        </w:tc>
+        <w:tc>
+          <w:tcPr/>
+          <w:p>
+            <w:pPr>
+              <w:pStyle w:val="Compact"/>
+              <w:jc w:val="left"/>
+            </w:pPr>
+            <w:r>
+              <w:rPr>
+                <w:sz w:val="16"/>
+              </w:rPr>
+              <w:t xml:space="preserve">S4</w:t>
+            </w:r>
+          </w:p>
+        </w:tc>
+        <w:tc>
+          <w:tcPr/>
+          <w:p>
+            <w:pPr>
+              <w:pStyle w:val="Compact"/>
+              <w:jc w:val="left"/>
+            </w:pPr>
+            <w:r>
+              <w:rPr>
+                <w:sz w:val="16"/>
+              </w:rPr>
+              <w:t xml:space="preserve">Peta akademisi global per bidang unggulan sebagai mitra dan penerima undangan forum</w:t>
+            </w:r>
+          </w:p>
+        </w:tc>
+        <w:tc>
+          <w:tcPr/>
+          <w:p>
+            <w:pPr>
+              <w:pStyle w:val="Compact"/>
+              <w:jc w:val="left"/>
+            </w:pPr>
+            <w:r>
+              <w:rPr>
+                <w:sz w:val="16"/>
+              </w:rPr>
+              <w:t xml:space="preserve">Q1-Q2 2027</w:t>
+            </w:r>
+          </w:p>
+        </w:tc>
+        <w:tc>
+          <w:tcPr/>
+          <w:p>
+            <w:pPr>
+              <w:pStyle w:val="Compact"/>
+              <w:jc w:val="left"/>
+            </w:pPr>
+            <w:r>
+              <w:rPr>
+                <w:sz w:val="16"/>
+              </w:rPr>
+              <w:t xml:space="preserve">Daftar kontak</w:t>
+            </w:r>
+          </w:p>
+        </w:tc>
+        <w:tc>
+          <w:tcPr/>
+          <w:p>
+            <w:pPr>
+              <w:pStyle w:val="Compact"/>
+              <w:jc w:val="left"/>
+            </w:pPr>
+            <w:r>
+              <w:rPr>
+                <w:sz w:val="16"/>
+              </w:rPr>
+              <w:t xml:space="preserve">[ISI]</w:t>
+            </w:r>
+          </w:p>
+        </w:tc>
+        <w:tc>
+          <w:tcPr/>
+          <w:p>
+            <w:pPr>
+              <w:pStyle w:val="Compact"/>
+              <w:jc w:val="left"/>
+            </w:pPr>
+            <w:r>
+              <w:rPr>
+                <w:sz w:val="16"/>
+              </w:rPr>
+              <w:t xml:space="preserve">[ISI]</w:t>
+            </w:r>
+          </w:p>
+        </w:tc>
+        <w:tc>
+          <w:tcPr/>
+          <w:p>
+            <w:pPr>
+              <w:pStyle w:val="Compact"/>
+              <w:jc w:val="left"/>
+            </w:pPr>
+            <w:r>
+              <w:rPr>
+                <w:sz w:val="16"/>
+              </w:rPr>
+              <w:t xml:space="preserve">U5</w:t>
+            </w:r>
+          </w:p>
+        </w:tc>
+      </w:tr>
+      <w:tr>
+        <w:tc>
+          <w:tcPr/>
+          <w:p>
+            <w:pPr>
+              <w:pStyle w:val="Compact"/>
+              <w:jc w:val="left"/>
+            </w:pPr>
+            <w:r>
+              <w:rPr>
+                <w:sz w:val="16"/>
+              </w:rPr>
+              <w:t xml:space="preserve">A6</w:t>
+            </w:r>
+          </w:p>
+        </w:tc>
+        <w:tc>
+          <w:tcPr/>
+          <w:p>
+            <w:pPr>
+              <w:pStyle w:val="Compact"/>
+              <w:jc w:val="left"/>
+            </w:pPr>
+            <w:r>
+              <w:rPr>
+                <w:sz w:val="16"/>
+              </w:rPr>
+              <w:t xml:space="preserve">S4</w:t>
+            </w:r>
+          </w:p>
+        </w:tc>
+        <w:tc>
+          <w:tcPr/>
+          <w:p>
+            <w:pPr>
+              <w:pStyle w:val="Compact"/>
+              <w:jc w:val="left"/>
+            </w:pPr>
+            <w:r>
+              <w:rPr>
+                <w:sz w:val="16"/>
+              </w:rPr>
+              <w:t xml:space="preserve">Penyerahan kontak akademisi mitra ke QS melalui jalur resmi, sesuai aturan QS</w:t>
+            </w:r>
+          </w:p>
+        </w:tc>
+        <w:tc>
+          <w:tcPr/>
+          <w:p>
+            <w:pPr>
+              <w:pStyle w:val="Compact"/>
+              <w:jc w:val="left"/>
+            </w:pPr>
+            <w:r>
+              <w:rPr>
+                <w:sz w:val="16"/>
+              </w:rPr>
+              <w:t xml:space="preserve">Sesuai jadwal QS [ISI]</w:t>
+            </w:r>
+          </w:p>
+        </w:tc>
+        <w:tc>
+          <w:tcPr/>
+          <w:p>
+            <w:pPr>
+              <w:pStyle w:val="Compact"/>
+              <w:jc w:val="left"/>
+            </w:pPr>
+            <w:r>
+              <w:rPr>
+                <w:sz w:val="16"/>
+              </w:rPr>
+              <w:t xml:space="preserve">Kontak terdaftar</w:t>
+            </w:r>
+          </w:p>
+        </w:tc>
+        <w:tc>
+          <w:tcPr/>
+          <w:p>
+            <w:pPr>
+              <w:pStyle w:val="Compact"/>
+              <w:jc w:val="left"/>
+            </w:pPr>
+            <w:r>
+              <w:rPr>
+                <w:sz w:val="16"/>
+              </w:rPr>
+              <w:t xml:space="preserve">[ISI]</w:t>
+            </w:r>
+          </w:p>
+        </w:tc>
+        <w:tc>
+          <w:tcPr/>
+          <w:p>
+            <w:pPr>
+              <w:pStyle w:val="Compact"/>
+              <w:jc w:val="left"/>
+            </w:pPr>
+            <w:r>
+              <w:rPr>
+                <w:sz w:val="16"/>
+              </w:rPr>
+              <w:t xml:space="preserve">[ISI]</w:t>
+            </w:r>
+          </w:p>
+        </w:tc>
+        <w:tc>
+          <w:tcPr/>
+          <w:p>
+            <w:pPr>
+              <w:pStyle w:val="Compact"/>
+              <w:jc w:val="left"/>
+            </w:pPr>
+            <w:r>
+              <w:rPr>
+                <w:sz w:val="16"/>
+              </w:rPr>
+              <w:t xml:space="preserve">U5</w:t>
+            </w:r>
+          </w:p>
+        </w:tc>
+      </w:tr>
+      <w:tr>
+        <w:tc>
+          <w:tcPr/>
+          <w:p>
+            <w:pPr>
+              <w:pStyle w:val="Compact"/>
+              <w:jc w:val="left"/>
+            </w:pPr>
+            <w:r>
+              <w:rPr>
+                <w:sz w:val="16"/>
+              </w:rPr>
+              <w:t xml:space="preserve">A7</w:t>
+            </w:r>
+          </w:p>
+        </w:tc>
+        <w:tc>
+          <w:tcPr/>
+          <w:p>
+            <w:pPr>
+              <w:pStyle w:val="Compact"/>
+              <w:jc w:val="left"/>
+            </w:pPr>
+            <w:r>
+              <w:rPr>
+                <w:sz w:val="16"/>
+              </w:rPr>
+              <w:t xml:space="preserve">S4</w:t>
+            </w:r>
+          </w:p>
+        </w:tc>
+        <w:tc>
+          <w:tcPr/>
+          <w:p>
+            <w:pPr>
+              <w:pStyle w:val="Compact"/>
+              <w:jc w:val="left"/>
+            </w:pPr>
+            <w:r>
+              <w:rPr>
+                <w:sz w:val="16"/>
+              </w:rPr>
+              <w:t xml:space="preserve">Peran editorial, keynote, dan kehadiran peneliti Unhas di konferensi internasional pada bidang unggulan</w:t>
+            </w:r>
+          </w:p>
+        </w:tc>
+        <w:tc>
+          <w:tcPr/>
+          <w:p>
+            <w:pPr>
+              <w:pStyle w:val="Compact"/>
+              <w:jc w:val="left"/>
+            </w:pPr>
+            <w:r>
+              <w:rPr>
+                <w:sz w:val="16"/>
+              </w:rPr>
+              <w:t xml:space="preserve">Sepanjang 2027</w:t>
+            </w:r>
+          </w:p>
+        </w:tc>
+        <w:tc>
+          <w:tcPr/>
+          <w:p>
+            <w:pPr>
+              <w:pStyle w:val="Compact"/>
+              <w:jc w:val="left"/>
+            </w:pPr>
+            <w:r>
+              <w:rPr>
+                <w:sz w:val="16"/>
+              </w:rPr>
+              <w:t xml:space="preserve">Daftar peran dan kehadiran</w:t>
+            </w:r>
+          </w:p>
+        </w:tc>
+        <w:tc>
+          <w:tcPr/>
+          <w:p>
+            <w:pPr>
+              <w:pStyle w:val="Compact"/>
+              <w:jc w:val="left"/>
+            </w:pPr>
+            <w:r>
+              <w:rPr>
+                <w:sz w:val="16"/>
+              </w:rPr>
+              <w:t xml:space="preserve">[ISI]</w:t>
+            </w:r>
+          </w:p>
+        </w:tc>
+        <w:tc>
+          <w:tcPr/>
+          <w:p>
+            <w:pPr>
+              <w:pStyle w:val="Compact"/>
+              <w:jc w:val="left"/>
+            </w:pPr>
+            <w:r>
+              <w:rPr>
+                <w:sz w:val="16"/>
+              </w:rPr>
+              <w:t xml:space="preserve">[ISI]</w:t>
+            </w:r>
+          </w:p>
+        </w:tc>
+        <w:tc>
+          <w:tcPr/>
+          <w:p>
+            <w:pPr>
+              <w:pStyle w:val="Compact"/>
+              <w:jc w:val="left"/>
+            </w:pPr>
+            <w:r>
+              <w:rPr>
+                <w:sz w:val="16"/>
+              </w:rPr>
+              <w:t xml:space="preserve">2.3.4</w:t>
+            </w:r>
+          </w:p>
+        </w:tc>
+      </w:tr>
+      <w:tr>
+        <w:tc>
+          <w:tcPr/>
+          <w:p>
+            <w:pPr>
+              <w:pStyle w:val="Compact"/>
+              <w:jc w:val="left"/>
+            </w:pPr>
+            <w:r>
+              <w:rPr>
+                <w:sz w:val="16"/>
+              </w:rPr>
+              <w:t xml:space="preserve">A8</w:t>
+            </w:r>
+          </w:p>
+        </w:tc>
+        <w:tc>
+          <w:tcPr/>
+          <w:p>
+            <w:pPr>
+              <w:pStyle w:val="Compact"/>
+              <w:jc w:val="left"/>
+            </w:pPr>
+            <w:r>
+              <w:rPr>
+                <w:sz w:val="16"/>
+              </w:rPr>
+              <w:t xml:space="preserve">S2</w:t>
+            </w:r>
+          </w:p>
+        </w:tc>
+        <w:tc>
+          <w:tcPr/>
+          <w:p>
+            <w:pPr>
+              <w:pStyle w:val="Compact"/>
+              <w:jc w:val="left"/>
+            </w:pPr>
+            <w:r>
+              <w:rPr>
+                <w:sz w:val="16"/>
+              </w:rPr>
+              <w:t xml:space="preserve">Perjanjian kolaborasi riset tertulis dengan mitra Top 100/200: agenda, sumber dana, dan luaran</w:t>
+            </w:r>
+          </w:p>
+        </w:tc>
+        <w:tc>
+          <w:tcPr/>
+          <w:p>
+            <w:pPr>
+              <w:pStyle w:val="Compact"/>
+              <w:jc w:val="left"/>
+            </w:pPr>
+            <w:r>
+              <w:rPr>
+                <w:sz w:val="16"/>
+              </w:rPr>
+              <w:t xml:space="preserve">Sepanjang 2027</w:t>
+            </w:r>
+          </w:p>
+        </w:tc>
+        <w:tc>
+          <w:tcPr/>
+          <w:p>
+            <w:pPr>
+              <w:pStyle w:val="Compact"/>
+              <w:jc w:val="left"/>
+            </w:pPr>
+            <w:r>
+              <w:rPr>
+                <w:sz w:val="16"/>
+              </w:rPr>
+              <w:t xml:space="preserve">Dokumen agenda joint research</w:t>
+            </w:r>
+          </w:p>
+        </w:tc>
+        <w:tc>
+          <w:tcPr/>
+          <w:p>
+            <w:pPr>
+              <w:pStyle w:val="Compact"/>
+              <w:jc w:val="left"/>
+            </w:pPr>
+            <w:r>
+              <w:rPr>
+                <w:sz w:val="16"/>
+              </w:rPr>
+              <w:t xml:space="preserve">[ISI]</w:t>
+            </w:r>
+          </w:p>
+        </w:tc>
+        <w:tc>
+          <w:tcPr/>
+          <w:p>
+            <w:pPr>
+              <w:pStyle w:val="Compact"/>
+              <w:jc w:val="left"/>
+            </w:pPr>
+            <w:r>
+              <w:rPr>
+                <w:sz w:val="16"/>
+              </w:rPr>
+              <w:t xml:space="preserve">[ISI]</w:t>
+            </w:r>
+          </w:p>
+        </w:tc>
+        <w:tc>
+          <w:tcPr/>
+          <w:p>
+            <w:pPr>
+              <w:pStyle w:val="Compact"/>
+              <w:jc w:val="left"/>
+            </w:pPr>
+            <w:r>
+              <w:rPr>
+                <w:sz w:val="16"/>
+              </w:rPr>
+              <w:t xml:space="preserve">2.3.1</w:t>
+            </w:r>
+          </w:p>
+        </w:tc>
+      </w:tr>
+      <w:tr>
+        <w:tc>
+          <w:tcPr/>
+          <w:p>
+            <w:pPr>
+              <w:pStyle w:val="Compact"/>
+              <w:jc w:val="left"/>
+            </w:pPr>
+            <w:r>
+              <w:rPr>
+                <w:sz w:val="16"/>
+              </w:rPr>
+              <w:t xml:space="preserve">A9</w:t>
+            </w:r>
+          </w:p>
+        </w:tc>
+        <w:tc>
+          <w:tcPr/>
+          <w:p>
+            <w:pPr>
+              <w:pStyle w:val="Compact"/>
+              <w:jc w:val="left"/>
+            </w:pPr>
+            <w:r>
+              <w:rPr>
+                <w:sz w:val="16"/>
+              </w:rPr>
+              <w:t xml:space="preserve">S3</w:t>
+            </w:r>
+          </w:p>
+        </w:tc>
+        <w:tc>
+          <w:tcPr/>
+          <w:p>
+            <w:pPr>
+              <w:pStyle w:val="Compact"/>
+              <w:jc w:val="left"/>
+            </w:pPr>
+            <w:r>
+              <w:rPr>
+                <w:sz w:val="16"/>
+              </w:rPr>
+              <w:t xml:space="preserve">Penapisan mutu proposal sebelum insentif dibayar; kaitkan dengan skema hibah</w:t>
+            </w:r>
+          </w:p>
+        </w:tc>
+        <w:tc>
+          <w:tcPr/>
+          <w:p>
+            <w:pPr>
+              <w:pStyle w:val="Compact"/>
+              <w:jc w:val="left"/>
+            </w:pPr>
+            <w:r>
+              <w:rPr>
+                <w:sz w:val="16"/>
+              </w:rPr>
+              <w:t xml:space="preserve">Q1 2027</w:t>
+            </w:r>
+          </w:p>
+        </w:tc>
+        <w:tc>
+          <w:tcPr/>
+          <w:p>
+            <w:pPr>
+              <w:pStyle w:val="Compact"/>
+              <w:jc w:val="left"/>
+            </w:pPr>
+            <w:r>
+              <w:rPr>
+                <w:sz w:val="16"/>
+              </w:rPr>
+              <w:t xml:space="preserve">Kriteria dan formulir</w:t>
+            </w:r>
+          </w:p>
+        </w:tc>
+        <w:tc>
+          <w:tcPr/>
+          <w:p>
+            <w:pPr>
+              <w:pStyle w:val="Compact"/>
+              <w:jc w:val="left"/>
+            </w:pPr>
+            <w:r>
+              <w:rPr>
+                <w:sz w:val="16"/>
+              </w:rPr>
+              <w:t xml:space="preserve">[ISI]</w:t>
+            </w:r>
+          </w:p>
+        </w:tc>
+        <w:tc>
+          <w:tcPr/>
+          <w:p>
+            <w:pPr>
+              <w:pStyle w:val="Compact"/>
+              <w:jc w:val="left"/>
+            </w:pPr>
+            <w:r>
+              <w:rPr>
+                <w:sz w:val="16"/>
+              </w:rPr>
+              <w:t xml:space="preserve">[ISI]</w:t>
+            </w:r>
+          </w:p>
+        </w:tc>
+        <w:tc>
+          <w:tcPr/>
+          <w:p>
+            <w:pPr>
+              <w:pStyle w:val="Compact"/>
+              <w:jc w:val="left"/>
+            </w:pPr>
+            <w:r>
+              <w:rPr>
+                <w:sz w:val="16"/>
+              </w:rPr>
+              <w:t xml:space="preserve">2.3.1</w:t>
+            </w:r>
+          </w:p>
+        </w:tc>
+      </w:tr>
+      <w:tr>
+        <w:tc>
+          <w:tcPr/>
+          <w:p>
+            <w:pPr>
+              <w:pStyle w:val="Compact"/>
+              <w:jc w:val="left"/>
+            </w:pPr>
+            <w:r>
+              <w:rPr>
+                <w:sz w:val="16"/>
+              </w:rPr>
+              <w:t xml:space="preserve">A10</w:t>
+            </w:r>
+          </w:p>
+        </w:tc>
+        <w:tc>
+          <w:tcPr/>
+          <w:p>
+            <w:pPr>
+              <w:pStyle w:val="Compact"/>
+              <w:jc w:val="left"/>
+            </w:pPr>
+            <w:r>
+              <w:rPr>
+                <w:sz w:val="16"/>
+              </w:rPr>
+              <w:t xml:space="preserve">S7</w:t>
+            </w:r>
+          </w:p>
+        </w:tc>
+        <w:tc>
+          <w:tcPr/>
+          <w:p>
+            <w:pPr>
+              <w:pStyle w:val="Compact"/>
+              <w:jc w:val="left"/>
+            </w:pPr>
+            <w:r>
+              <w:rPr>
+                <w:sz w:val="16"/>
+              </w:rPr>
+              <w:t xml:space="preserve">Dokumentasi riset Unhas terkait SDG untuk QS Sustainability</w:t>
+            </w:r>
+          </w:p>
+        </w:tc>
+        <w:tc>
+          <w:tcPr/>
+          <w:p>
+            <w:pPr>
+              <w:pStyle w:val="Compact"/>
+              <w:jc w:val="left"/>
+            </w:pPr>
+            <w:r>
+              <w:rPr>
+                <w:sz w:val="16"/>
+              </w:rPr>
+              <w:t xml:space="preserve">Q2 2027</w:t>
+            </w:r>
+          </w:p>
+        </w:tc>
+        <w:tc>
+          <w:tcPr/>
+          <w:p>
+            <w:pPr>
+              <w:pStyle w:val="Compact"/>
+              <w:jc w:val="left"/>
+            </w:pPr>
+            <w:r>
+              <w:rPr>
+                <w:sz w:val="16"/>
+              </w:rPr>
+              <w:t xml:space="preserve">Database riset SDG</w:t>
+            </w:r>
+          </w:p>
+        </w:tc>
+        <w:tc>
+          <w:tcPr/>
+          <w:p>
+            <w:pPr>
+              <w:pStyle w:val="Compact"/>
+              <w:jc w:val="left"/>
+            </w:pPr>
+            <w:r>
+              <w:rPr>
+                <w:sz w:val="16"/>
+              </w:rPr>
+              <w:t xml:space="preserve">[ISI: tim keberlanjutan]</w:t>
+            </w:r>
+          </w:p>
+        </w:tc>
+        <w:tc>
+          <w:tcPr/>
+          <w:p>
+            <w:pPr>
+              <w:pStyle w:val="Compact"/>
+              <w:jc w:val="left"/>
+            </w:pPr>
+            <w:r>
+              <w:rPr>
+                <w:sz w:val="16"/>
+              </w:rPr>
+              <w:t xml:space="preserve">[ISI]</w:t>
+            </w:r>
+          </w:p>
+        </w:tc>
+        <w:tc>
+          <w:tcPr/>
+          <w:p>
+            <w:pPr>
+              <w:pStyle w:val="Compact"/>
+              <w:jc w:val="left"/>
+            </w:pPr>
+            <w:r>
+              <w:rPr>
+                <w:sz w:val="16"/>
+              </w:rPr>
+              <w:t xml:space="preserve">Non-KPI</w:t>
+            </w:r>
+          </w:p>
+        </w:tc>
+      </w:tr>
+      <w:tr>
+        <w:tc>
+          <w:tcPr/>
+          <w:p>
+            <w:pPr>
+              <w:pStyle w:val="Compact"/>
+              <w:jc w:val="left"/>
+            </w:pPr>
+            <w:r>
+              <w:rPr>
+                <w:sz w:val="16"/>
+              </w:rPr>
+              <w:t xml:space="preserve">A11</w:t>
             </w:r>
           </w:p>
         </w:tc>
@@ -15228,7 +18279,7 @@
               <w:rPr>
                 <w:sz w:val="16"/>
               </w:rPr>
-              <w:t xml:space="preserve">Format afiliasi baku untuk seluruh publikasi dan kegiatan GloRI</w:t>
+              <w:t xml:space="preserve">Klausul afiliasi Unhas baku pada kontrak fellow (P4) dan perjanjian kerja sama (MoU, joint lab)</w:t>
             </w:r>
           </w:p>
         </w:tc>
@@ -15258,7 +18309,22 @@
               <w:rPr>
                 <w:sz w:val="16"/>
               </w:rPr>
-              <w:t xml:space="preserve">Panduan 1 halaman</w:t>
+              <w:t xml:space="preserve">Templat klausul</w:t>
+            </w:r>
+          </w:p>
+        </w:tc>
+        <w:tc>
+          <w:tcPr/>
+          <w:p>
+            <w:pPr>
+              <w:pStyle w:val="Compact"/>
+              <w:jc w:val="left"/>
+            </w:pPr>
+            <w:r>
+              <w:rPr>
+                <w:sz w:val="16"/>
+              </w:rPr>
+              <w:t xml:space="preserve">[ISI: GloRI]</w:t>
             </w:r>
           </w:p>
         </w:tc>
@@ -15288,6 +18354,143 @@
               <w:rPr>
                 <w:sz w:val="16"/>
               </w:rPr>
+              <w:t xml:space="preserve">U4, U8</w:t>
+            </w:r>
+          </w:p>
+        </w:tc>
+      </w:tr>
+      <w:tr>
+        <w:tc>
+          <w:tcPr/>
+          <w:p>
+            <w:pPr>
+              <w:pStyle w:val="Compact"/>
+              <w:jc w:val="left"/>
+            </w:pPr>
+            <w:r>
+              <w:rPr>
+                <w:sz w:val="16"/>
+              </w:rPr>
+              <w:t xml:space="preserve">A12</w:t>
+            </w:r>
+          </w:p>
+        </w:tc>
+        <w:tc>
+          <w:tcPr/>
+          <w:p>
+            <w:pPr>
+              <w:pStyle w:val="Compact"/>
+              <w:jc w:val="left"/>
+            </w:pPr>
+            <w:r>
+              <w:rPr>
+                <w:sz w:val="16"/>
+              </w:rPr>
+              <w:t xml:space="preserve">S5</w:t>
+            </w:r>
+          </w:p>
+        </w:tc>
+        <w:tc>
+          <w:tcPr/>
+          <w:p>
+            <w:pPr>
+              <w:pStyle w:val="Compact"/>
+              <w:jc w:val="left"/>
+            </w:pPr>
+            <w:r>
+              <w:rPr>
+                <w:sz w:val="16"/>
+              </w:rPr>
+              <w:t xml:space="preserve">Kode acknowledgment untuk tiap program GloRI (misal</w:t>
+            </w:r>
+            <w:r>
+              <w:rPr>
+                <w:sz w:val="16"/>
+              </w:rPr>
+              <w:t xml:space="preserve"> </w:t>
+            </w:r>
+            <w:r>
+              <w:rPr>
+                <w:sz w:val="16"/>
+              </w:rPr>
+              <w:t xml:space="preserve">“</w:t>
+            </w:r>
+            <w:r>
+              <w:rPr>
+                <w:sz w:val="16"/>
+              </w:rPr>
+              <w:t xml:space="preserve">GloRI-2027-P5</w:t>
+            </w:r>
+            <w:r>
+              <w:rPr>
+                <w:sz w:val="16"/>
+              </w:rPr>
+              <w:t xml:space="preserve">”</w:t>
+            </w:r>
+            <w:r>
+              <w:rPr>
+                <w:sz w:val="16"/>
+              </w:rPr>
+              <w:t xml:space="preserve">)</w:t>
+            </w:r>
+          </w:p>
+        </w:tc>
+        <w:tc>
+          <w:tcPr/>
+          <w:p>
+            <w:pPr>
+              <w:pStyle w:val="Compact"/>
+              <w:jc w:val="left"/>
+            </w:pPr>
+            <w:r>
+              <w:rPr>
+                <w:sz w:val="16"/>
+              </w:rPr>
+              <w:t xml:space="preserve">Q1 2027</w:t>
+            </w:r>
+          </w:p>
+        </w:tc>
+        <w:tc>
+          <w:tcPr/>
+          <w:p>
+            <w:pPr>
+              <w:pStyle w:val="Compact"/>
+              <w:jc w:val="left"/>
+            </w:pPr>
+            <w:r>
+              <w:rPr>
+                <w:sz w:val="16"/>
+              </w:rPr>
+              <w:t xml:space="preserve">Daftar kode dan panduan penulisan</w:t>
+            </w:r>
+          </w:p>
+        </w:tc>
+        <w:tc>
+          <w:tcPr/>
+          <w:p>
+            <w:pPr>
+              <w:pStyle w:val="Compact"/>
+              <w:jc w:val="left"/>
+            </w:pPr>
+            <w:r>
+              <w:rPr>
+                <w:sz w:val="16"/>
+              </w:rPr>
+              <w:t xml:space="preserve">[ISI: GloRI]</w:t>
+            </w:r>
+          </w:p>
+        </w:tc>
+        <w:tc>
+          <w:tcPr/>
+          <w:p>
+            <w:pPr>
+              <w:pStyle w:val="Compact"/>
+              <w:jc w:val="left"/>
+            </w:pPr>
+            <w:r>
+              <w:rPr>
+                <w:sz w:val="16"/>
+              </w:rPr>
               <w:t xml:space="preserve">[ISI]</w:t>
             </w:r>
           </w:p>
@@ -15303,84 +18506,99 @@
               <w:rPr>
                 <w:sz w:val="16"/>
               </w:rPr>
-              <w:t xml:space="preserve">U4</w:t>
-            </w:r>
-          </w:p>
-        </w:tc>
-      </w:tr>
-      <w:tr>
-        <w:tc>
-          <w:tcPr/>
-          <w:p>
-            <w:pPr>
-              <w:pStyle w:val="Compact"/>
-              <w:jc w:val="left"/>
-            </w:pPr>
-            <w:r>
-              <w:rPr>
-                <w:sz w:val="16"/>
-              </w:rPr>
-              <w:t xml:space="preserve">A4</w:t>
-            </w:r>
-          </w:p>
-        </w:tc>
-        <w:tc>
-          <w:tcPr/>
-          <w:p>
-            <w:pPr>
-              <w:pStyle w:val="Compact"/>
-              <w:jc w:val="left"/>
-            </w:pPr>
-            <w:r>
-              <w:rPr>
-                <w:sz w:val="16"/>
-              </w:rPr>
-              <w:t xml:space="preserve">S1</w:t>
-            </w:r>
-          </w:p>
-        </w:tc>
-        <w:tc>
-          <w:tcPr/>
-          <w:p>
-            <w:pPr>
-              <w:pStyle w:val="Compact"/>
-              <w:jc w:val="left"/>
-            </w:pPr>
-            <w:r>
-              <w:rPr>
-                <w:sz w:val="16"/>
-              </w:rPr>
-              <w:t xml:space="preserve">Baseline joint publication dan peta mitra dari Scopus/SciVal</w:t>
-            </w:r>
-          </w:p>
-        </w:tc>
-        <w:tc>
-          <w:tcPr/>
-          <w:p>
-            <w:pPr>
-              <w:pStyle w:val="Compact"/>
-              <w:jc w:val="left"/>
-            </w:pPr>
-            <w:r>
-              <w:rPr>
-                <w:sz w:val="16"/>
-              </w:rPr>
-              <w:t xml:space="preserve">Q1 2027</w:t>
-            </w:r>
-          </w:p>
-        </w:tc>
-        <w:tc>
-          <w:tcPr/>
-          <w:p>
-            <w:pPr>
-              <w:pStyle w:val="Compact"/>
-              <w:jc w:val="left"/>
-            </w:pPr>
-            <w:r>
-              <w:rPr>
-                <w:sz w:val="16"/>
-              </w:rPr>
-              <w:t xml:space="preserve">Dokumen baseline</w:t>
+              <w:t xml:space="preserve">U8</w:t>
+            </w:r>
+          </w:p>
+        </w:tc>
+      </w:tr>
+      <w:tr>
+        <w:tc>
+          <w:tcPr/>
+          <w:p>
+            <w:pPr>
+              <w:pStyle w:val="Compact"/>
+              <w:jc w:val="left"/>
+            </w:pPr>
+            <w:r>
+              <w:rPr>
+                <w:sz w:val="16"/>
+              </w:rPr>
+              <w:t xml:space="preserve">A13</w:t>
+            </w:r>
+          </w:p>
+        </w:tc>
+        <w:tc>
+          <w:tcPr/>
+          <w:p>
+            <w:pPr>
+              <w:pStyle w:val="Compact"/>
+              <w:jc w:val="left"/>
+            </w:pPr>
+            <w:r>
+              <w:rPr>
+                <w:sz w:val="16"/>
+              </w:rPr>
+              <w:t xml:space="preserve">S5</w:t>
+            </w:r>
+          </w:p>
+        </w:tc>
+        <w:tc>
+          <w:tcPr/>
+          <w:p>
+            <w:pPr>
+              <w:pStyle w:val="Compact"/>
+              <w:jc w:val="left"/>
+            </w:pPr>
+            <w:r>
+              <w:rPr>
+                <w:sz w:val="16"/>
+              </w:rPr>
+              <w:t xml:space="preserve">Pengecekan triwulan afiliasi luaran kolaborasi GloRI, dengan data dari DMP</w:t>
+            </w:r>
+          </w:p>
+        </w:tc>
+        <w:tc>
+          <w:tcPr/>
+          <w:p>
+            <w:pPr>
+              <w:pStyle w:val="Compact"/>
+              <w:jc w:val="left"/>
+            </w:pPr>
+            <w:r>
+              <w:rPr>
+                <w:sz w:val="16"/>
+              </w:rPr>
+              <w:t xml:space="preserve">Tiap triwulan</w:t>
+            </w:r>
+          </w:p>
+        </w:tc>
+        <w:tc>
+          <w:tcPr/>
+          <w:p>
+            <w:pPr>
+              <w:pStyle w:val="Compact"/>
+              <w:jc w:val="left"/>
+            </w:pPr>
+            <w:r>
+              <w:rPr>
+                <w:sz w:val="16"/>
+              </w:rPr>
+              <w:t xml:space="preserve">Laporan koreksi</w:t>
+            </w:r>
+          </w:p>
+        </w:tc>
+        <w:tc>
+          <w:tcPr/>
+          <w:p>
+            <w:pPr>
+              <w:pStyle w:val="Compact"/>
+              <w:jc w:val="left"/>
+            </w:pPr>
+            <w:r>
+              <w:rPr>
+                <w:sz w:val="16"/>
+              </w:rPr>
+              <w:t xml:space="preserve">[ISI: GloRI dengan DMP]</w:t>
             </w:r>
           </w:p>
         </w:tc>
@@ -15410,6 +18628,113 @@
               <w:rPr>
                 <w:sz w:val="16"/>
               </w:rPr>
+              <w:t xml:space="preserve">U8</w:t>
+            </w:r>
+          </w:p>
+        </w:tc>
+      </w:tr>
+      <w:tr>
+        <w:tc>
+          <w:tcPr/>
+          <w:p>
+            <w:pPr>
+              <w:pStyle w:val="Compact"/>
+              <w:jc w:val="left"/>
+            </w:pPr>
+            <w:r>
+              <w:rPr>
+                <w:sz w:val="16"/>
+              </w:rPr>
+              <w:t xml:space="preserve">A14</w:t>
+            </w:r>
+          </w:p>
+        </w:tc>
+        <w:tc>
+          <w:tcPr/>
+          <w:p>
+            <w:pPr>
+              <w:pStyle w:val="Compact"/>
+              <w:jc w:val="left"/>
+            </w:pPr>
+            <w:r>
+              <w:rPr>
+                <w:sz w:val="16"/>
+              </w:rPr>
+              <w:t xml:space="preserve">S4</w:t>
+            </w:r>
+          </w:p>
+        </w:tc>
+        <w:tc>
+          <w:tcPr/>
+          <w:p>
+            <w:pPr>
+              <w:pStyle w:val="Compact"/>
+              <w:jc w:val="left"/>
+            </w:pPr>
+            <w:r>
+              <w:rPr>
+                <w:sz w:val="16"/>
+              </w:rPr>
+              <w:t xml:space="preserve">Tindak lanjut untuk tiap pembicara forum: webinar bersama, usulan ko-penulis, atau undangan kunjungan; catat di basis data kontak</w:t>
+            </w:r>
+          </w:p>
+        </w:tc>
+        <w:tc>
+          <w:tcPr/>
+          <w:p>
+            <w:pPr>
+              <w:pStyle w:val="Compact"/>
+              <w:jc w:val="left"/>
+            </w:pPr>
+            <w:r>
+              <w:rPr>
+                <w:sz w:val="16"/>
+              </w:rPr>
+              <w:t xml:space="preserve">Sepanjang 2027</w:t>
+            </w:r>
+          </w:p>
+        </w:tc>
+        <w:tc>
+          <w:tcPr/>
+          <w:p>
+            <w:pPr>
+              <w:pStyle w:val="Compact"/>
+              <w:jc w:val="left"/>
+            </w:pPr>
+            <w:r>
+              <w:rPr>
+                <w:sz w:val="16"/>
+              </w:rPr>
+              <w:t xml:space="preserve">Basis data akademisi terlibat</w:t>
+            </w:r>
+          </w:p>
+        </w:tc>
+        <w:tc>
+          <w:tcPr/>
+          <w:p>
+            <w:pPr>
+              <w:pStyle w:val="Compact"/>
+              <w:jc w:val="left"/>
+            </w:pPr>
+            <w:r>
+              <w:rPr>
+                <w:sz w:val="16"/>
+              </w:rPr>
+              <w:t xml:space="preserve">[ISI: GloRI]</w:t>
+            </w:r>
+          </w:p>
+        </w:tc>
+        <w:tc>
+          <w:tcPr/>
+          <w:p>
+            <w:pPr>
+              <w:pStyle w:val="Compact"/>
+              <w:jc w:val="left"/>
+            </w:pPr>
+            <w:r>
+              <w:rPr>
+                <w:sz w:val="16"/>
+              </w:rPr>
               <w:t xml:space="preserve">[ISI]</w:t>
             </w:r>
           </w:p>
@@ -15425,746 +18750,14 @@
               <w:rPr>
                 <w:sz w:val="16"/>
               </w:rPr>
-              <w:t xml:space="preserve">U1, U2, U3</w:t>
-            </w:r>
-          </w:p>
-        </w:tc>
-      </w:tr>
-      <w:tr>
-        <w:tc>
-          <w:tcPr/>
-          <w:p>
-            <w:pPr>
-              <w:pStyle w:val="Compact"/>
-              <w:jc w:val="left"/>
-            </w:pPr>
-            <w:r>
-              <w:rPr>
-                <w:sz w:val="16"/>
-              </w:rPr>
-              <w:t xml:space="preserve">A5</w:t>
-            </w:r>
-          </w:p>
-        </w:tc>
-        <w:tc>
-          <w:tcPr/>
-          <w:p>
-            <w:pPr>
-              <w:pStyle w:val="Compact"/>
-              <w:jc w:val="left"/>
-            </w:pPr>
-            <w:r>
-              <w:rPr>
-                <w:sz w:val="16"/>
-              </w:rPr>
-              <w:t xml:space="preserve">S4</w:t>
-            </w:r>
-          </w:p>
-        </w:tc>
-        <w:tc>
-          <w:tcPr/>
-          <w:p>
-            <w:pPr>
-              <w:pStyle w:val="Compact"/>
-              <w:jc w:val="left"/>
-            </w:pPr>
-            <w:r>
-              <w:rPr>
-                <w:sz w:val="16"/>
-              </w:rPr>
-              <w:t xml:space="preserve">Peta akademisi global per bidang unggulan sebagai mitra dan penerima undangan forum</w:t>
-            </w:r>
-          </w:p>
-        </w:tc>
-        <w:tc>
-          <w:tcPr/>
-          <w:p>
-            <w:pPr>
-              <w:pStyle w:val="Compact"/>
-              <w:jc w:val="left"/>
-            </w:pPr>
-            <w:r>
-              <w:rPr>
-                <w:sz w:val="16"/>
-              </w:rPr>
-              <w:t xml:space="preserve">Q1-Q2 2027</w:t>
-            </w:r>
-          </w:p>
-        </w:tc>
-        <w:tc>
-          <w:tcPr/>
-          <w:p>
-            <w:pPr>
-              <w:pStyle w:val="Compact"/>
-              <w:jc w:val="left"/>
-            </w:pPr>
-            <w:r>
-              <w:rPr>
-                <w:sz w:val="16"/>
-              </w:rPr>
-              <w:t xml:space="preserve">Daftar kontak</w:t>
-            </w:r>
-          </w:p>
-        </w:tc>
-        <w:tc>
-          <w:tcPr/>
-          <w:p>
-            <w:pPr>
-              <w:pStyle w:val="Compact"/>
-              <w:jc w:val="left"/>
-            </w:pPr>
-            <w:r>
-              <w:rPr>
-                <w:sz w:val="16"/>
-              </w:rPr>
-              <w:t xml:space="preserve">[ISI]</w:t>
-            </w:r>
-          </w:p>
-        </w:tc>
-        <w:tc>
-          <w:tcPr/>
-          <w:p>
-            <w:pPr>
-              <w:pStyle w:val="Compact"/>
-              <w:jc w:val="left"/>
-            </w:pPr>
-            <w:r>
-              <w:rPr>
-                <w:sz w:val="16"/>
-              </w:rPr>
-              <w:t xml:space="preserve">[ISI]</w:t>
-            </w:r>
-          </w:p>
-        </w:tc>
-        <w:tc>
-          <w:tcPr/>
-          <w:p>
-            <w:pPr>
-              <w:pStyle w:val="Compact"/>
-              <w:jc w:val="left"/>
-            </w:pPr>
-            <w:r>
-              <w:rPr>
-                <w:sz w:val="16"/>
-              </w:rPr>
-              <w:t xml:space="preserve">U5</w:t>
-            </w:r>
-          </w:p>
-        </w:tc>
-      </w:tr>
-      <w:tr>
-        <w:tc>
-          <w:tcPr/>
-          <w:p>
-            <w:pPr>
-              <w:pStyle w:val="Compact"/>
-              <w:jc w:val="left"/>
-            </w:pPr>
-            <w:r>
-              <w:rPr>
-                <w:sz w:val="16"/>
-              </w:rPr>
-              <w:t xml:space="preserve">A6</w:t>
-            </w:r>
-          </w:p>
-        </w:tc>
-        <w:tc>
-          <w:tcPr/>
-          <w:p>
-            <w:pPr>
-              <w:pStyle w:val="Compact"/>
-              <w:jc w:val="left"/>
-            </w:pPr>
-            <w:r>
-              <w:rPr>
-                <w:sz w:val="16"/>
-              </w:rPr>
-              <w:t xml:space="preserve">S4</w:t>
-            </w:r>
-          </w:p>
-        </w:tc>
-        <w:tc>
-          <w:tcPr/>
-          <w:p>
-            <w:pPr>
-              <w:pStyle w:val="Compact"/>
-              <w:jc w:val="left"/>
-            </w:pPr>
-            <w:r>
-              <w:rPr>
-                <w:sz w:val="16"/>
-              </w:rPr>
-              <w:t xml:space="preserve">Penyerahan kontak akademisi mitra ke QS melalui jalur resmi, sesuai aturan QS</w:t>
-            </w:r>
-          </w:p>
-        </w:tc>
-        <w:tc>
-          <w:tcPr/>
-          <w:p>
-            <w:pPr>
-              <w:pStyle w:val="Compact"/>
-              <w:jc w:val="left"/>
-            </w:pPr>
-            <w:r>
-              <w:rPr>
-                <w:sz w:val="16"/>
-              </w:rPr>
-              <w:t xml:space="preserve">Sesuai jadwal QS [ISI]</w:t>
-            </w:r>
-          </w:p>
-        </w:tc>
-        <w:tc>
-          <w:tcPr/>
-          <w:p>
-            <w:pPr>
-              <w:pStyle w:val="Compact"/>
-              <w:jc w:val="left"/>
-            </w:pPr>
-            <w:r>
-              <w:rPr>
-                <w:sz w:val="16"/>
-              </w:rPr>
-              <w:t xml:space="preserve">Kontak terdaftar</w:t>
-            </w:r>
-          </w:p>
-        </w:tc>
-        <w:tc>
-          <w:tcPr/>
-          <w:p>
-            <w:pPr>
-              <w:pStyle w:val="Compact"/>
-              <w:jc w:val="left"/>
-            </w:pPr>
-            <w:r>
-              <w:rPr>
-                <w:sz w:val="16"/>
-              </w:rPr>
-              <w:t xml:space="preserve">[ISI]</w:t>
-            </w:r>
-          </w:p>
-        </w:tc>
-        <w:tc>
-          <w:tcPr/>
-          <w:p>
-            <w:pPr>
-              <w:pStyle w:val="Compact"/>
-              <w:jc w:val="left"/>
-            </w:pPr>
-            <w:r>
-              <w:rPr>
-                <w:sz w:val="16"/>
-              </w:rPr>
-              <w:t xml:space="preserve">[ISI]</w:t>
-            </w:r>
-          </w:p>
-        </w:tc>
-        <w:tc>
-          <w:tcPr/>
-          <w:p>
-            <w:pPr>
-              <w:pStyle w:val="Compact"/>
-              <w:jc w:val="left"/>
-            </w:pPr>
-            <w:r>
-              <w:rPr>
-                <w:sz w:val="16"/>
-              </w:rPr>
-              <w:t xml:space="preserve">U5</w:t>
-            </w:r>
-          </w:p>
-        </w:tc>
-      </w:tr>
-      <w:tr>
-        <w:tc>
-          <w:tcPr/>
-          <w:p>
-            <w:pPr>
-              <w:pStyle w:val="Compact"/>
-              <w:jc w:val="left"/>
-            </w:pPr>
-            <w:r>
-              <w:rPr>
-                <w:sz w:val="16"/>
-              </w:rPr>
-              <w:t xml:space="preserve">A7</w:t>
-            </w:r>
-          </w:p>
-        </w:tc>
-        <w:tc>
-          <w:tcPr/>
-          <w:p>
-            <w:pPr>
-              <w:pStyle w:val="Compact"/>
-              <w:jc w:val="left"/>
-            </w:pPr>
-            <w:r>
-              <w:rPr>
-                <w:sz w:val="16"/>
-              </w:rPr>
-              <w:t xml:space="preserve">S4</w:t>
-            </w:r>
-          </w:p>
-        </w:tc>
-        <w:tc>
-          <w:tcPr/>
-          <w:p>
-            <w:pPr>
-              <w:pStyle w:val="Compact"/>
-              <w:jc w:val="left"/>
-            </w:pPr>
-            <w:r>
-              <w:rPr>
-                <w:sz w:val="16"/>
-              </w:rPr>
-              <w:t xml:space="preserve">Peran editorial, keynote, dan kehadiran peneliti Unhas di konferensi internasional pada bidang unggulan</w:t>
-            </w:r>
-          </w:p>
-        </w:tc>
-        <w:tc>
-          <w:tcPr/>
-          <w:p>
-            <w:pPr>
-              <w:pStyle w:val="Compact"/>
-              <w:jc w:val="left"/>
-            </w:pPr>
-            <w:r>
-              <w:rPr>
-                <w:sz w:val="16"/>
-              </w:rPr>
-              <w:t xml:space="preserve">Sepanjang 2027</w:t>
-            </w:r>
-          </w:p>
-        </w:tc>
-        <w:tc>
-          <w:tcPr/>
-          <w:p>
-            <w:pPr>
-              <w:pStyle w:val="Compact"/>
-              <w:jc w:val="left"/>
-            </w:pPr>
-            <w:r>
-              <w:rPr>
-                <w:sz w:val="16"/>
-              </w:rPr>
-              <w:t xml:space="preserve">Daftar peran dan kehadiran</w:t>
-            </w:r>
-          </w:p>
-        </w:tc>
-        <w:tc>
-          <w:tcPr/>
-          <w:p>
-            <w:pPr>
-              <w:pStyle w:val="Compact"/>
-              <w:jc w:val="left"/>
-            </w:pPr>
-            <w:r>
-              <w:rPr>
-                <w:sz w:val="16"/>
-              </w:rPr>
-              <w:t xml:space="preserve">[ISI]</w:t>
-            </w:r>
-          </w:p>
-        </w:tc>
-        <w:tc>
-          <w:tcPr/>
-          <w:p>
-            <w:pPr>
-              <w:pStyle w:val="Compact"/>
-              <w:jc w:val="left"/>
-            </w:pPr>
-            <w:r>
-              <w:rPr>
-                <w:sz w:val="16"/>
-              </w:rPr>
-              <w:t xml:space="preserve">[ISI]</w:t>
-            </w:r>
-          </w:p>
-        </w:tc>
-        <w:tc>
-          <w:tcPr/>
-          <w:p>
-            <w:pPr>
-              <w:pStyle w:val="Compact"/>
-              <w:jc w:val="left"/>
-            </w:pPr>
-            <w:r>
-              <w:rPr>
-                <w:sz w:val="16"/>
-              </w:rPr>
-              <w:t xml:space="preserve">2.3.4</w:t>
-            </w:r>
-          </w:p>
-        </w:tc>
-      </w:tr>
-      <w:tr>
-        <w:tc>
-          <w:tcPr/>
-          <w:p>
-            <w:pPr>
-              <w:pStyle w:val="Compact"/>
-              <w:jc w:val="left"/>
-            </w:pPr>
-            <w:r>
-              <w:rPr>
-                <w:sz w:val="16"/>
-              </w:rPr>
-              <w:t xml:space="preserve">A8</w:t>
-            </w:r>
-          </w:p>
-        </w:tc>
-        <w:tc>
-          <w:tcPr/>
-          <w:p>
-            <w:pPr>
-              <w:pStyle w:val="Compact"/>
-              <w:jc w:val="left"/>
-            </w:pPr>
-            <w:r>
-              <w:rPr>
-                <w:sz w:val="16"/>
-              </w:rPr>
-              <w:t xml:space="preserve">S2</w:t>
-            </w:r>
-          </w:p>
-        </w:tc>
-        <w:tc>
-          <w:tcPr/>
-          <w:p>
-            <w:pPr>
-              <w:pStyle w:val="Compact"/>
-              <w:jc w:val="left"/>
-            </w:pPr>
-            <w:r>
-              <w:rPr>
-                <w:sz w:val="16"/>
-              </w:rPr>
-              <w:t xml:space="preserve">Perjanjian kolaborasi riset tertulis dengan mitra Top 100/200: agenda, sumber dana, dan luaran</w:t>
-            </w:r>
-          </w:p>
-        </w:tc>
-        <w:tc>
-          <w:tcPr/>
-          <w:p>
-            <w:pPr>
-              <w:pStyle w:val="Compact"/>
-              <w:jc w:val="left"/>
-            </w:pPr>
-            <w:r>
-              <w:rPr>
-                <w:sz w:val="16"/>
-              </w:rPr>
-              <w:t xml:space="preserve">Sepanjang 2027</w:t>
-            </w:r>
-          </w:p>
-        </w:tc>
-        <w:tc>
-          <w:tcPr/>
-          <w:p>
-            <w:pPr>
-              <w:pStyle w:val="Compact"/>
-              <w:jc w:val="left"/>
-            </w:pPr>
-            <w:r>
-              <w:rPr>
-                <w:sz w:val="16"/>
-              </w:rPr>
-              <w:t xml:space="preserve">Dokumen agenda joint research</w:t>
-            </w:r>
-          </w:p>
-        </w:tc>
-        <w:tc>
-          <w:tcPr/>
-          <w:p>
-            <w:pPr>
-              <w:pStyle w:val="Compact"/>
-              <w:jc w:val="left"/>
-            </w:pPr>
-            <w:r>
-              <w:rPr>
-                <w:sz w:val="16"/>
-              </w:rPr>
-              <w:t xml:space="preserve">[ISI]</w:t>
-            </w:r>
-          </w:p>
-        </w:tc>
-        <w:tc>
-          <w:tcPr/>
-          <w:p>
-            <w:pPr>
-              <w:pStyle w:val="Compact"/>
-              <w:jc w:val="left"/>
-            </w:pPr>
-            <w:r>
-              <w:rPr>
-                <w:sz w:val="16"/>
-              </w:rPr>
-              <w:t xml:space="preserve">[ISI]</w:t>
-            </w:r>
-          </w:p>
-        </w:tc>
-        <w:tc>
-          <w:tcPr/>
-          <w:p>
-            <w:pPr>
-              <w:pStyle w:val="Compact"/>
-              <w:jc w:val="left"/>
-            </w:pPr>
-            <w:r>
-              <w:rPr>
-                <w:sz w:val="16"/>
-              </w:rPr>
-              <w:t xml:space="preserve">2.3.1</w:t>
-            </w:r>
-          </w:p>
-        </w:tc>
-      </w:tr>
-      <w:tr>
-        <w:tc>
-          <w:tcPr/>
-          <w:p>
-            <w:pPr>
-              <w:pStyle w:val="Compact"/>
-              <w:jc w:val="left"/>
-            </w:pPr>
-            <w:r>
-              <w:rPr>
-                <w:sz w:val="16"/>
-              </w:rPr>
-              <w:t xml:space="preserve">A9</w:t>
-            </w:r>
-          </w:p>
-        </w:tc>
-        <w:tc>
-          <w:tcPr/>
-          <w:p>
-            <w:pPr>
-              <w:pStyle w:val="Compact"/>
-              <w:jc w:val="left"/>
-            </w:pPr>
-            <w:r>
-              <w:rPr>
-                <w:sz w:val="16"/>
-              </w:rPr>
-              <w:t xml:space="preserve">S3</w:t>
-            </w:r>
-          </w:p>
-        </w:tc>
-        <w:tc>
-          <w:tcPr/>
-          <w:p>
-            <w:pPr>
-              <w:pStyle w:val="Compact"/>
-              <w:jc w:val="left"/>
-            </w:pPr>
-            <w:r>
-              <w:rPr>
-                <w:sz w:val="16"/>
-              </w:rPr>
-              <w:t xml:space="preserve">Penapisan mutu proposal sebelum insentif dibayar; kaitkan dengan skema hibah</w:t>
-            </w:r>
-          </w:p>
-        </w:tc>
-        <w:tc>
-          <w:tcPr/>
-          <w:p>
-            <w:pPr>
-              <w:pStyle w:val="Compact"/>
-              <w:jc w:val="left"/>
-            </w:pPr>
-            <w:r>
-              <w:rPr>
-                <w:sz w:val="16"/>
-              </w:rPr>
-              <w:t xml:space="preserve">Q1 2027</w:t>
-            </w:r>
-          </w:p>
-        </w:tc>
-        <w:tc>
-          <w:tcPr/>
-          <w:p>
-            <w:pPr>
-              <w:pStyle w:val="Compact"/>
-              <w:jc w:val="left"/>
-            </w:pPr>
-            <w:r>
-              <w:rPr>
-                <w:sz w:val="16"/>
-              </w:rPr>
-              <w:t xml:space="preserve">Kriteria dan formulir</w:t>
-            </w:r>
-          </w:p>
-        </w:tc>
-        <w:tc>
-          <w:tcPr/>
-          <w:p>
-            <w:pPr>
-              <w:pStyle w:val="Compact"/>
-              <w:jc w:val="left"/>
-            </w:pPr>
-            <w:r>
-              <w:rPr>
-                <w:sz w:val="16"/>
-              </w:rPr>
-              <w:t xml:space="preserve">[ISI]</w:t>
-            </w:r>
-          </w:p>
-        </w:tc>
-        <w:tc>
-          <w:tcPr/>
-          <w:p>
-            <w:pPr>
-              <w:pStyle w:val="Compact"/>
-              <w:jc w:val="left"/>
-            </w:pPr>
-            <w:r>
-              <w:rPr>
-                <w:sz w:val="16"/>
-              </w:rPr>
-              <w:t xml:space="preserve">[ISI]</w:t>
-            </w:r>
-          </w:p>
-        </w:tc>
-        <w:tc>
-          <w:tcPr/>
-          <w:p>
-            <w:pPr>
-              <w:pStyle w:val="Compact"/>
-              <w:jc w:val="left"/>
-            </w:pPr>
-            <w:r>
-              <w:rPr>
-                <w:sz w:val="16"/>
-              </w:rPr>
-              <w:t xml:space="preserve">2.3.1</w:t>
-            </w:r>
-          </w:p>
-        </w:tc>
-      </w:tr>
-      <w:tr>
-        <w:tc>
-          <w:tcPr/>
-          <w:p>
-            <w:pPr>
-              <w:pStyle w:val="Compact"/>
-              <w:jc w:val="left"/>
-            </w:pPr>
-            <w:r>
-              <w:rPr>
-                <w:sz w:val="16"/>
-              </w:rPr>
-              <w:t xml:space="preserve">A10</w:t>
-            </w:r>
-          </w:p>
-        </w:tc>
-        <w:tc>
-          <w:tcPr/>
-          <w:p>
-            <w:pPr>
-              <w:pStyle w:val="Compact"/>
-              <w:jc w:val="left"/>
-            </w:pPr>
-            <w:r>
-              <w:rPr>
-                <w:sz w:val="16"/>
-              </w:rPr>
-              <w:t xml:space="preserve">S7</w:t>
-            </w:r>
-          </w:p>
-        </w:tc>
-        <w:tc>
-          <w:tcPr/>
-          <w:p>
-            <w:pPr>
-              <w:pStyle w:val="Compact"/>
-              <w:jc w:val="left"/>
-            </w:pPr>
-            <w:r>
-              <w:rPr>
-                <w:sz w:val="16"/>
-              </w:rPr>
-              <w:t xml:space="preserve">Dokumentasi riset Unhas terkait SDG untuk QS Sustainability</w:t>
-            </w:r>
-          </w:p>
-        </w:tc>
-        <w:tc>
-          <w:tcPr/>
-          <w:p>
-            <w:pPr>
-              <w:pStyle w:val="Compact"/>
-              <w:jc w:val="left"/>
-            </w:pPr>
-            <w:r>
-              <w:rPr>
-                <w:sz w:val="16"/>
-              </w:rPr>
-              <w:t xml:space="preserve">Q2 2027</w:t>
-            </w:r>
-          </w:p>
-        </w:tc>
-        <w:tc>
-          <w:tcPr/>
-          <w:p>
-            <w:pPr>
-              <w:pStyle w:val="Compact"/>
-              <w:jc w:val="left"/>
-            </w:pPr>
-            <w:r>
-              <w:rPr>
-                <w:sz w:val="16"/>
-              </w:rPr>
-              <w:t xml:space="preserve">Database riset SDG</w:t>
-            </w:r>
-          </w:p>
-        </w:tc>
-        <w:tc>
-          <w:tcPr/>
-          <w:p>
-            <w:pPr>
-              <w:pStyle w:val="Compact"/>
-              <w:jc w:val="left"/>
-            </w:pPr>
-            <w:r>
-              <w:rPr>
-                <w:sz w:val="16"/>
-              </w:rPr>
-              <w:t xml:space="preserve">[ISI: tim keberlanjutan]</w:t>
-            </w:r>
-          </w:p>
-        </w:tc>
-        <w:tc>
-          <w:tcPr/>
-          <w:p>
-            <w:pPr>
-              <w:pStyle w:val="Compact"/>
-              <w:jc w:val="left"/>
-            </w:pPr>
-            <w:r>
-              <w:rPr>
-                <w:sz w:val="16"/>
-              </w:rPr>
-              <w:t xml:space="preserve">[ISI]</w:t>
-            </w:r>
-          </w:p>
-        </w:tc>
-        <w:tc>
-          <w:tcPr/>
-          <w:p>
-            <w:pPr>
-              <w:pStyle w:val="Compact"/>
-              <w:jc w:val="left"/>
-            </w:pPr>
-            <w:r>
-              <w:rPr>
-                <w:sz w:val="16"/>
-              </w:rPr>
-              <w:t xml:space="preserve">Non-KPI</w:t>
+              <w:t xml:space="preserve">U9</w:t>
             </w:r>
           </w:p>
         </w:tc>
       </w:tr>
     </w:tbl>
-    <w:bookmarkEnd w:id="50"/>
-    <w:bookmarkStart w:id="51" w:name="rangkuman-evaluasi"/>
+    <w:bookmarkEnd w:id="51"/>
+    <w:bookmarkStart w:id="52" w:name="rangkuman-evaluasi"/>
     <w:p>
       <w:pPr>
         <w:pStyle w:val="Heading3"/>
@@ -16395,9 +18988,9 @@
         </w:pict>
       </w:r>
     </w:p>
-    <w:bookmarkEnd w:id="51"/>
     <w:bookmarkEnd w:id="52"/>
-    <w:bookmarkStart w:id="54" w:name="analisis-swot-dari-strategi"/>
+    <w:bookmarkEnd w:id="53"/>
+    <w:bookmarkStart w:id="55" w:name="analisis-swot-dari-strategi"/>
     <w:p>
       <w:pPr>
         <w:pStyle w:val="Heading2"/>
@@ -16826,7 +19419,7 @@
         </w:tc>
       </w:tr>
     </w:tbl>
-    <w:bookmarkStart w:id="53" w:name="strategi-silang"/>
+    <w:bookmarkStart w:id="54" w:name="strategi-silang"/>
     <w:p>
       <w:pPr>
         <w:pStyle w:val="Heading3"/>
@@ -17025,9 +19618,9 @@
         </w:pict>
       </w:r>
     </w:p>
-    <w:bookmarkEnd w:id="53"/>
     <w:bookmarkEnd w:id="54"/>
-    <w:bookmarkStart w:id="58" w:name="penutup"/>
+    <w:bookmarkEnd w:id="55"/>
+    <w:bookmarkStart w:id="59" w:name="penutup"/>
     <w:p>
       <w:pPr>
         <w:pStyle w:val="Heading2"/>
@@ -17036,7 +19629,7 @@
         <w:t xml:space="preserve">8. Penutup</w:t>
       </w:r>
     </w:p>
-    <w:bookmarkStart w:id="55" w:name="kesimpulan"/>
+    <w:bookmarkStart w:id="56" w:name="kesimpulan"/>
     <w:p>
       <w:pPr>
         <w:pStyle w:val="Heading3"/>
@@ -17093,8 +19686,8 @@
         <w:t xml:space="preserve">Isi dokumen ini bergantung pada data yang masih placeholder, terutama skor Unhas per indikator, baseline 2025-2026, dan pagu anggaran.</w:t>
       </w:r>
     </w:p>
-    <w:bookmarkEnd w:id="55"/>
-    <w:bookmarkStart w:id="56" w:name="keputusan-yang-diminta"/>
+    <w:bookmarkEnd w:id="56"/>
+    <w:bookmarkStart w:id="57" w:name="keputusan-yang-diminta"/>
     <w:p>
       <w:pPr>
         <w:pStyle w:val="Heading3"/>
@@ -17247,7 +19840,7 @@
               <w:rPr>
                 <w:sz w:val="16"/>
               </w:rPr>
-              <w:t xml:space="preserve">Menyetujui penambahan KPI dampak dan afiliasi (usul U1 sampai U6) dan pengaturan ulang bobot</w:t>
+              <w:t xml:space="preserve">Menyetujui penambahan KPI dampak dan afiliasi (usul U1 sampai U10) dan pengaturan ulang bobot</w:t>
             </w:r>
           </w:p>
         </w:tc>
@@ -17455,9 +20048,56 @@
           </w:p>
         </w:tc>
       </w:tr>
+      <w:tr>
+        <w:tc>
+          <w:tcPr/>
+          <w:p>
+            <w:pPr>
+              <w:pStyle w:val="Compact"/>
+              <w:jc w:val="left"/>
+            </w:pPr>
+            <w:r>
+              <w:rPr>
+                <w:sz w:val="16"/>
+              </w:rPr>
+              <w:t xml:space="preserve">7</w:t>
+            </w:r>
+          </w:p>
+        </w:tc>
+        <w:tc>
+          <w:tcPr/>
+          <w:p>
+            <w:pPr>
+              <w:pStyle w:val="Compact"/>
+              <w:jc w:val="left"/>
+            </w:pPr>
+            <w:r>
+              <w:rPr>
+                <w:sz w:val="16"/>
+              </w:rPr>
+              <w:t xml:space="preserve">Menetapkan pembagian peran GloRI dan DMP (5.5) dan mengonfirmasi mandat DMP</w:t>
+            </w:r>
+          </w:p>
+        </w:tc>
+        <w:tc>
+          <w:tcPr/>
+          <w:p>
+            <w:pPr>
+              <w:pStyle w:val="Compact"/>
+              <w:jc w:val="left"/>
+            </w:pPr>
+            <w:r>
+              <w:rPr>
+                <w:sz w:val="16"/>
+              </w:rPr>
+              <w:t xml:space="preserve">Rektor, Direktur DMP, Direktur Eksekutif GloRI</w:t>
+            </w:r>
+          </w:p>
+        </w:tc>
+      </w:tr>
     </w:tbl>
-    <w:bookmarkEnd w:id="56"/>
-    <w:bookmarkStart w:id="57" w:name="jalur-menuju-renstra-glori-2026-2030"/>
+    <w:bookmarkEnd w:id="57"/>
+    <w:bookmarkStart w:id="58" w:name="jalur-menuju-renstra-glori-2026-2030"/>
     <w:p>
       <w:pPr>
         <w:pStyle w:val="Heading3"/>
@@ -17732,9 +20372,9 @@
         </w:pict>
       </w:r>
     </w:p>
-    <w:bookmarkEnd w:id="57"/>
     <w:bookmarkEnd w:id="58"/>
-    <w:bookmarkStart w:id="68" w:name="lampiran"/>
+    <w:bookmarkEnd w:id="59"/>
+    <w:bookmarkStart w:id="69" w:name="lampiran"/>
     <w:p>
       <w:pPr>
         <w:pStyle w:val="Heading2"/>
@@ -17743,7 +20383,7 @@
         <w:t xml:space="preserve">9. Lampiran</w:t>
       </w:r>
     </w:p>
-    <w:bookmarkStart w:id="59" w:name="lampiran-a.-dokumen-yang-dibutuhkan"/>
+    <w:bookmarkStart w:id="60" w:name="lampiran-a.-dokumen-yang-dibutuhkan"/>
     <w:p>
       <w:pPr>
         <w:pStyle w:val="Heading3"/>
@@ -19086,9 +21726,163 @@
           </w:p>
         </w:tc>
       </w:tr>
+      <w:tr>
+        <w:tc>
+          <w:tcPr/>
+          <w:p>
+            <w:pPr>
+              <w:pStyle w:val="Compact"/>
+              <w:jc w:val="left"/>
+            </w:pPr>
+            <w:r>
+              <w:rPr>
+                <w:sz w:val="16"/>
+              </w:rPr>
+              <w:t xml:space="preserve">17</w:t>
+            </w:r>
+          </w:p>
+        </w:tc>
+        <w:tc>
+          <w:tcPr/>
+          <w:p>
+            <w:pPr>
+              <w:pStyle w:val="Compact"/>
+              <w:jc w:val="left"/>
+            </w:pPr>
+            <w:r>
+              <w:rPr>
+                <w:sz w:val="16"/>
+              </w:rPr>
+              <w:t xml:space="preserve">Tugas dan fungsi DMP (dan PMC jika berbeda)</w:t>
+            </w:r>
+          </w:p>
+        </w:tc>
+        <w:tc>
+          <w:tcPr/>
+          <w:p>
+            <w:pPr>
+              <w:pStyle w:val="Compact"/>
+              <w:jc w:val="left"/>
+            </w:pPr>
+            <w:r>
+              <w:rPr>
+                <w:sz w:val="16"/>
+              </w:rPr>
+              <w:t xml:space="preserve">Pembagian peran 5.5</w:t>
+            </w:r>
+          </w:p>
+        </w:tc>
+        <w:tc>
+          <w:tcPr/>
+          <w:p>
+            <w:pPr>
+              <w:pStyle w:val="Compact"/>
+              <w:jc w:val="left"/>
+            </w:pPr>
+            <w:r>
+              <w:rPr>
+                <w:sz w:val="16"/>
+              </w:rPr>
+              <w:t xml:space="preserve">[ISI]</w:t>
+            </w:r>
+          </w:p>
+        </w:tc>
+        <w:tc>
+          <w:tcPr/>
+          <w:p>
+            <w:pPr>
+              <w:pStyle w:val="Compact"/>
+              <w:jc w:val="left"/>
+            </w:pPr>
+            <w:r>
+              <w:rPr>
+                <w:sz w:val="16"/>
+              </w:rPr>
+              <w:t xml:space="preserve">DMP</w:t>
+            </w:r>
+          </w:p>
+        </w:tc>
+      </w:tr>
+      <w:tr>
+        <w:tc>
+          <w:tcPr/>
+          <w:p>
+            <w:pPr>
+              <w:pStyle w:val="Compact"/>
+              <w:jc w:val="left"/>
+            </w:pPr>
+            <w:r>
+              <w:rPr>
+                <w:sz w:val="16"/>
+              </w:rPr>
+              <w:t xml:space="preserve">18</w:t>
+            </w:r>
+          </w:p>
+        </w:tc>
+        <w:tc>
+          <w:tcPr/>
+          <w:p>
+            <w:pPr>
+              <w:pStyle w:val="Compact"/>
+              <w:jc w:val="left"/>
+            </w:pPr>
+            <w:r>
+              <w:rPr>
+                <w:sz w:val="16"/>
+              </w:rPr>
+              <w:t xml:space="preserve">Dashboard publikasi dan sitasi DMP (jika ada)</w:t>
+            </w:r>
+          </w:p>
+        </w:tc>
+        <w:tc>
+          <w:tcPr/>
+          <w:p>
+            <w:pPr>
+              <w:pStyle w:val="Compact"/>
+              <w:jc w:val="left"/>
+            </w:pPr>
+            <w:r>
+              <w:rPr>
+                <w:sz w:val="16"/>
+              </w:rPr>
+              <w:t xml:space="preserve">Menghindari duplikasi dengan P3 dan P12</w:t>
+            </w:r>
+          </w:p>
+        </w:tc>
+        <w:tc>
+          <w:tcPr/>
+          <w:p>
+            <w:pPr>
+              <w:pStyle w:val="Compact"/>
+              <w:jc w:val="left"/>
+            </w:pPr>
+            <w:r>
+              <w:rPr>
+                <w:sz w:val="16"/>
+              </w:rPr>
+              <w:t xml:space="preserve">[ISI]</w:t>
+            </w:r>
+          </w:p>
+        </w:tc>
+        <w:tc>
+          <w:tcPr/>
+          <w:p>
+            <w:pPr>
+              <w:pStyle w:val="Compact"/>
+              <w:jc w:val="left"/>
+            </w:pPr>
+            <w:r>
+              <w:rPr>
+                <w:sz w:val="16"/>
+              </w:rPr>
+              <w:t xml:space="preserve">DMP</w:t>
+            </w:r>
+          </w:p>
+        </w:tc>
+      </w:tr>
     </w:tbl>
-    <w:bookmarkEnd w:id="59"/>
-    <w:bookmarkStart w:id="60" w:name="Xefb7386b568e5cc155051a9c35867b0993a5153"/>
+    <w:bookmarkEnd w:id="60"/>
+    <w:bookmarkStart w:id="61" w:name="Xefb7386b568e5cc155051a9c35867b0993a5153"/>
     <w:p>
       <w:pPr>
         <w:pStyle w:val="Heading3"/>
@@ -24616,8 +27410,8 @@
         </w:tc>
       </w:tr>
     </w:tbl>
-    <w:bookmarkEnd w:id="60"/>
-    <w:bookmarkStart w:id="61" w:name="X07ceb47edd132e5bd15433b5f1048caf8b60d21"/>
+    <w:bookmarkEnd w:id="61"/>
+    <w:bookmarkStart w:id="62" w:name="X07ceb47edd132e5bd15433b5f1048caf8b60d21"/>
     <w:p>
       <w:pPr>
         <w:pStyle w:val="Heading3"/>
@@ -24683,7 +27477,7 @@
         <w:pStyle w:val="Compact"/>
       </w:pPr>
       <w:r>
-        <w:t xml:space="preserve">Baseline dan target usulan U1 sampai U6 (Bagian 4.3).</w:t>
+        <w:t xml:space="preserve">Baseline dan target usulan U1 sampai U10 (Bagian 4.3).</w:t>
       </w:r>
     </w:p>
     <w:p>
@@ -24743,7 +27537,7 @@
         <w:pStyle w:val="Compact"/>
       </w:pPr>
       <w:r>
-        <w:t xml:space="preserve">Jadwal dan biaya aktivitas usulan A1 sampai A10 (Bagian 6.5).</w:t>
+        <w:t xml:space="preserve">Jadwal dan biaya aktivitas usulan A1 sampai A14 (Bagian 6.5).</w:t>
       </w:r>
     </w:p>
     <w:p>
@@ -24758,8 +27552,20 @@
         <w:t xml:space="preserve">Jadwal Renstra GloRI 2026-2030 (Bagian 8.3).</w:t>
       </w:r>
     </w:p>
-    <w:bookmarkEnd w:id="61"/>
-    <w:bookmarkStart w:id="67" w:name="lampiran-d.-sumber-dan-verifikasi"/>
+    <w:p>
+      <w:pPr>
+        <w:numPr>
+          <w:ilvl w:val="0"/>
+          <w:numId w:val="1006"/>
+        </w:numPr>
+        <w:pStyle w:val="Compact"/>
+      </w:pPr>
+      <w:r>
+        <w:t xml:space="preserve">Tugas dan fungsi DMP serta ada tidaknya dashboard publikasi DMP (Bagian 5.5 dan Lampiran A).</w:t>
+      </w:r>
+    </w:p>
+    <w:bookmarkEnd w:id="62"/>
+    <w:bookmarkStart w:id="68" w:name="lampiran-d.-sumber-dan-verifikasi"/>
     <w:p>
       <w:pPr>
         <w:pStyle w:val="Heading3"/>
@@ -24846,7 +27652,7 @@
               <w:pStyle w:val="Compact"/>
               <w:jc w:val="left"/>
             </w:pPr>
-            <w:hyperlink r:id="rId62">
+            <w:hyperlink r:id="rId63">
               <w:r>
                 <w:rPr>
                   <w:rStyle w:val="Hyperlink"/>
@@ -24895,7 +27701,7 @@
               <w:pStyle w:val="Compact"/>
               <w:jc w:val="left"/>
             </w:pPr>
-            <w:hyperlink r:id="rId63">
+            <w:hyperlink r:id="rId64">
               <w:r>
                 <w:rPr>
                   <w:rStyle w:val="Hyperlink"/>
@@ -24944,7 +27750,7 @@
               <w:pStyle w:val="Compact"/>
               <w:jc w:val="left"/>
             </w:pPr>
-            <w:hyperlink r:id="rId64">
+            <w:hyperlink r:id="rId65">
               <w:r>
                 <w:rPr>
                   <w:rStyle w:val="Hyperlink"/>
@@ -24993,7 +27799,7 @@
               <w:pStyle w:val="Compact"/>
               <w:jc w:val="left"/>
             </w:pPr>
-            <w:hyperlink r:id="rId65">
+            <w:hyperlink r:id="rId66">
               <w:r>
                 <w:rPr>
                   <w:rStyle w:val="Hyperlink"/>
@@ -25042,7 +27848,7 @@
               <w:pStyle w:val="Compact"/>
               <w:jc w:val="left"/>
             </w:pPr>
-            <w:hyperlink r:id="rId66">
+            <w:hyperlink r:id="rId67">
               <w:r>
                 <w:rPr>
                   <w:rStyle w:val="Hyperlink"/>
@@ -25131,9 +27937,9 @@
         </w:tc>
       </w:tr>
     </w:tbl>
-    <w:bookmarkEnd w:id="67"/>
     <w:bookmarkEnd w:id="68"/>
     <w:bookmarkEnd w:id="69"/>
+    <w:bookmarkEnd w:id="70"/>
     <w:sectPr>
       <w:pgSz w:orient="landscape" w:w="16838" w:h="11906"/>
       <w:pgMar w:left="850" w:right="850"/>

--- a/Draft_Arah_Strategis_GloRI_QS_WUR.docx
+++ b/Draft_Arah_Strategis_GloRI_QS_WUR.docx
@@ -21383,7 +21383,7 @@
               <w:rPr>
                 <w:sz w:val="16"/>
               </w:rPr>
-              <w:t xml:space="preserve">Baseline U1 sampai U4</w:t>
+              <w:t xml:space="preserve">Baseline U1 sampai U4, U7</w:t>
             </w:r>
           </w:p>
         </w:tc>
@@ -21413,7 +21413,7 @@
               <w:rPr>
                 <w:sz w:val="16"/>
               </w:rPr>
-              <w:t xml:space="preserve">Perpustakaan</w:t>
+              <w:t xml:space="preserve">DMP</w:t>
             </w:r>
           </w:p>
         </w:tc>

--- a/Draft_Arah_Strategis_GloRI_QS_WUR.docx
+++ b/Draft_Arah_Strategis_GloRI_QS_WUR.docx
@@ -461,25 +461,7 @@
         <w:t xml:space="preserve"> </w:t>
       </w:r>
       <w:r>
-        <w:t xml:space="preserve">dokumen ini memakai nama</w:t>
-      </w:r>
-      <w:r>
-        <w:t xml:space="preserve"> </w:t>
-      </w:r>
-      <w:r>
-        <w:t xml:space="preserve">“</w:t>
-      </w:r>
-      <w:r>
-        <w:t xml:space="preserve">DMP</w:t>
-      </w:r>
-      <w:r>
-        <w:t xml:space="preserve">”</w:t>
-      </w:r>
-      <w:r>
-        <w:t xml:space="preserve"> </w:t>
-      </w:r>
-      <w:r>
-        <w:t xml:space="preserve">(Direktorat Manajemen Publikasi). Pencarian hanya menemukan Pusat Manajemen Publikasi (PMC) dengan fungsi pembinaan publikasi dan jurnal; apakah DMP adalah PMC yang sudah diubah namanya belum dapat dipastikan. [ISI: tugas dan fungsi DMP]</w:t>
+        <w:t xml:space="preserve">Direktorat Manajemen Publikasi, yang pada 2026 berubah status dari Pusat Manajemen Publikasi (PMC) menjadi direktorat (konfirmasi dari pimpinan GloRI). Fungsi PMC yang diketahui dari peraturan organisasi 2023 meliputi pembinaan publikasi dan jurnal internal serta pelatihan penulisan. Tugas dan fungsi DMP setelah menjadi direktorat belum diperoleh dan mungkin lebih luas. [ISI: tugas dan fungsi DMP terbaru]</w:t>
       </w:r>
     </w:p>
     <w:bookmarkEnd w:id="20"/>
@@ -665,7 +647,7 @@
         <w:t xml:space="preserve"> </w:t>
       </w:r>
       <w:r>
-        <w:t xml:space="preserve">dataset publikasi, audit afiliasi Scopus, dan pelatihan penulisan umum sebaiknya dimiliki DMP. GloRI memakai data itu dan memiliki klausul afiliasi di kontrak mitra, penandaan acknowledgment, serta engagement dengan akademisi. Program P3, P5, dan P12 berisiko tumpang tindih dengan DMP. [ISI: konfirmasi mandat DMP]</w:t>
+        <w:t xml:space="preserve">dataset publikasi, audit afiliasi Scopus, dan pelatihan penulisan umum sebaiknya dimiliki DMP. GloRI memakai data itu dan memiliki klausul afiliasi di kontrak mitra, penandaan acknowledgment, serta engagement dengan akademisi. Program P3, P5, dan P12 berisiko tumpang tindih dengan DMP. [ISI: tugas dan fungsi DMP terbaru]</w:t>
       </w:r>
     </w:p>
     <w:p>
@@ -11757,7 +11739,7 @@
         <w:pStyle w:val="FirstParagraph"/>
       </w:pPr>
       <w:r>
-        <w:t xml:space="preserve">Pembagian ini adalah usulan; mandat DMP belum dikonfirmasi. [ISI: tugas dan fungsi DMP] Prinsipnya: satu pemilik untuk setiap data, GloRI memakai data DMP dan tidak membangun yang sama.</w:t>
+        <w:t xml:space="preserve">Pembagian ini adalah usulan. DMP adalah PMC yang berubah menjadi direktorat pada 2026, dan fungsi PMC sebelumnya (pembinaan publikasi, jurnal internal, pelatihan penulisan) menjadi dasar anggapan di bawah. Tugas dan fungsi DMP yang terbaru belum diperoleh, sehingga pembagian perlu dicocokkan dengannya. [ISI: tugas dan fungsi DMP terbaru] Prinsipnya: satu pemilik untuk setiap data, GloRI memakai data DMP dan tidak membangun yang sama.</w:t>
       </w:r>
     </w:p>
     <w:tbl>
@@ -20075,7 +20057,7 @@
               <w:rPr>
                 <w:sz w:val="16"/>
               </w:rPr>
-              <w:t xml:space="preserve">Menetapkan pembagian peran GloRI dan DMP (5.5) dan mengonfirmasi mandat DMP</w:t>
+              <w:t xml:space="preserve">Menetapkan pembagian peran GloRI dan DMP (5.5) dengan mencocokkannya pada tugas dan fungsi DMP terbaru</w:t>
             </w:r>
           </w:p>
         </w:tc>
@@ -21753,7 +21735,7 @@
               <w:rPr>
                 <w:sz w:val="16"/>
               </w:rPr>
-              <w:t xml:space="preserve">Tugas dan fungsi DMP (dan PMC jika berbeda)</w:t>
+              <w:t xml:space="preserve">Tugas dan fungsi DMP terbaru (setelah perubahan dari PMC menjadi direktorat pada 2026)</w:t>
             </w:r>
           </w:p>
         </w:tc>

--- a/Draft_Arah_Strategis_GloRI_QS_WUR.docx
+++ b/Draft_Arah_Strategis_GloRI_QS_WUR.docx
@@ -71,7 +71,7 @@
                 <w:b/>
                 <w:sz w:val="16"/>
               </w:rPr>
-              <w:t xml:space="preserve">DRAFT 0.3 untuk pembahasan dengan Direktur Eksekutif GloRI</w:t>
+              <w:t xml:space="preserve">DRAFT 0.4 untuk pembahasan dengan Direktur Eksekutif GloRI</w:t>
             </w:r>
             <w:r>
               <w:rPr>
@@ -242,22 +242,22 @@
               <w:rPr>
                 <w:sz w:val="16"/>
               </w:rPr>
-              <w:t xml:space="preserve">Perubahan dari 0.2</w:t>
-            </w:r>
-          </w:p>
-        </w:tc>
-        <w:tc>
-          <w:tcPr/>
-          <w:p>
-            <w:pPr>
-              <w:pStyle w:val="Compact"/>
-              <w:jc w:val="left"/>
-            </w:pPr>
-            <w:r>
-              <w:rPr>
-                <w:sz w:val="16"/>
-              </w:rPr>
-              <w:t xml:space="preserve">Seluruh angka anggaran dan kegiatan disesuaikan dengan cascading 2027 v2 (pagu Rp1 miliar); pemetaan program ke lima KPI dimasukkan (3.3); ketidakkonsistenan data diperbarui (3.5); distribusi anggaran ke KPI dan QS (4.4); temuan evaluasi diperbarui (6.4); opsi prioritisasi dengan pagu Rp1 miliar ditambahkan (6.7)</w:t>
+              <w:t xml:space="preserve">Perubahan dari 0.3</w:t>
+            </w:r>
+          </w:p>
+        </w:tc>
+        <w:tc>
+          <w:tcPr/>
+          <w:p>
+            <w:pPr>
+              <w:pStyle w:val="Compact"/>
+              <w:jc w:val="left"/>
+            </w:pPr>
+            <w:r>
+              <w:rPr>
+                <w:sz w:val="16"/>
+              </w:rPr>
+              <w:t xml:space="preserve">Angka resmi GloRI 2027 dimasukkan: 8 konsorsium, 20 joint publication, 3 fellow; konsekuensinya pada target, kegiatan, dan formula diperbarui (3.5, 6.1, 6.3, 6.4, 6.7)</w:t>
             </w:r>
           </w:p>
         </w:tc>
@@ -623,7 +623,7 @@
         <w:t xml:space="preserve"> </w:t>
       </w:r>
       <w:r>
-        <w:t xml:space="preserve">Target dana eksternal Rp60 miliar kini berarti leverage 60 kali (sebelumnya 20 kali). Anggaran fellow hanya cukup untuk sekitar 3 fellow, sementara kegiatan P4 masih menyebut 10 orang dan KPI Malino menyebut 20 sampai 30.</w:t>
+        <w:t xml:space="preserve">Target dana eksternal Rp60 miliar kini berarti leverage 60 kali (sebelumnya 20 kali). Angka resmi fellow adalah 3, sedangkan kegiatan P4 di file cascading masih menyebut 10 orang dan KPI Malino menyebut 20 sampai 30.</w:t>
       </w:r>
     </w:p>
     <w:p>
@@ -645,7 +645,7 @@
         <w:t xml:space="preserve"> </w:t>
       </w:r>
       <w:r>
-        <w:t xml:space="preserve">Kontribusi GloRI terhadap target universitas: 8 dari 40 konsorsium (20%) dan sekitar 12 sampai 20 dari 500 joint publication (2,5% sampai 4%; angkanya belum final). Sisanya bergantung pada fakultas.</w:t>
+        <w:t xml:space="preserve">Angka resmi kontribusi GloRI: 8 dari 40 konsorsium (20%) dan 20 dari 500 joint publication (4,0%). Dengan 3 fellow dan 8 konsorsium, formula cascading sebelumnya (satu joint publication per konsorsium dan per fellow) hanya menghasilkan 11; angka 20 menuntut sekitar 2 joint publication per konsorsium atau sumber di luar kedua kelompok itu.</w:t>
       </w:r>
     </w:p>
     <w:p>
@@ -7840,7 +7840,7 @@
               <w:rPr>
                 <w:sz w:val="16"/>
               </w:rPr>
-              <w:t xml:space="preserve">Seluruh kegiatan diperkecil; target rasional fellow menjadi 3,3</w:t>
+              <w:t xml:space="preserve">Seluruh kegiatan diperkecil; angka resmi fellow 3</w:t>
             </w:r>
           </w:p>
         </w:tc>
@@ -7902,7 +7902,7 @@
               <w:rPr>
                 <w:sz w:val="16"/>
               </w:rPr>
-              <w:t xml:space="preserve">Tetap satu kegiatan (4 coaching clinic); target rasional publikasi menjadi 12,3</w:t>
+              <w:t xml:space="preserve">Tetap satu kegiatan (4 coaching clinic); angka resmi joint publication 20</w:t>
             </w:r>
           </w:p>
         </w:tc>
@@ -8686,37 +8686,37 @@
               <w:rPr>
                 <w:sz w:val="16"/>
               </w:rPr>
-              <w:t xml:space="preserve">Kontribusi konsorsium GloRI: 8 (Raker 2-4 Oktober 2026, Summary) versus 9 (Dasar_Target dan target rasional P6)</w:t>
-            </w:r>
-          </w:p>
-        </w:tc>
-        <w:tc>
-          <w:tcPr/>
-          <w:p>
-            <w:pPr>
-              <w:pStyle w:val="Compact"/>
-              <w:jc w:val="left"/>
-            </w:pPr>
-            <w:r>
-              <w:rPr>
-                <w:sz w:val="16"/>
-              </w:rPr>
-              <w:t xml:space="preserve">Selisih satu konsorsium</w:t>
-            </w:r>
-          </w:p>
-        </w:tc>
-        <w:tc>
-          <w:tcPr/>
-          <w:p>
-            <w:pPr>
-              <w:pStyle w:val="Compact"/>
-              <w:jc w:val="left"/>
-            </w:pPr>
-            <w:r>
-              <w:rPr>
-                <w:sz w:val="16"/>
-              </w:rPr>
-              <w:t xml:space="preserve">[ISI: angka resmi dan daftar konsorsium]</w:t>
+              <w:t xml:space="preserve">Konsorsium: angka resmi 8; Dasar_Target dan target rasional P6 masih 9</w:t>
+            </w:r>
+          </w:p>
+        </w:tc>
+        <w:tc>
+          <w:tcPr/>
+          <w:p>
+            <w:pPr>
+              <w:pStyle w:val="Compact"/>
+              <w:jc w:val="left"/>
+            </w:pPr>
+            <w:r>
+              <w:rPr>
+                <w:sz w:val="16"/>
+              </w:rPr>
+              <w:t xml:space="preserve">Selisih satu konsorsium di file</w:t>
+            </w:r>
+          </w:p>
+        </w:tc>
+        <w:tc>
+          <w:tcPr/>
+          <w:p>
+            <w:pPr>
+              <w:pStyle w:val="Compact"/>
+              <w:jc w:val="left"/>
+            </w:pPr>
+            <w:r>
+              <w:rPr>
+                <w:sz w:val="16"/>
+              </w:rPr>
+              <w:t xml:space="preserve">Sesuaikan Dasar_Target dan P6 menjadi 8</w:t>
             </w:r>
           </w:p>
         </w:tc>
@@ -8748,37 +8748,37 @@
               <w:rPr>
                 <w:sz w:val="16"/>
               </w:rPr>
-              <w:t xml:space="preserve">Kontribusi joint publication GloRI: 12,3 (Dasar_Target), 18 sampai 20 (Raker), dan 40 paper disubmit (kegiatan P5); Summary menyatakan belum final</w:t>
-            </w:r>
-          </w:p>
-        </w:tc>
-        <w:tc>
-          <w:tcPr/>
-          <w:p>
-            <w:pPr>
-              <w:pStyle w:val="Compact"/>
-              <w:jc w:val="left"/>
-            </w:pPr>
-            <w:r>
-              <w:rPr>
-                <w:sz w:val="16"/>
-              </w:rPr>
-              <w:t xml:space="preserve">Tiga angka berbeda untuk satu indikator</w:t>
-            </w:r>
-          </w:p>
-        </w:tc>
-        <w:tc>
-          <w:tcPr/>
-          <w:p>
-            <w:pPr>
-              <w:pStyle w:val="Compact"/>
-              <w:jc w:val="left"/>
-            </w:pPr>
-            <w:r>
-              <w:rPr>
-                <w:sz w:val="16"/>
-              </w:rPr>
-              <w:t xml:space="preserve">[ISI: satu angka resmi dan definisi: submit atau terbit]</w:t>
+              <w:t xml:space="preserve">Joint publication: angka resmi 20; Dasar_Target menghitung 12,3 dan kegiatan P5 menargetkan 40 paper disubmit; definisi 20 (disubmit atau terbit) belum ditetapkan</w:t>
+            </w:r>
+          </w:p>
+        </w:tc>
+        <w:tc>
+          <w:tcPr/>
+          <w:p>
+            <w:pPr>
+              <w:pStyle w:val="Compact"/>
+              <w:jc w:val="left"/>
+            </w:pPr>
+            <w:r>
+              <w:rPr>
+                <w:sz w:val="16"/>
+              </w:rPr>
+              <w:t xml:space="preserve">Dengan 3 fellow dan 8 konsorsium, formula satu publikasi per unit hanya menghasilkan 11</w:t>
+            </w:r>
+          </w:p>
+        </w:tc>
+        <w:tc>
+          <w:tcPr/>
+          <w:p>
+            <w:pPr>
+              <w:pStyle w:val="Compact"/>
+              <w:jc w:val="left"/>
+            </w:pPr>
+            <w:r>
+              <w:rPr>
+                <w:sz w:val="16"/>
+              </w:rPr>
+              <w:t xml:space="preserve">Sesuaikan formula; [ISI: definisi 20]</w:t>
             </w:r>
           </w:p>
         </w:tc>
@@ -8810,7 +8810,7 @@
               <w:rPr>
                 <w:sz w:val="16"/>
               </w:rPr>
-              <w:t xml:space="preserve">Fellow: target rasional 3,3 (kapasitas anggaran), kegiatan P4 menyebut</w:t>
+              <w:t xml:space="preserve">Fellow: angka resmi 3; kegiatan P4 masih menyebut</w:t>
             </w:r>
             <w:r>
               <w:rPr>
@@ -8846,37 +8846,37 @@
               <w:rPr>
                 <w:sz w:val="16"/>
               </w:rPr>
-              <w:t xml:space="preserve">dengan Rp100 juta, KPI Malino 20 sampai 30</w:t>
-            </w:r>
-          </w:p>
-        </w:tc>
-        <w:tc>
-          <w:tcPr/>
-          <w:p>
-            <w:pPr>
-              <w:pStyle w:val="Compact"/>
-              <w:jc w:val="left"/>
-            </w:pPr>
-            <w:r>
-              <w:rPr>
-                <w:sz w:val="16"/>
-              </w:rPr>
-              <w:t xml:space="preserve">Anggaran Rp10 juta per orang tidak cukup untuk tiket, akomodasi, dan honor; kapasitas anggaran 0,17 dari minimum Malino</w:t>
-            </w:r>
-          </w:p>
-        </w:tc>
-        <w:tc>
-          <w:tcPr/>
-          <w:p>
-            <w:pPr>
-              <w:pStyle w:val="Compact"/>
-              <w:jc w:val="left"/>
-            </w:pPr>
-            <w:r>
-              <w:rPr>
-                <w:sz w:val="16"/>
-              </w:rPr>
-              <w:t xml:space="preserve">[ISI: jumlah fellow yang akan dibiayai]</w:t>
+              <w:t xml:space="preserve">dengan Rp100 juta; Dasar_Target 3,33; KPI Malino 20 sampai 30</w:t>
+            </w:r>
+          </w:p>
+        </w:tc>
+        <w:tc>
+          <w:tcPr/>
+          <w:p>
+            <w:pPr>
+              <w:pStyle w:val="Compact"/>
+              <w:jc w:val="left"/>
+            </w:pPr>
+            <w:r>
+              <w:rPr>
+                <w:sz w:val="16"/>
+              </w:rPr>
+              <w:t xml:space="preserve">Teks kegiatan tidak sesuai angka resmi; Rp150 juta untuk 3 fellow berarti sekitar Rp50 juta per fellow</w:t>
+            </w:r>
+          </w:p>
+        </w:tc>
+        <w:tc>
+          <w:tcPr/>
+          <w:p>
+            <w:pPr>
+              <w:pStyle w:val="Compact"/>
+              <w:jc w:val="left"/>
+            </w:pPr>
+            <w:r>
+              <w:rPr>
+                <w:sz w:val="16"/>
+              </w:rPr>
+              <w:t xml:space="preserve">Ubah kegiatan menjadi 3 fellow; [ISI: apakah KPI Malino 20 sampai 30 dicabut]</w:t>
             </w:r>
           </w:p>
         </w:tc>
@@ -8908,7 +8908,7 @@
               <w:rPr>
                 <w:sz w:val="16"/>
               </w:rPr>
-              <w:t xml:space="preserve">Target rasional berupa pecahan (3,3 fellow; 12,3 publikasi)</w:t>
+              <w:t xml:space="preserve">Target rasional pada file berupa pecahan (3,3 fellow; 12,3 publikasi)</w:t>
             </w:r>
           </w:p>
         </w:tc>
@@ -8938,7 +8938,7 @@
               <w:rPr>
                 <w:sz w:val="16"/>
               </w:rPr>
-              <w:t xml:space="preserve">Bulatkan dan sebutkan dasarnya</w:t>
+              <w:t xml:space="preserve">Gunakan angka resmi 3 dan 20</w:t>
             </w:r>
           </w:p>
         </w:tc>
@@ -16552,7 +16552,7 @@
               <w:rPr>
                 <w:sz w:val="16"/>
               </w:rPr>
-              <w:t xml:space="preserve">3,3 fellow (kegiatan menyebut 10)</w:t>
+              <w:t xml:space="preserve">3 fellow (angka resmi)</w:t>
             </w:r>
           </w:p>
         </w:tc>
@@ -16704,7 +16704,7 @@
               <w:rPr>
                 <w:sz w:val="16"/>
               </w:rPr>
-              <w:t xml:space="preserve">12,3 joint publication Q1/Q2 (belum final)</w:t>
+              <w:t xml:space="preserve">20 joint publication (angka resmi; definisi disubmit atau terbit [ISI])</w:t>
             </w:r>
           </w:p>
         </w:tc>
@@ -16856,7 +16856,7 @@
               <w:rPr>
                 <w:sz w:val="16"/>
               </w:rPr>
-              <w:t xml:space="preserve">9 konsorsium (8 menurut Raker)</w:t>
+              <w:t xml:space="preserve">8 konsorsium (angka resmi)</w:t>
             </w:r>
           </w:p>
         </w:tc>
@@ -19163,22 +19163,22 @@
               <w:rPr>
                 <w:sz w:val="16"/>
               </w:rPr>
-              <w:t xml:space="preserve">8 (Raker) atau 9 (Dasar_Target)</w:t>
-            </w:r>
-          </w:p>
-        </w:tc>
-        <w:tc>
-          <w:tcPr/>
-          <w:p>
-            <w:pPr>
-              <w:pStyle w:val="Compact"/>
-              <w:jc w:val="left"/>
-            </w:pPr>
-            <w:r>
-              <w:rPr>
-                <w:sz w:val="16"/>
-              </w:rPr>
-              <w:t xml:space="preserve">20,0% atau 22,5%</w:t>
+              <w:t xml:space="preserve">8 (angka resmi)</w:t>
+            </w:r>
+          </w:p>
+        </w:tc>
+        <w:tc>
+          <w:tcPr/>
+          <w:p>
+            <w:pPr>
+              <w:pStyle w:val="Compact"/>
+              <w:jc w:val="left"/>
+            </w:pPr>
+            <w:r>
+              <w:rPr>
+                <w:sz w:val="16"/>
+              </w:rPr>
+              <w:t xml:space="preserve">20,0%</w:t>
             </w:r>
           </w:p>
         </w:tc>
@@ -19240,37 +19240,37 @@
               <w:rPr>
                 <w:sz w:val="16"/>
               </w:rPr>
-              <w:t xml:space="preserve">12,3 (Dasar_Target), 18 sampai 20 (Raker), atau 40 disubmit (P5)</w:t>
-            </w:r>
-          </w:p>
-        </w:tc>
-        <w:tc>
-          <w:tcPr/>
-          <w:p>
-            <w:pPr>
-              <w:pStyle w:val="Compact"/>
-              <w:jc w:val="left"/>
-            </w:pPr>
-            <w:r>
-              <w:rPr>
-                <w:sz w:val="16"/>
-              </w:rPr>
-              <w:t xml:space="preserve">2,5%; 3,6% sampai 4,0%; 8,0%</w:t>
-            </w:r>
-          </w:p>
-        </w:tc>
-        <w:tc>
-          <w:tcPr/>
-          <w:p>
-            <w:pPr>
-              <w:pStyle w:val="Compact"/>
-              <w:jc w:val="left"/>
-            </w:pPr>
-            <w:r>
-              <w:rPr>
-                <w:sz w:val="16"/>
-              </w:rPr>
-              <w:t xml:space="preserve">Belum final; pilih satu angka dan definisi</w:t>
+              <w:t xml:space="preserve">20 (angka resmi)</w:t>
+            </w:r>
+          </w:p>
+        </w:tc>
+        <w:tc>
+          <w:tcPr/>
+          <w:p>
+            <w:pPr>
+              <w:pStyle w:val="Compact"/>
+              <w:jc w:val="left"/>
+            </w:pPr>
+            <w:r>
+              <w:rPr>
+                <w:sz w:val="16"/>
+              </w:rPr>
+              <w:t xml:space="preserve">4,0%</w:t>
+            </w:r>
+          </w:p>
+        </w:tc>
+        <w:tc>
+          <w:tcPr/>
+          <w:p>
+            <w:pPr>
+              <w:pStyle w:val="Compact"/>
+              <w:jc w:val="left"/>
+            </w:pPr>
+            <w:r>
+              <w:rPr>
+                <w:sz w:val="16"/>
+              </w:rPr>
+              <w:t xml:space="preserve">Definisi 20 (disubmit atau terbit) belum ditetapkan; kegiatan P5 menargetkan 40 paper disubmit</w:t>
             </w:r>
           </w:p>
         </w:tc>
@@ -19823,37 +19823,37 @@
               <w:rPr>
                 <w:sz w:val="16"/>
               </w:rPr>
-              <w:t xml:space="preserve">Anggaran Rp150 juta hanya membiayai sekitar 3 fellow, sedangkan kegiatan menyebut 10 orang dengan Rp100 juta (Rp10 juta per orang); KPI Malino 20 sampai 30. Output (fellow asing) berbeda dengan indikator 4.1.1 (persen dosen Unhas)</w:t>
-            </w:r>
-          </w:p>
-        </w:tc>
-        <w:tc>
-          <w:tcPr/>
-          <w:p>
-            <w:pPr>
-              <w:pStyle w:val="Compact"/>
-              <w:jc w:val="left"/>
-            </w:pPr>
-            <w:r>
-              <w:rPr>
-                <w:sz w:val="16"/>
-              </w:rPr>
-              <w:t xml:space="preserve">Memburuk</w:t>
-            </w:r>
-          </w:p>
-        </w:tc>
-        <w:tc>
-          <w:tcPr/>
-          <w:p>
-            <w:pPr>
-              <w:pStyle w:val="Compact"/>
-              <w:jc w:val="left"/>
-            </w:pPr>
-            <w:r>
-              <w:rPr>
-                <w:sz w:val="16"/>
-              </w:rPr>
-              <w:t xml:space="preserve">Pilih jumlah fellow yang realistis, pasangkan dengan dosen Unhas, dan hitung persen dosen yang terlibat; [ISI: keputusan]</w:t>
+              <w:t xml:space="preserve">Angka resmi 3 fellow sesuai kapasitas anggaran (Rp150 juta, sekitar Rp50 juta per fellow), tetapi kegiatan P4 masih menyebut 10 orang dengan Rp100 juta; KPI Malino 20 sampai 30. Output (fellow asing) berbeda dengan indikator 4.1.1 (persen dosen Unhas)</w:t>
+            </w:r>
+          </w:p>
+        </w:tc>
+        <w:tc>
+          <w:tcPr/>
+          <w:p>
+            <w:pPr>
+              <w:pStyle w:val="Compact"/>
+              <w:jc w:val="left"/>
+            </w:pPr>
+            <w:r>
+              <w:rPr>
+                <w:sz w:val="16"/>
+              </w:rPr>
+              <w:t xml:space="preserve">Sebagian: angka diputuskan, kegiatan belum disesuaikan</w:t>
+            </w:r>
+          </w:p>
+        </w:tc>
+        <w:tc>
+          <w:tcPr/>
+          <w:p>
+            <w:pPr>
+              <w:pStyle w:val="Compact"/>
+              <w:jc w:val="left"/>
+            </w:pPr>
+            <w:r>
+              <w:rPr>
+                <w:sz w:val="16"/>
+              </w:rPr>
+              <w:t xml:space="preserve">Ubah kegiatan menjadi 3 fellow, pasangkan dengan dosen Unhas, dan hitung persen dosen yang terlibat</w:t>
             </w:r>
           </w:p>
         </w:tc>
@@ -19900,37 +19900,37 @@
               <w:rPr>
                 <w:sz w:val="16"/>
               </w:rPr>
-              <w:t xml:space="preserve">Satu butir Rp83 juta untuk 4 coaching clinic dan 40 paper disubmit, tanpa rincian atau kriteria mutu; target rasional publikasi 12,3 berbeda dengan 18 sampai 20 (Raker)</w:t>
-            </w:r>
-          </w:p>
-        </w:tc>
-        <w:tc>
-          <w:tcPr/>
-          <w:p>
-            <w:pPr>
-              <w:pStyle w:val="Compact"/>
-              <w:jc w:val="left"/>
-            </w:pPr>
-            <w:r>
-              <w:rPr>
-                <w:sz w:val="16"/>
-              </w:rPr>
-              <w:t xml:space="preserve">Belum</w:t>
-            </w:r>
-          </w:p>
-        </w:tc>
-        <w:tc>
-          <w:tcPr/>
-          <w:p>
-            <w:pPr>
-              <w:pStyle w:val="Compact"/>
-              <w:jc w:val="left"/>
-            </w:pPr>
-            <w:r>
-              <w:rPr>
-                <w:sz w:val="16"/>
-              </w:rPr>
-              <w:t xml:space="preserve">Rinci per klinik, tetapkan kriteria jurnal sasaran, satukan angka (3.5, no 3); hubungkan dengan U1 dan U2; koordinasikan dengan pelatihan penulisan DMP</w:t>
+              <w:t xml:space="preserve">Satu butir Rp83 juta untuk 4 coaching clinic dan 40 paper disubmit, tanpa rincian atau kriteria mutu; angka resmi 20 joint publication belum punya definisi (disubmit atau terbit) dan tidak sesuai dengan formula Dasar_Target (3 fellow + 8 konsorsium x 1 = 11)</w:t>
+            </w:r>
+          </w:p>
+        </w:tc>
+        <w:tc>
+          <w:tcPr/>
+          <w:p>
+            <w:pPr>
+              <w:pStyle w:val="Compact"/>
+              <w:jc w:val="left"/>
+            </w:pPr>
+            <w:r>
+              <w:rPr>
+                <w:sz w:val="16"/>
+              </w:rPr>
+              <w:t xml:space="preserve">Sebagian: angka diputuskan, definisi dan formula belum</w:t>
+            </w:r>
+          </w:p>
+        </w:tc>
+        <w:tc>
+          <w:tcPr/>
+          <w:p>
+            <w:pPr>
+              <w:pStyle w:val="Compact"/>
+              <w:jc w:val="left"/>
+            </w:pPr>
+            <w:r>
+              <w:rPr>
+                <w:sz w:val="16"/>
+              </w:rPr>
+              <w:t xml:space="preserve">Tetapkan definisi 20; rinci per klinik dan kriteria mutu; sesuaikan formula (butuh sekitar 2 joint publication per konsorsium atau sumber lain); hubungkan dengan U1 dan U2; koordinasikan dengan DMP</w:t>
             </w:r>
           </w:p>
         </w:tc>
@@ -20131,37 +20131,37 @@
               <w:rPr>
                 <w:sz w:val="16"/>
               </w:rPr>
-              <w:t xml:space="preserve">Target 9 konsorsium versus 8 menurut Raker; sebagian pusat belum resmi (Sustainability Institute: MoU masih negosiasi); simposium Rp60 juta adalah 72% anggaran P6</w:t>
-            </w:r>
-          </w:p>
-        </w:tc>
-        <w:tc>
-          <w:tcPr/>
-          <w:p>
-            <w:pPr>
-              <w:pStyle w:val="Compact"/>
-              <w:jc w:val="left"/>
-            </w:pPr>
-            <w:r>
-              <w:rPr>
-                <w:sz w:val="16"/>
-              </w:rPr>
-              <w:t xml:space="preserve">Belum</w:t>
-            </w:r>
-          </w:p>
-        </w:tc>
-        <w:tc>
-          <w:tcPr/>
-          <w:p>
-            <w:pPr>
-              <w:pStyle w:val="Compact"/>
-              <w:jc w:val="left"/>
-            </w:pPr>
-            <w:r>
-              <w:rPr>
-                <w:sz w:val="16"/>
-              </w:rPr>
-              <w:t xml:space="preserve">[ISI: status tiap pusat dan konsorsium resmi]</w:t>
+              <w:t xml:space="preserve">Angka resmi 8 konsorsium (file masih 9); sebagian pusat belum resmi (Sustainability Institute: MoU masih negosiasi); simposium Rp60 juta adalah 72% anggaran P6</w:t>
+            </w:r>
+          </w:p>
+        </w:tc>
+        <w:tc>
+          <w:tcPr/>
+          <w:p>
+            <w:pPr>
+              <w:pStyle w:val="Compact"/>
+              <w:jc w:val="left"/>
+            </w:pPr>
+            <w:r>
+              <w:rPr>
+                <w:sz w:val="16"/>
+              </w:rPr>
+              <w:t xml:space="preserve">Sebagian</w:t>
+            </w:r>
+          </w:p>
+        </w:tc>
+        <w:tc>
+          <w:tcPr/>
+          <w:p>
+            <w:pPr>
+              <w:pStyle w:val="Compact"/>
+              <w:jc w:val="left"/>
+            </w:pPr>
+            <w:r>
+              <w:rPr>
+                <w:sz w:val="16"/>
+              </w:rPr>
+              <w:t xml:space="preserve">Sesuaikan file menjadi 8; [ISI: daftar 8 konsorsium dan status tiap pusat]</w:t>
             </w:r>
           </w:p>
         </w:tc>
@@ -23115,22 +23115,22 @@
               <w:rPr>
                 <w:sz w:val="16"/>
               </w:rPr>
-              <w:t xml:space="preserve">Hanya cukup sekitar 3 fellow; output tidak sama dengan indikator</w:t>
-            </w:r>
-          </w:p>
-        </w:tc>
-        <w:tc>
-          <w:tcPr/>
-          <w:p>
-            <w:pPr>
-              <w:pStyle w:val="Compact"/>
-              <w:jc w:val="left"/>
-            </w:pPr>
-            <w:r>
-              <w:rPr>
-                <w:sz w:val="16"/>
-              </w:rPr>
-              <w:t xml:space="preserve">Tetapkan jumlah realistis (3 sampai 4), pasangkan dengan dosen Unhas, atau gunakan fellowship daring</w:t>
+              <w:t xml:space="preserve">Angka resmi 3 fellow; kegiatan masih menyebut 10 orang; output tidak sama dengan indikator</w:t>
+            </w:r>
+          </w:p>
+        </w:tc>
+        <w:tc>
+          <w:tcPr/>
+          <w:p>
+            <w:pPr>
+              <w:pStyle w:val="Compact"/>
+              <w:jc w:val="left"/>
+            </w:pPr>
+            <w:r>
+              <w:rPr>
+                <w:sz w:val="16"/>
+              </w:rPr>
+              <w:t xml:space="preserve">Gunakan angka resmi 3 fellow, pasangkan dengan dosen Unhas, atau gunakan fellowship daring</w:t>
             </w:r>
           </w:p>
         </w:tc>
@@ -23825,7 +23825,7 @@
               <w:rPr>
                 <w:sz w:val="16"/>
               </w:rPr>
-              <w:t xml:space="preserve">4. Kontribusi langsung GloRI kecil terhadap target joint publication universitas (2,5% sampai 4%) dan belum final</w:t>
+              <w:t xml:space="preserve">4. Kontribusi langsung GloRI kecil terhadap target joint publication universitas (4,0%)</w:t>
             </w:r>
           </w:p>
         </w:tc>
@@ -24809,7 +24809,7 @@
               <w:rPr>
                 <w:sz w:val="16"/>
               </w:rPr>
-              <w:t xml:space="preserve">Mengonfirmasi pemetaan program ke KPI (3.3) dan memutuskan angka resmi joint publication, konsorsium, dan fellow (3.5)</w:t>
+              <w:t xml:space="preserve">Mengonfirmasi pemetaan program ke KPI (3.3), menyesuaikan file cascading dengan angka resmi (8 konsorsium, 20 joint publication, 3 fellow), dan menetapkan definisi joint publication (disubmit atau terbit)</w:t>
             </w:r>
           </w:p>
         </w:tc>
@@ -31123,6 +31123,14 @@
         </w:tc>
       </w:tr>
     </w:tbl>
+    <w:p>
+      <w:pPr>
+        <w:pStyle w:val="BodyText"/>
+      </w:pPr>
+      <w:r>
+        <w:t xml:space="preserve">Catatan: teks kegiatan pada tabel di atas mengikuti file v2 dan belum disesuaikan dengan angka resmi: P4 (10 orang menjadi 3), P5 (40 paper disubmit; angka resmi 20), P6 (target rasional 9 menjadi 8).</w:t>
+      </w:r>
+    </w:p>
     <w:bookmarkEnd w:id="64"/>
     <w:bookmarkStart w:id="65" w:name="X07ceb47edd132e5bd15433b5f1048caf8b60d21"/>
     <w:p>
@@ -31178,7 +31186,7 @@
         <w:pStyle w:val="Compact"/>
       </w:pPr>
       <w:r>
-        <w:t xml:space="preserve">Tahun target konsorsium; angka resmi konsorsium (8 atau 9), joint publication (12, 18 sampai 20, atau 40), dan fellow (3 atau 10); satuan; kode Renstra (Bagian 3.5).</w:t>
+        <w:t xml:space="preserve">Tahun target konsorsium (2.3.2); definisi joint publication 20 (disubmit atau terbit); penyesuaian file cascading dengan angka resmi 8, 20, dan 3; satuan; kode Renstra (Bagian 3.5).</w:t>
       </w:r>
     </w:p>
     <w:p>
